--- a/HXR指令表双网口20260701.docx
+++ b/HXR指令表双网口20260701.docx
@@ -2808,8 +2808,6 @@
         </w:rPr>
         <w:t>1176</w:t>
       </w:r>
-      <w:bookmarkStart w:id="4" w:name="_GoBack"/>
-      <w:bookmarkEnd w:id="4"/>
       <w:r>
         <w:rPr>
           <w:rFonts w:hint="eastAsia" w:ascii="Times New Roman" w:hAnsi="Times New Roman" w:cs="Times New Roman"/>
@@ -2857,6 +2855,12 @@
             <w:insideH w:val="single" w:color="auto" w:sz="4" w:space="0"/>
             <w:insideV w:val="single" w:color="auto" w:sz="4" w:space="0"/>
           </w:tblBorders>
+          <w:tblCellMar>
+            <w:top w:w="0" w:type="dxa"/>
+            <w:left w:w="108" w:type="dxa"/>
+            <w:bottom w:w="0" w:type="dxa"/>
+            <w:right w:w="108" w:type="dxa"/>
+          </w:tblCellMar>
         </w:tblPrEx>
         <w:trPr>
           <w:jc w:val="center"/>
@@ -3090,13 +3094,15 @@
                 <w:rFonts w:hint="eastAsia"/>
                 <w:lang w:val="en-US" w:eastAsia="zh-CN"/>
               </w:rPr>
-              <w:t>58</w:t>
-            </w:r>
-            <w:r>
-              <w:rPr>
-                <w:rFonts w:hint="eastAsia"/>
-              </w:rPr>
-              <w:t>4*16bit</w:t>
+              <w:t>580</w:t>
+            </w:r>
+            <w:bookmarkStart w:id="4" w:name="_GoBack"/>
+            <w:bookmarkEnd w:id="4"/>
+            <w:r>
+              <w:rPr>
+                <w:rFonts w:hint="eastAsia"/>
+              </w:rPr>
+              <w:t>*16bit</w:t>
             </w:r>
           </w:p>
         </w:tc>
@@ -4237,12 +4243,6 @@
             <w:insideH w:val="single" w:color="auto" w:sz="4" w:space="0"/>
             <w:insideV w:val="single" w:color="auto" w:sz="4" w:space="0"/>
           </w:tblBorders>
-          <w:tblCellMar>
-            <w:top w:w="0" w:type="dxa"/>
-            <w:left w:w="108" w:type="dxa"/>
-            <w:bottom w:w="0" w:type="dxa"/>
-            <w:right w:w="108" w:type="dxa"/>
-          </w:tblCellMar>
         </w:tblPrEx>
         <w:tc>
           <w:tcPr>
@@ -4589,12 +4589,6 @@
             <w:insideH w:val="single" w:color="auto" w:sz="4" w:space="0"/>
             <w:insideV w:val="single" w:color="auto" w:sz="4" w:space="0"/>
           </w:tblBorders>
-          <w:tblCellMar>
-            <w:top w:w="0" w:type="dxa"/>
-            <w:left w:w="108" w:type="dxa"/>
-            <w:bottom w:w="0" w:type="dxa"/>
-            <w:right w:w="108" w:type="dxa"/>
-          </w:tblCellMar>
         </w:tblPrEx>
         <w:tc>
           <w:tcPr>
@@ -4950,12 +4944,6 @@
             <w:insideH w:val="single" w:color="auto" w:sz="4" w:space="0"/>
             <w:insideV w:val="single" w:color="auto" w:sz="4" w:space="0"/>
           </w:tblBorders>
-          <w:tblCellMar>
-            <w:top w:w="0" w:type="dxa"/>
-            <w:left w:w="108" w:type="dxa"/>
-            <w:bottom w:w="0" w:type="dxa"/>
-            <w:right w:w="108" w:type="dxa"/>
-          </w:tblCellMar>
         </w:tblPrEx>
         <w:tc>
           <w:tcPr>

--- a/HXR指令表双网口20260701.docx
+++ b/HXR指令表双网口20260701.docx
@@ -1,40 +1,46 @@
 
 <file path=word/document.xml><?xml version="1.0" encoding="utf-8"?>
-<w:document xmlns:wpc="http://schemas.microsoft.com/office/word/2010/wordprocessingCanvas" xmlns:mc="http://schemas.openxmlformats.org/markup-compatibility/2006" xmlns:o="urn:schemas-microsoft-com:office:office" xmlns:r="http://schemas.openxmlformats.org/officeDocument/2006/relationships" xmlns:m="http://schemas.openxmlformats.org/officeDocument/2006/math" xmlns:v="urn:schemas-microsoft-com:vml" xmlns:wp14="http://schemas.microsoft.com/office/word/2010/wordprocessingDrawing" xmlns:wp="http://schemas.openxmlformats.org/drawingml/2006/wordprocessingDrawing" xmlns:w="http://schemas.openxmlformats.org/wordprocessingml/2006/main" xmlns:w14="http://schemas.microsoft.com/office/word/2010/wordml" xmlns:w10="urn:schemas-microsoft-com:office:word" xmlns:w15="http://schemas.microsoft.com/office/word/2012/wordml" xmlns:wpg="http://schemas.microsoft.com/office/word/2010/wordprocessingGroup" xmlns:wpi="http://schemas.microsoft.com/office/word/2010/wordprocessingInk" xmlns:wne="http://schemas.microsoft.com/office/word/2006/wordml" xmlns:wps="http://schemas.microsoft.com/office/word/2010/wordprocessingShape" xmlns:wpsCustomData="http://www.wps.cn/officeDocument/2013/wpsCustomData" mc:Ignorable="w14 w15 wp14">
+<w:document xmlns:wpc="http://schemas.microsoft.com/office/word/2010/wordprocessingCanvas" xmlns:cx="http://schemas.microsoft.com/office/drawing/2014/chartex" xmlns:cx1="http://schemas.microsoft.com/office/drawing/2015/9/8/chartex" xmlns:cx2="http://schemas.microsoft.com/office/drawing/2015/10/21/chartex" xmlns:cx3="http://schemas.microsoft.com/office/drawing/2016/5/9/chartex" xmlns:cx4="http://schemas.microsoft.com/office/drawing/2016/5/10/chartex" xmlns:cx5="http://schemas.microsoft.com/office/drawing/2016/5/11/chartex" xmlns:cx6="http://schemas.microsoft.com/office/drawing/2016/5/12/chartex" xmlns:cx7="http://schemas.microsoft.com/office/drawing/2016/5/13/chartex" xmlns:cx8="http://schemas.microsoft.com/office/drawing/2016/5/14/chartex" xmlns:mc="http://schemas.openxmlformats.org/markup-compatibility/2006" xmlns:aink="http://schemas.microsoft.com/office/drawing/2016/ink" xmlns:am3d="http://schemas.microsoft.com/office/drawing/2017/model3d" xmlns:o="urn:schemas-microsoft-com:office:office" xmlns:oel="http://schemas.microsoft.com/office/2019/extlst" xmlns:r="http://schemas.openxmlformats.org/officeDocument/2006/relationships" xmlns:m="http://schemas.openxmlformats.org/officeDocument/2006/math" xmlns:v="urn:schemas-microsoft-com:vml" xmlns:wp14="http://schemas.microsoft.com/office/word/2010/wordprocessingDrawing" xmlns:wp="http://schemas.openxmlformats.org/drawingml/2006/wordprocessingDrawing" xmlns:w10="urn:schemas-microsoft-com:office:word" xmlns:w="http://schemas.openxmlformats.org/wordprocessingml/2006/main" xmlns:w14="http://schemas.microsoft.com/office/word/2010/wordml" xmlns:w15="http://schemas.microsoft.com/office/word/2012/wordml" xmlns:w16cex="http://schemas.microsoft.com/office/word/2018/wordml/cex" xmlns:w16cid="http://schemas.microsoft.com/office/word/2016/wordml/cid" xmlns:w16="http://schemas.microsoft.com/office/word/2018/wordml" xmlns:w16du="http://schemas.microsoft.com/office/word/2023/wordml/word16du" xmlns:w16sdtdh="http://schemas.microsoft.com/office/word/2020/wordml/sdtdatahash" xmlns:w16sdtfl="http://schemas.microsoft.com/office/word/2024/wordml/sdtformatlock" xmlns:w16se="http://schemas.microsoft.com/office/word/2015/wordml/symex" xmlns:wpg="http://schemas.microsoft.com/office/word/2010/wordprocessingGroup" xmlns:wpi="http://schemas.microsoft.com/office/word/2010/wordprocessingInk" xmlns:wne="http://schemas.microsoft.com/office/word/2006/wordml" xmlns:wps="http://schemas.microsoft.com/office/word/2010/wordprocessingShape" mc:Ignorable="w14 w15 w16se w16cid w16 w16cex w16sdtdh w16sdtfl w16du wp14">
   <w:body>
     <w:p>
       <w:pPr>
+        <w:pStyle w:val="1"/>
+        <w:rPr>
+          <w:rFonts w:hint="eastAsia"/>
+        </w:rPr>
+      </w:pPr>
+      <w:r>
+        <w:rPr>
+          <w:rFonts w:hint="eastAsia"/>
+        </w:rPr>
+        <w:t>HXR</w:t>
+      </w:r>
+      <w:r>
+        <w:rPr>
+          <w:rFonts w:hint="eastAsia"/>
+        </w:rPr>
+        <w:t>数采指令集</w:t>
+      </w:r>
+    </w:p>
+    <w:p>
+      <w:pPr>
+        <w:ind w:firstLine="480"/>
+        <w:rPr>
+          <w:rFonts w:ascii="Times New Roman" w:hAnsi="Times New Roman" w:cs="Times New Roman"/>
+          <w:szCs w:val="24"/>
+        </w:rPr>
+      </w:pPr>
+      <w:r>
+        <w:rPr>
+          <w:rFonts w:ascii="Times New Roman" w:hAnsi="Times New Roman" w:cs="Times New Roman" w:hint="eastAsia"/>
+          <w:szCs w:val="24"/>
+        </w:rPr>
+        <w:t>指令集分为配置类指令、控制类指令，测量前上位机软件先发送配置类指令到数采，再发送控制类指令，控制数采的开始、停止测量。</w:t>
+      </w:r>
+    </w:p>
+    <w:p>
+      <w:pPr>
         <w:pStyle w:val="2"/>
-        <w:rPr>
-          <w:rFonts w:hint="eastAsia"/>
-        </w:rPr>
-      </w:pPr>
-      <w:r>
-        <w:rPr>
-          <w:rFonts w:hint="eastAsia"/>
-        </w:rPr>
-        <w:t>HXR数采指令集</w:t>
-      </w:r>
-    </w:p>
-    <w:p>
-      <w:pPr>
-        <w:ind w:firstLine="480"/>
-        <w:rPr>
-          <w:rFonts w:ascii="Times New Roman" w:hAnsi="Times New Roman" w:cs="Times New Roman"/>
-          <w:szCs w:val="24"/>
-        </w:rPr>
-      </w:pPr>
-      <w:r>
-        <w:rPr>
-          <w:rFonts w:hint="eastAsia" w:ascii="Times New Roman" w:hAnsi="Times New Roman" w:cs="Times New Roman"/>
-          <w:szCs w:val="24"/>
-        </w:rPr>
-        <w:t>指令集分为配置类指令、控制类指令，测量前上位机软件先发送配置类指令到数采，再发送控制类指令，控制数采的开始、停止测量。</w:t>
-      </w:r>
-    </w:p>
-    <w:p>
-      <w:pPr>
-        <w:pStyle w:val="3"/>
       </w:pPr>
       <w:bookmarkStart w:id="0" w:name="_Toc204869160"/>
       <w:bookmarkStart w:id="1" w:name="_Toc204869132"/>
@@ -44,7 +50,13 @@
         <w:rPr>
           <w:rFonts w:hint="eastAsia"/>
         </w:rPr>
-        <w:t>1、</w:t>
+        <w:t>1</w:t>
+      </w:r>
+      <w:r>
+        <w:rPr>
+          <w:rFonts w:hint="eastAsia"/>
+        </w:rPr>
+        <w:t>、</w:t>
       </w:r>
       <w:r>
         <w:t>配置类</w:t>
@@ -82,7 +94,7 @@
     </w:p>
     <w:p>
       <w:pPr>
-        <w:pStyle w:val="4"/>
+        <w:pStyle w:val="3"/>
         <w:rPr>
           <w:rFonts w:hint="eastAsia"/>
         </w:rPr>
@@ -91,25 +103,47 @@
         <w:rPr>
           <w:rFonts w:hint="eastAsia"/>
         </w:rPr>
-        <w:t>1.1通用指令配置</w:t>
-      </w:r>
-    </w:p>
-    <w:p>
-      <w:pPr>
-        <w:ind w:firstLine="480"/>
-        <w:rPr>
-          <w:rFonts w:ascii="Times New Roman" w:hAnsi="Times New Roman" w:cs="Times New Roman"/>
-          <w:kern w:val="0"/>
-          <w:szCs w:val="24"/>
-        </w:rPr>
-      </w:pPr>
-      <w:r>
-        <w:rPr>
-          <w:rFonts w:hint="eastAsia" w:ascii="Times New Roman" w:hAnsi="Times New Roman" w:cs="Times New Roman"/>
-          <w:kern w:val="0"/>
-          <w:szCs w:val="24"/>
-        </w:rPr>
-        <w:t>（1）</w:t>
+        <w:t>1.1</w:t>
+      </w:r>
+      <w:r>
+        <w:rPr>
+          <w:rFonts w:hint="eastAsia"/>
+        </w:rPr>
+        <w:t>通用指令配置</w:t>
+      </w:r>
+    </w:p>
+    <w:p>
+      <w:pPr>
+        <w:ind w:firstLine="480"/>
+        <w:rPr>
+          <w:rFonts w:ascii="Times New Roman" w:hAnsi="Times New Roman" w:cs="Times New Roman"/>
+          <w:kern w:val="0"/>
+          <w:szCs w:val="24"/>
+        </w:rPr>
+      </w:pPr>
+      <w:r>
+        <w:rPr>
+          <w:rFonts w:ascii="Times New Roman" w:hAnsi="Times New Roman" w:cs="Times New Roman" w:hint="eastAsia"/>
+          <w:kern w:val="0"/>
+          <w:szCs w:val="24"/>
+        </w:rPr>
+        <w:t>（</w:t>
+      </w:r>
+      <w:r>
+        <w:rPr>
+          <w:rFonts w:ascii="Times New Roman" w:hAnsi="Times New Roman" w:cs="Times New Roman" w:hint="eastAsia"/>
+          <w:kern w:val="0"/>
+          <w:szCs w:val="24"/>
+        </w:rPr>
+        <w:t>1</w:t>
+      </w:r>
+      <w:r>
+        <w:rPr>
+          <w:rFonts w:ascii="Times New Roman" w:hAnsi="Times New Roman" w:cs="Times New Roman" w:hint="eastAsia"/>
+          <w:kern w:val="0"/>
+          <w:szCs w:val="24"/>
+        </w:rPr>
+        <w:t>）</w:t>
       </w:r>
       <w:r>
         <w:rPr>
@@ -151,60 +185,137 @@
           <w:rFonts w:ascii="Times New Roman" w:hAnsi="Times New Roman" w:cs="Times New Roman"/>
           <w:szCs w:val="24"/>
         </w:rPr>
-        <w:t>第10字节代表8位传输模式：</w:t>
-      </w:r>
-    </w:p>
-    <w:p>
-      <w:pPr>
-        <w:ind w:firstLine="480"/>
-        <w:rPr>
-          <w:rFonts w:ascii="Times New Roman" w:hAnsi="Times New Roman" w:cs="Times New Roman"/>
-          <w:szCs w:val="24"/>
-        </w:rPr>
-      </w:pPr>
-      <w:r>
-        <w:rPr>
-          <w:rFonts w:ascii="Times New Roman" w:hAnsi="Times New Roman" w:cs="Times New Roman"/>
-          <w:szCs w:val="24"/>
-        </w:rPr>
-        <w:t>0：512道能谱</w:t>
-      </w:r>
-    </w:p>
-    <w:p>
-      <w:pPr>
-        <w:ind w:firstLine="480"/>
-        <w:rPr>
-          <w:rFonts w:ascii="Times New Roman" w:hAnsi="Times New Roman" w:cs="Times New Roman"/>
-          <w:szCs w:val="24"/>
-        </w:rPr>
-      </w:pPr>
-      <w:r>
-        <w:rPr>
-          <w:rFonts w:ascii="Times New Roman" w:hAnsi="Times New Roman" w:cs="Times New Roman"/>
-          <w:szCs w:val="24"/>
-        </w:rPr>
-        <w:t>3: 16道能谱（使用该功能，需要提前发送分时能谱的能量区间设置指令144条）</w:t>
-      </w:r>
-    </w:p>
-    <w:p>
-      <w:pPr>
-        <w:ind w:firstLine="480"/>
-        <w:rPr>
-          <w:rFonts w:ascii="Times New Roman" w:hAnsi="Times New Roman" w:cs="Times New Roman"/>
-          <w:szCs w:val="24"/>
-        </w:rPr>
-      </w:pPr>
-      <w:r>
-        <w:rPr>
-          <w:rFonts w:ascii="Times New Roman" w:hAnsi="Times New Roman" w:cs="Times New Roman"/>
-          <w:szCs w:val="24"/>
-        </w:rPr>
-        <w:t>5：波形</w:t>
-      </w:r>
-    </w:p>
-    <w:p>
-      <w:pPr>
-        <w:pStyle w:val="4"/>
+        <w:t>第</w:t>
+      </w:r>
+      <w:r>
+        <w:rPr>
+          <w:rFonts w:ascii="Times New Roman" w:hAnsi="Times New Roman" w:cs="Times New Roman"/>
+          <w:szCs w:val="24"/>
+        </w:rPr>
+        <w:t>10</w:t>
+      </w:r>
+      <w:r>
+        <w:rPr>
+          <w:rFonts w:ascii="Times New Roman" w:hAnsi="Times New Roman" w:cs="Times New Roman"/>
+          <w:szCs w:val="24"/>
+        </w:rPr>
+        <w:t>字节代表</w:t>
+      </w:r>
+      <w:r>
+        <w:rPr>
+          <w:rFonts w:ascii="Times New Roman" w:hAnsi="Times New Roman" w:cs="Times New Roman"/>
+          <w:szCs w:val="24"/>
+        </w:rPr>
+        <w:t>8</w:t>
+      </w:r>
+      <w:r>
+        <w:rPr>
+          <w:rFonts w:ascii="Times New Roman" w:hAnsi="Times New Roman" w:cs="Times New Roman"/>
+          <w:szCs w:val="24"/>
+        </w:rPr>
+        <w:t>位传输模式：</w:t>
+      </w:r>
+    </w:p>
+    <w:p>
+      <w:pPr>
+        <w:ind w:firstLine="480"/>
+        <w:rPr>
+          <w:rFonts w:ascii="Times New Roman" w:hAnsi="Times New Roman" w:cs="Times New Roman"/>
+          <w:szCs w:val="24"/>
+        </w:rPr>
+      </w:pPr>
+      <w:r>
+        <w:rPr>
+          <w:rFonts w:ascii="Times New Roman" w:hAnsi="Times New Roman" w:cs="Times New Roman"/>
+          <w:szCs w:val="24"/>
+        </w:rPr>
+        <w:t>0</w:t>
+      </w:r>
+      <w:r>
+        <w:rPr>
+          <w:rFonts w:ascii="Times New Roman" w:hAnsi="Times New Roman" w:cs="Times New Roman"/>
+          <w:szCs w:val="24"/>
+        </w:rPr>
+        <w:t>：</w:t>
+      </w:r>
+      <w:r>
+        <w:rPr>
+          <w:rFonts w:ascii="Times New Roman" w:hAnsi="Times New Roman" w:cs="Times New Roman"/>
+          <w:szCs w:val="24"/>
+        </w:rPr>
+        <w:t>512</w:t>
+      </w:r>
+      <w:r>
+        <w:rPr>
+          <w:rFonts w:ascii="Times New Roman" w:hAnsi="Times New Roman" w:cs="Times New Roman"/>
+          <w:szCs w:val="24"/>
+        </w:rPr>
+        <w:t>道能谱</w:t>
+      </w:r>
+    </w:p>
+    <w:p>
+      <w:pPr>
+        <w:ind w:firstLine="480"/>
+        <w:rPr>
+          <w:rFonts w:ascii="Times New Roman" w:hAnsi="Times New Roman" w:cs="Times New Roman"/>
+          <w:szCs w:val="24"/>
+        </w:rPr>
+      </w:pPr>
+      <w:r>
+        <w:rPr>
+          <w:rFonts w:ascii="Times New Roman" w:hAnsi="Times New Roman" w:cs="Times New Roman"/>
+          <w:szCs w:val="24"/>
+        </w:rPr>
+        <w:t>3: 16</w:t>
+      </w:r>
+      <w:r>
+        <w:rPr>
+          <w:rFonts w:ascii="Times New Roman" w:hAnsi="Times New Roman" w:cs="Times New Roman"/>
+          <w:szCs w:val="24"/>
+        </w:rPr>
+        <w:t>道能谱（使用该功能，需要提前发送分时能谱的能量区间设置指令</w:t>
+      </w:r>
+      <w:r>
+        <w:rPr>
+          <w:rFonts w:ascii="Times New Roman" w:hAnsi="Times New Roman" w:cs="Times New Roman"/>
+          <w:szCs w:val="24"/>
+        </w:rPr>
+        <w:t>144</w:t>
+      </w:r>
+      <w:r>
+        <w:rPr>
+          <w:rFonts w:ascii="Times New Roman" w:hAnsi="Times New Roman" w:cs="Times New Roman"/>
+          <w:szCs w:val="24"/>
+        </w:rPr>
+        <w:t>条）</w:t>
+      </w:r>
+    </w:p>
+    <w:p>
+      <w:pPr>
+        <w:ind w:firstLine="480"/>
+        <w:rPr>
+          <w:rFonts w:ascii="Times New Roman" w:hAnsi="Times New Roman" w:cs="Times New Roman"/>
+          <w:szCs w:val="24"/>
+        </w:rPr>
+      </w:pPr>
+      <w:r>
+        <w:rPr>
+          <w:rFonts w:ascii="Times New Roman" w:hAnsi="Times New Roman" w:cs="Times New Roman"/>
+          <w:szCs w:val="24"/>
+        </w:rPr>
+        <w:t>5</w:t>
+      </w:r>
+      <w:r>
+        <w:rPr>
+          <w:rFonts w:ascii="Times New Roman" w:hAnsi="Times New Roman" w:cs="Times New Roman"/>
+          <w:szCs w:val="24"/>
+        </w:rPr>
+        <w:t>：波形</w:t>
+      </w:r>
+    </w:p>
+    <w:p>
+      <w:pPr>
+        <w:pStyle w:val="3"/>
         <w:rPr>
           <w:rFonts w:hint="eastAsia"/>
         </w:rPr>
@@ -213,25 +324,47 @@
         <w:rPr>
           <w:rFonts w:hint="eastAsia"/>
         </w:rPr>
-        <w:t>1.2能谱指令</w:t>
-      </w:r>
-    </w:p>
-    <w:p>
-      <w:pPr>
-        <w:ind w:firstLine="480"/>
-        <w:rPr>
-          <w:rFonts w:ascii="Times New Roman" w:hAnsi="Times New Roman" w:cs="Times New Roman"/>
-          <w:kern w:val="0"/>
-          <w:szCs w:val="24"/>
-        </w:rPr>
-      </w:pPr>
-      <w:r>
-        <w:rPr>
-          <w:rFonts w:hint="eastAsia" w:ascii="Times New Roman" w:hAnsi="Times New Roman" w:cs="Times New Roman"/>
-          <w:kern w:val="0"/>
-          <w:szCs w:val="24"/>
-        </w:rPr>
-        <w:t>（1）</w:t>
+        <w:t>1.2</w:t>
+      </w:r>
+      <w:r>
+        <w:rPr>
+          <w:rFonts w:hint="eastAsia"/>
+        </w:rPr>
+        <w:t>能谱指令</w:t>
+      </w:r>
+    </w:p>
+    <w:p>
+      <w:pPr>
+        <w:ind w:firstLine="480"/>
+        <w:rPr>
+          <w:rFonts w:ascii="Times New Roman" w:hAnsi="Times New Roman" w:cs="Times New Roman"/>
+          <w:kern w:val="0"/>
+          <w:szCs w:val="24"/>
+        </w:rPr>
+      </w:pPr>
+      <w:r>
+        <w:rPr>
+          <w:rFonts w:ascii="Times New Roman" w:hAnsi="Times New Roman" w:cs="Times New Roman" w:hint="eastAsia"/>
+          <w:kern w:val="0"/>
+          <w:szCs w:val="24"/>
+        </w:rPr>
+        <w:t>（</w:t>
+      </w:r>
+      <w:r>
+        <w:rPr>
+          <w:rFonts w:ascii="Times New Roman" w:hAnsi="Times New Roman" w:cs="Times New Roman" w:hint="eastAsia"/>
+          <w:kern w:val="0"/>
+          <w:szCs w:val="24"/>
+        </w:rPr>
+        <w:t>1</w:t>
+      </w:r>
+      <w:r>
+        <w:rPr>
+          <w:rFonts w:ascii="Times New Roman" w:hAnsi="Times New Roman" w:cs="Times New Roman" w:hint="eastAsia"/>
+          <w:kern w:val="0"/>
+          <w:szCs w:val="24"/>
+        </w:rPr>
+        <w:t>）</w:t>
       </w:r>
       <w:r>
         <w:rPr>
@@ -243,7 +376,7 @@
       </w:r>
       <w:r>
         <w:rPr>
-          <w:rFonts w:hint="eastAsia" w:ascii="Times New Roman" w:hAnsi="Times New Roman" w:cs="Times New Roman"/>
+          <w:rFonts w:ascii="Times New Roman" w:hAnsi="Times New Roman" w:cs="Times New Roman" w:hint="eastAsia"/>
           <w:kern w:val="0"/>
           <w:szCs w:val="24"/>
         </w:rPr>
@@ -291,11 +424,43 @@
           <w:kern w:val="0"/>
           <w:szCs w:val="24"/>
         </w:rPr>
-        <w:t>第7-10字节代表一个32位的能谱</w:t>
-      </w:r>
-      <w:r>
-        <w:rPr>
-          <w:rFonts w:hint="eastAsia" w:ascii="Times New Roman" w:hAnsi="Times New Roman" w:cs="Times New Roman"/>
+        <w:t>第</w:t>
+      </w:r>
+      <w:r>
+        <w:rPr>
+          <w:rFonts w:ascii="Times New Roman" w:hAnsi="Times New Roman" w:cs="Times New Roman"/>
+          <w:kern w:val="0"/>
+          <w:szCs w:val="24"/>
+        </w:rPr>
+        <w:t>7-10</w:t>
+      </w:r>
+      <w:r>
+        <w:rPr>
+          <w:rFonts w:ascii="Times New Roman" w:hAnsi="Times New Roman" w:cs="Times New Roman"/>
+          <w:kern w:val="0"/>
+          <w:szCs w:val="24"/>
+        </w:rPr>
+        <w:t>字节代表一个</w:t>
+      </w:r>
+      <w:r>
+        <w:rPr>
+          <w:rFonts w:ascii="Times New Roman" w:hAnsi="Times New Roman" w:cs="Times New Roman"/>
+          <w:kern w:val="0"/>
+          <w:szCs w:val="24"/>
+        </w:rPr>
+        <w:t>32</w:t>
+      </w:r>
+      <w:r>
+        <w:rPr>
+          <w:rFonts w:ascii="Times New Roman" w:hAnsi="Times New Roman" w:cs="Times New Roman"/>
+          <w:kern w:val="0"/>
+          <w:szCs w:val="24"/>
+        </w:rPr>
+        <w:t>位的能谱</w:t>
+      </w:r>
+      <w:r>
+        <w:rPr>
+          <w:rFonts w:ascii="Times New Roman" w:hAnsi="Times New Roman" w:cs="Times New Roman" w:hint="eastAsia"/>
           <w:kern w:val="0"/>
           <w:szCs w:val="24"/>
         </w:rPr>
@@ -311,29 +476,61 @@
       </w:r>
       <w:r>
         <w:rPr>
-          <w:rFonts w:hint="eastAsia" w:ascii="Times New Roman" w:hAnsi="Times New Roman" w:cs="Times New Roman"/>
-          <w:kern w:val="0"/>
-          <w:szCs w:val="24"/>
-        </w:rPr>
-        <w:t>，单位是1ms。</w:t>
-      </w:r>
-    </w:p>
-    <w:p>
-      <w:pPr>
-        <w:ind w:firstLine="480"/>
-        <w:rPr>
-          <w:rFonts w:ascii="Times New Roman" w:hAnsi="Times New Roman" w:cs="Times New Roman"/>
-          <w:kern w:val="0"/>
-          <w:szCs w:val="24"/>
-        </w:rPr>
-      </w:pPr>
-      <w:r>
-        <w:rPr>
-          <w:rFonts w:hint="eastAsia" w:ascii="Times New Roman" w:hAnsi="Times New Roman" w:cs="Times New Roman"/>
-          <w:kern w:val="0"/>
-          <w:szCs w:val="24"/>
-        </w:rPr>
-        <w:t>（2）</w:t>
+          <w:rFonts w:ascii="Times New Roman" w:hAnsi="Times New Roman" w:cs="Times New Roman" w:hint="eastAsia"/>
+          <w:kern w:val="0"/>
+          <w:szCs w:val="24"/>
+        </w:rPr>
+        <w:t>，单位是</w:t>
+      </w:r>
+      <w:r>
+        <w:rPr>
+          <w:rFonts w:ascii="Times New Roman" w:hAnsi="Times New Roman" w:cs="Times New Roman" w:hint="eastAsia"/>
+          <w:kern w:val="0"/>
+          <w:szCs w:val="24"/>
+        </w:rPr>
+        <w:t>1ms</w:t>
+      </w:r>
+      <w:r>
+        <w:rPr>
+          <w:rFonts w:ascii="Times New Roman" w:hAnsi="Times New Roman" w:cs="Times New Roman" w:hint="eastAsia"/>
+          <w:kern w:val="0"/>
+          <w:szCs w:val="24"/>
+        </w:rPr>
+        <w:t>。</w:t>
+      </w:r>
+    </w:p>
+    <w:p>
+      <w:pPr>
+        <w:ind w:firstLine="480"/>
+        <w:rPr>
+          <w:rFonts w:ascii="Times New Roman" w:hAnsi="Times New Roman" w:cs="Times New Roman"/>
+          <w:kern w:val="0"/>
+          <w:szCs w:val="24"/>
+        </w:rPr>
+      </w:pPr>
+      <w:r>
+        <w:rPr>
+          <w:rFonts w:ascii="Times New Roman" w:hAnsi="Times New Roman" w:cs="Times New Roman" w:hint="eastAsia"/>
+          <w:kern w:val="0"/>
+          <w:szCs w:val="24"/>
+        </w:rPr>
+        <w:t>（</w:t>
+      </w:r>
+      <w:r>
+        <w:rPr>
+          <w:rFonts w:ascii="Times New Roman" w:hAnsi="Times New Roman" w:cs="Times New Roman" w:hint="eastAsia"/>
+          <w:kern w:val="0"/>
+          <w:szCs w:val="24"/>
+        </w:rPr>
+        <w:t>2</w:t>
+      </w:r>
+      <w:r>
+        <w:rPr>
+          <w:rFonts w:ascii="Times New Roman" w:hAnsi="Times New Roman" w:cs="Times New Roman" w:hint="eastAsia"/>
+          <w:kern w:val="0"/>
+          <w:szCs w:val="24"/>
+        </w:rPr>
+        <w:t>）</w:t>
       </w:r>
       <w:r>
         <w:rPr>
@@ -345,7 +542,7 @@
       </w:r>
       <w:r>
         <w:rPr>
-          <w:rFonts w:hint="eastAsia" w:ascii="Times New Roman" w:hAnsi="Times New Roman" w:cs="Times New Roman"/>
+          <w:rFonts w:ascii="Times New Roman" w:hAnsi="Times New Roman" w:cs="Times New Roman" w:hint="eastAsia"/>
           <w:kern w:val="0"/>
           <w:szCs w:val="24"/>
         </w:rPr>
@@ -393,33 +590,97 @@
           <w:kern w:val="0"/>
           <w:szCs w:val="24"/>
         </w:rPr>
-        <w:t>第9-10字节代表一个16位的触发阈值</w:t>
-      </w:r>
-      <w:r>
-        <w:rPr>
-          <w:rFonts w:hint="eastAsia" w:ascii="Times New Roman" w:hAnsi="Times New Roman" w:cs="Times New Roman"/>
-          <w:kern w:val="0"/>
-          <w:szCs w:val="24"/>
-        </w:rPr>
-        <w:t>，单位为LSB，此阈值扣除了基线。</w:t>
-      </w:r>
-    </w:p>
-    <w:p>
-      <w:pPr>
-        <w:ind w:firstLine="480"/>
-        <w:rPr>
-          <w:rFonts w:ascii="Times New Roman" w:hAnsi="Times New Roman" w:cs="Times New Roman"/>
-          <w:kern w:val="0"/>
-          <w:szCs w:val="24"/>
-        </w:rPr>
-      </w:pPr>
-      <w:r>
-        <w:rPr>
-          <w:rFonts w:hint="eastAsia" w:ascii="Times New Roman" w:hAnsi="Times New Roman" w:cs="Times New Roman"/>
-          <w:kern w:val="0"/>
-          <w:szCs w:val="24"/>
-        </w:rPr>
-        <w:t>（3）</w:t>
+        <w:t>第</w:t>
+      </w:r>
+      <w:r>
+        <w:rPr>
+          <w:rFonts w:ascii="Times New Roman" w:hAnsi="Times New Roman" w:cs="Times New Roman"/>
+          <w:kern w:val="0"/>
+          <w:szCs w:val="24"/>
+        </w:rPr>
+        <w:t>9-10</w:t>
+      </w:r>
+      <w:r>
+        <w:rPr>
+          <w:rFonts w:ascii="Times New Roman" w:hAnsi="Times New Roman" w:cs="Times New Roman"/>
+          <w:kern w:val="0"/>
+          <w:szCs w:val="24"/>
+        </w:rPr>
+        <w:t>字节代表一个</w:t>
+      </w:r>
+      <w:r>
+        <w:rPr>
+          <w:rFonts w:ascii="Times New Roman" w:hAnsi="Times New Roman" w:cs="Times New Roman"/>
+          <w:kern w:val="0"/>
+          <w:szCs w:val="24"/>
+        </w:rPr>
+        <w:t>16</w:t>
+      </w:r>
+      <w:r>
+        <w:rPr>
+          <w:rFonts w:ascii="Times New Roman" w:hAnsi="Times New Roman" w:cs="Times New Roman"/>
+          <w:kern w:val="0"/>
+          <w:szCs w:val="24"/>
+        </w:rPr>
+        <w:t>位的触发阈值</w:t>
+      </w:r>
+      <w:r>
+        <w:rPr>
+          <w:rFonts w:ascii="Times New Roman" w:hAnsi="Times New Roman" w:cs="Times New Roman" w:hint="eastAsia"/>
+          <w:kern w:val="0"/>
+          <w:szCs w:val="24"/>
+        </w:rPr>
+        <w:t>，单位为</w:t>
+      </w:r>
+      <w:r>
+        <w:rPr>
+          <w:rFonts w:ascii="Times New Roman" w:hAnsi="Times New Roman" w:cs="Times New Roman" w:hint="eastAsia"/>
+          <w:kern w:val="0"/>
+          <w:szCs w:val="24"/>
+        </w:rPr>
+        <w:t>LSB</w:t>
+      </w:r>
+      <w:r>
+        <w:rPr>
+          <w:rFonts w:ascii="Times New Roman" w:hAnsi="Times New Roman" w:cs="Times New Roman" w:hint="eastAsia"/>
+          <w:kern w:val="0"/>
+          <w:szCs w:val="24"/>
+        </w:rPr>
+        <w:t>，此阈值扣除了基线。</w:t>
+      </w:r>
+    </w:p>
+    <w:p>
+      <w:pPr>
+        <w:ind w:firstLine="480"/>
+        <w:rPr>
+          <w:rFonts w:ascii="Times New Roman" w:hAnsi="Times New Roman" w:cs="Times New Roman"/>
+          <w:kern w:val="0"/>
+          <w:szCs w:val="24"/>
+        </w:rPr>
+      </w:pPr>
+      <w:r>
+        <w:rPr>
+          <w:rFonts w:ascii="Times New Roman" w:hAnsi="Times New Roman" w:cs="Times New Roman" w:hint="eastAsia"/>
+          <w:kern w:val="0"/>
+          <w:szCs w:val="24"/>
+        </w:rPr>
+        <w:t>（</w:t>
+      </w:r>
+      <w:r>
+        <w:rPr>
+          <w:rFonts w:ascii="Times New Roman" w:hAnsi="Times New Roman" w:cs="Times New Roman" w:hint="eastAsia"/>
+          <w:kern w:val="0"/>
+          <w:szCs w:val="24"/>
+        </w:rPr>
+        <w:t>3</w:t>
+      </w:r>
+      <w:r>
+        <w:rPr>
+          <w:rFonts w:ascii="Times New Roman" w:hAnsi="Times New Roman" w:cs="Times New Roman" w:hint="eastAsia"/>
+          <w:kern w:val="0"/>
+          <w:szCs w:val="24"/>
+        </w:rPr>
+        <w:t>）</w:t>
       </w:r>
       <w:r>
         <w:rPr>
@@ -431,7 +692,7 @@
       </w:r>
       <w:r>
         <w:rPr>
-          <w:rFonts w:hint="eastAsia" w:ascii="Times New Roman" w:hAnsi="Times New Roman" w:cs="Times New Roman"/>
+          <w:rFonts w:ascii="Times New Roman" w:hAnsi="Times New Roman" w:cs="Times New Roman" w:hint="eastAsia"/>
           <w:kern w:val="0"/>
           <w:szCs w:val="24"/>
         </w:rPr>
@@ -447,7 +708,7 @@
       </w:r>
       <w:r>
         <w:rPr>
-          <w:rFonts w:hint="eastAsia" w:ascii="Times New Roman" w:hAnsi="Times New Roman" w:cs="Times New Roman"/>
+          <w:rFonts w:ascii="Times New Roman" w:hAnsi="Times New Roman" w:cs="Times New Roman" w:hint="eastAsia"/>
           <w:kern w:val="0"/>
           <w:szCs w:val="24"/>
         </w:rPr>
@@ -495,31 +756,94 @@
           <w:kern w:val="0"/>
           <w:szCs w:val="24"/>
         </w:rPr>
-        <w:t>第9-10字节代表一个16位的触发间隔时间</w:t>
-      </w:r>
-      <w:r>
-        <w:rPr>
-          <w:rFonts w:hint="eastAsia" w:ascii="Times New Roman" w:hAnsi="Times New Roman" w:cs="Times New Roman"/>
-          <w:kern w:val="0"/>
-          <w:szCs w:val="24"/>
-        </w:rPr>
-        <w:t>，单位是16ns。</w:t>
-      </w:r>
-    </w:p>
-    <w:p>
-      <w:pPr>
-        <w:ind w:firstLine="480"/>
-        <w:rPr>
-          <w:rFonts w:ascii="Times New Roman" w:hAnsi="Times New Roman" w:cs="Times New Roman"/>
-          <w:szCs w:val="24"/>
-        </w:rPr>
-      </w:pPr>
-      <w:r>
-        <w:rPr>
-          <w:rFonts w:hint="eastAsia" w:ascii="Times New Roman" w:hAnsi="Times New Roman" w:cs="Times New Roman"/>
-          <w:szCs w:val="24"/>
-        </w:rPr>
-        <w:t>（4）</w:t>
+        <w:t>第</w:t>
+      </w:r>
+      <w:r>
+        <w:rPr>
+          <w:rFonts w:ascii="Times New Roman" w:hAnsi="Times New Roman" w:cs="Times New Roman"/>
+          <w:kern w:val="0"/>
+          <w:szCs w:val="24"/>
+        </w:rPr>
+        <w:t>9-10</w:t>
+      </w:r>
+      <w:r>
+        <w:rPr>
+          <w:rFonts w:ascii="Times New Roman" w:hAnsi="Times New Roman" w:cs="Times New Roman"/>
+          <w:kern w:val="0"/>
+          <w:szCs w:val="24"/>
+        </w:rPr>
+        <w:t>字节代表一个</w:t>
+      </w:r>
+      <w:r>
+        <w:rPr>
+          <w:rFonts w:ascii="Times New Roman" w:hAnsi="Times New Roman" w:cs="Times New Roman"/>
+          <w:kern w:val="0"/>
+          <w:szCs w:val="24"/>
+        </w:rPr>
+        <w:t>16</w:t>
+      </w:r>
+      <w:r>
+        <w:rPr>
+          <w:rFonts w:ascii="Times New Roman" w:hAnsi="Times New Roman" w:cs="Times New Roman"/>
+          <w:kern w:val="0"/>
+          <w:szCs w:val="24"/>
+        </w:rPr>
+        <w:t>位的触发间隔时间</w:t>
+      </w:r>
+      <w:r>
+        <w:rPr>
+          <w:rFonts w:ascii="Times New Roman" w:hAnsi="Times New Roman" w:cs="Times New Roman" w:hint="eastAsia"/>
+          <w:kern w:val="0"/>
+          <w:szCs w:val="24"/>
+        </w:rPr>
+        <w:t>，单位是</w:t>
+      </w:r>
+      <w:r>
+        <w:rPr>
+          <w:rFonts w:ascii="Times New Roman" w:hAnsi="Times New Roman" w:cs="Times New Roman" w:hint="eastAsia"/>
+          <w:kern w:val="0"/>
+          <w:szCs w:val="24"/>
+        </w:rPr>
+        <w:t>16ns</w:t>
+      </w:r>
+      <w:r>
+        <w:rPr>
+          <w:rFonts w:ascii="Times New Roman" w:hAnsi="Times New Roman" w:cs="Times New Roman" w:hint="eastAsia"/>
+          <w:kern w:val="0"/>
+          <w:szCs w:val="24"/>
+        </w:rPr>
+        <w:t>。</w:t>
+      </w:r>
+    </w:p>
+    <w:p>
+      <w:pPr>
+        <w:ind w:firstLine="480"/>
+        <w:rPr>
+          <w:rFonts w:ascii="Times New Roman" w:hAnsi="Times New Roman" w:cs="Times New Roman"/>
+          <w:szCs w:val="24"/>
+        </w:rPr>
+      </w:pPr>
+      <w:r>
+        <w:rPr>
+          <w:rFonts w:ascii="Times New Roman" w:hAnsi="Times New Roman" w:cs="Times New Roman" w:hint="eastAsia"/>
+          <w:szCs w:val="24"/>
+        </w:rPr>
+        <w:lastRenderedPageBreak/>
+        <w:t>（</w:t>
+      </w:r>
+      <w:r>
+        <w:rPr>
+          <w:rFonts w:ascii="Times New Roman" w:hAnsi="Times New Roman" w:cs="Times New Roman" w:hint="eastAsia"/>
+          <w:szCs w:val="24"/>
+        </w:rPr>
+        <w:t>4</w:t>
+      </w:r>
+      <w:r>
+        <w:rPr>
+          <w:rFonts w:ascii="Times New Roman" w:hAnsi="Times New Roman" w:cs="Times New Roman" w:hint="eastAsia"/>
+          <w:szCs w:val="24"/>
+        </w:rPr>
+        <w:t>）</w:t>
       </w:r>
       <w:r>
         <w:rPr>
@@ -530,7 +854,7 @@
       </w:r>
       <w:r>
         <w:rPr>
-          <w:rFonts w:hint="eastAsia" w:ascii="Times New Roman" w:hAnsi="Times New Roman" w:cs="Times New Roman"/>
+          <w:rFonts w:ascii="Times New Roman" w:hAnsi="Times New Roman" w:cs="Times New Roman" w:hint="eastAsia"/>
           <w:szCs w:val="24"/>
         </w:rPr>
         <w:t>，</w:t>
@@ -540,7 +864,49 @@
           <w:rFonts w:ascii="Times New Roman" w:hAnsi="Times New Roman" w:cs="Times New Roman"/>
           <w:szCs w:val="24"/>
         </w:rPr>
-        <w:t>共144条，每9条指令对应17个能量起止点</w:t>
+        <w:t>共</w:t>
+      </w:r>
+      <w:r>
+        <w:rPr>
+          <w:rFonts w:ascii="Times New Roman" w:hAnsi="Times New Roman" w:cs="Times New Roman"/>
+          <w:szCs w:val="24"/>
+        </w:rPr>
+        <w:t>144</w:t>
+      </w:r>
+      <w:r>
+        <w:rPr>
+          <w:rFonts w:ascii="Times New Roman" w:hAnsi="Times New Roman" w:cs="Times New Roman"/>
+          <w:szCs w:val="24"/>
+        </w:rPr>
+        <w:t>条，每</w:t>
+      </w:r>
+      <w:r>
+        <w:rPr>
+          <w:rFonts w:ascii="Times New Roman" w:hAnsi="Times New Roman" w:cs="Times New Roman"/>
+          <w:szCs w:val="24"/>
+        </w:rPr>
+        <w:t>9</w:t>
+      </w:r>
+      <w:r>
+        <w:rPr>
+          <w:rFonts w:ascii="Times New Roman" w:hAnsi="Times New Roman" w:cs="Times New Roman"/>
+          <w:szCs w:val="24"/>
+        </w:rPr>
+        <w:t>条指令对应</w:t>
+      </w:r>
+      <w:r>
+        <w:rPr>
+          <w:rFonts w:ascii="Times New Roman" w:hAnsi="Times New Roman" w:cs="Times New Roman"/>
+          <w:szCs w:val="24"/>
+        </w:rPr>
+        <w:t>17</w:t>
+      </w:r>
+      <w:r>
+        <w:rPr>
+          <w:rFonts w:ascii="Times New Roman" w:hAnsi="Times New Roman" w:cs="Times New Roman"/>
+          <w:szCs w:val="24"/>
+        </w:rPr>
+        <w:t>个能量起止点</w:t>
       </w:r>
     </w:p>
     <w:p>
@@ -576,11 +942,27 @@
           <w:kern w:val="0"/>
           <w:szCs w:val="24"/>
         </w:rPr>
-        <w:t>其中第6字节代表指令顺序，从</w:t>
-      </w:r>
-      <w:r>
-        <w:rPr>
-          <w:rFonts w:hint="eastAsia" w:ascii="Times New Roman" w:hAnsi="Times New Roman" w:cs="Times New Roman"/>
+        <w:t>其中第</w:t>
+      </w:r>
+      <w:r>
+        <w:rPr>
+          <w:rFonts w:ascii="Times New Roman" w:hAnsi="Times New Roman" w:cs="Times New Roman"/>
+          <w:kern w:val="0"/>
+          <w:szCs w:val="24"/>
+        </w:rPr>
+        <w:t>6</w:t>
+      </w:r>
+      <w:r>
+        <w:rPr>
+          <w:rFonts w:ascii="Times New Roman" w:hAnsi="Times New Roman" w:cs="Times New Roman"/>
+          <w:kern w:val="0"/>
+          <w:szCs w:val="24"/>
+        </w:rPr>
+        <w:t>字节代表指令顺序，从</w:t>
+      </w:r>
+      <w:r>
+        <w:rPr>
+          <w:rFonts w:ascii="Times New Roman" w:hAnsi="Times New Roman" w:cs="Times New Roman" w:hint="eastAsia"/>
           <w:kern w:val="0"/>
           <w:szCs w:val="24"/>
         </w:rPr>
@@ -596,7 +978,7 @@
       </w:r>
       <w:r>
         <w:rPr>
-          <w:rFonts w:hint="eastAsia" w:ascii="Times New Roman" w:hAnsi="Times New Roman" w:cs="Times New Roman"/>
+          <w:rFonts w:ascii="Times New Roman" w:hAnsi="Times New Roman" w:cs="Times New Roman" w:hint="eastAsia"/>
           <w:kern w:val="0"/>
           <w:szCs w:val="24"/>
         </w:rPr>
@@ -612,33 +994,81 @@
       </w:r>
       <w:r>
         <w:rPr>
-          <w:rFonts w:hint="eastAsia" w:ascii="Times New Roman" w:hAnsi="Times New Roman" w:cs="Times New Roman"/>
-          <w:kern w:val="0"/>
-          <w:szCs w:val="24"/>
-        </w:rPr>
-        <w:t>，共144条。</w:t>
-      </w:r>
-    </w:p>
-    <w:p>
-      <w:pPr>
-        <w:ind w:firstLine="480"/>
-        <w:rPr>
-          <w:rFonts w:ascii="Times New Roman" w:hAnsi="Times New Roman" w:cs="Times New Roman"/>
-          <w:kern w:val="0"/>
-          <w:szCs w:val="24"/>
-        </w:rPr>
-      </w:pPr>
-      <w:r>
-        <w:rPr>
-          <w:rFonts w:ascii="Times New Roman" w:hAnsi="Times New Roman" w:cs="Times New Roman"/>
-          <w:kern w:val="0"/>
-          <w:szCs w:val="24"/>
-        </w:rPr>
-        <w:t>第7-8字节代表一个16位的能量起止点</w:t>
-      </w:r>
-      <w:r>
-        <w:rPr>
-          <w:rFonts w:hint="eastAsia" w:ascii="Times New Roman" w:hAnsi="Times New Roman" w:cs="Times New Roman"/>
+          <w:rFonts w:ascii="Times New Roman" w:hAnsi="Times New Roman" w:cs="Times New Roman" w:hint="eastAsia"/>
+          <w:kern w:val="0"/>
+          <w:szCs w:val="24"/>
+        </w:rPr>
+        <w:t>，共</w:t>
+      </w:r>
+      <w:r>
+        <w:rPr>
+          <w:rFonts w:ascii="Times New Roman" w:hAnsi="Times New Roman" w:cs="Times New Roman" w:hint="eastAsia"/>
+          <w:kern w:val="0"/>
+          <w:szCs w:val="24"/>
+        </w:rPr>
+        <w:t>144</w:t>
+      </w:r>
+      <w:r>
+        <w:rPr>
+          <w:rFonts w:ascii="Times New Roman" w:hAnsi="Times New Roman" w:cs="Times New Roman" w:hint="eastAsia"/>
+          <w:kern w:val="0"/>
+          <w:szCs w:val="24"/>
+        </w:rPr>
+        <w:t>条。</w:t>
+      </w:r>
+    </w:p>
+    <w:p>
+      <w:pPr>
+        <w:ind w:firstLine="480"/>
+        <w:rPr>
+          <w:rFonts w:ascii="Times New Roman" w:hAnsi="Times New Roman" w:cs="Times New Roman"/>
+          <w:kern w:val="0"/>
+          <w:szCs w:val="24"/>
+        </w:rPr>
+      </w:pPr>
+      <w:r>
+        <w:rPr>
+          <w:rFonts w:ascii="Times New Roman" w:hAnsi="Times New Roman" w:cs="Times New Roman"/>
+          <w:kern w:val="0"/>
+          <w:szCs w:val="24"/>
+        </w:rPr>
+        <w:t>第</w:t>
+      </w:r>
+      <w:r>
+        <w:rPr>
+          <w:rFonts w:ascii="Times New Roman" w:hAnsi="Times New Roman" w:cs="Times New Roman"/>
+          <w:kern w:val="0"/>
+          <w:szCs w:val="24"/>
+        </w:rPr>
+        <w:t>7-8</w:t>
+      </w:r>
+      <w:r>
+        <w:rPr>
+          <w:rFonts w:ascii="Times New Roman" w:hAnsi="Times New Roman" w:cs="Times New Roman"/>
+          <w:kern w:val="0"/>
+          <w:szCs w:val="24"/>
+        </w:rPr>
+        <w:t>字节代表一个</w:t>
+      </w:r>
+      <w:r>
+        <w:rPr>
+          <w:rFonts w:ascii="Times New Roman" w:hAnsi="Times New Roman" w:cs="Times New Roman"/>
+          <w:kern w:val="0"/>
+          <w:szCs w:val="24"/>
+        </w:rPr>
+        <w:t>16</w:t>
+      </w:r>
+      <w:r>
+        <w:rPr>
+          <w:rFonts w:ascii="Times New Roman" w:hAnsi="Times New Roman" w:cs="Times New Roman"/>
+          <w:kern w:val="0"/>
+          <w:szCs w:val="24"/>
+        </w:rPr>
+        <w:t>位的能量起止点</w:t>
+      </w:r>
+      <w:r>
+        <w:rPr>
+          <w:rFonts w:ascii="Times New Roman" w:hAnsi="Times New Roman" w:cs="Times New Roman" w:hint="eastAsia"/>
           <w:kern w:val="0"/>
           <w:szCs w:val="24"/>
         </w:rPr>
@@ -650,47 +1080,119 @@
           <w:kern w:val="0"/>
           <w:szCs w:val="24"/>
         </w:rPr>
-        <w:t>第9-10字节代表一个16位的能量起止点</w:t>
-      </w:r>
-      <w:r>
-        <w:rPr>
-          <w:rFonts w:hint="eastAsia" w:ascii="Times New Roman" w:hAnsi="Times New Roman" w:cs="Times New Roman"/>
-          <w:kern w:val="0"/>
-          <w:szCs w:val="24"/>
-        </w:rPr>
-        <w:t>，单位为道址（从范围是1-512）。</w:t>
-      </w:r>
-    </w:p>
-    <w:p>
-      <w:pPr>
-        <w:pStyle w:val="4"/>
+        <w:t>第</w:t>
+      </w:r>
+      <w:r>
+        <w:rPr>
+          <w:rFonts w:ascii="Times New Roman" w:hAnsi="Times New Roman" w:cs="Times New Roman"/>
+          <w:kern w:val="0"/>
+          <w:szCs w:val="24"/>
+        </w:rPr>
+        <w:t>9-10</w:t>
+      </w:r>
+      <w:r>
+        <w:rPr>
+          <w:rFonts w:ascii="Times New Roman" w:hAnsi="Times New Roman" w:cs="Times New Roman"/>
+          <w:kern w:val="0"/>
+          <w:szCs w:val="24"/>
+        </w:rPr>
+        <w:t>字节代表一个</w:t>
+      </w:r>
+      <w:r>
+        <w:rPr>
+          <w:rFonts w:ascii="Times New Roman" w:hAnsi="Times New Roman" w:cs="Times New Roman"/>
+          <w:kern w:val="0"/>
+          <w:szCs w:val="24"/>
+        </w:rPr>
+        <w:t>16</w:t>
+      </w:r>
+      <w:r>
+        <w:rPr>
+          <w:rFonts w:ascii="Times New Roman" w:hAnsi="Times New Roman" w:cs="Times New Roman"/>
+          <w:kern w:val="0"/>
+          <w:szCs w:val="24"/>
+        </w:rPr>
+        <w:t>位的能量起止点</w:t>
+      </w:r>
+      <w:r>
+        <w:rPr>
+          <w:rFonts w:ascii="Times New Roman" w:hAnsi="Times New Roman" w:cs="Times New Roman" w:hint="eastAsia"/>
+          <w:kern w:val="0"/>
+          <w:szCs w:val="24"/>
+        </w:rPr>
+        <w:t>，单位为道址（从范围是</w:t>
+      </w:r>
+      <w:r>
+        <w:rPr>
+          <w:rFonts w:ascii="Times New Roman" w:hAnsi="Times New Roman" w:cs="Times New Roman" w:hint="eastAsia"/>
+          <w:kern w:val="0"/>
+          <w:szCs w:val="24"/>
+        </w:rPr>
+        <w:t>1-512</w:t>
+      </w:r>
+      <w:r>
+        <w:rPr>
+          <w:rFonts w:ascii="Times New Roman" w:hAnsi="Times New Roman" w:cs="Times New Roman" w:hint="eastAsia"/>
+          <w:kern w:val="0"/>
+          <w:szCs w:val="24"/>
+        </w:rPr>
+        <w:t>）。</w:t>
+      </w:r>
+    </w:p>
+    <w:p>
+      <w:pPr>
+        <w:pStyle w:val="3"/>
         <w:rPr>
           <w:rFonts w:hint="eastAsia"/>
         </w:rPr>
       </w:pPr>
+      <w:bookmarkStart w:id="4" w:name="OLE_LINK1"/>
       <w:r>
         <w:rPr>
           <w:rFonts w:hint="eastAsia"/>
         </w:rPr>
-        <w:t>1.3波形指令</w:t>
-      </w:r>
-    </w:p>
-    <w:p>
-      <w:pPr>
-        <w:ind w:firstLine="480"/>
-        <w:rPr>
-          <w:rFonts w:ascii="Times New Roman" w:hAnsi="Times New Roman" w:cs="Times New Roman"/>
-          <w:kern w:val="0"/>
-          <w:szCs w:val="24"/>
-        </w:rPr>
-      </w:pPr>
-      <w:r>
-        <w:rPr>
-          <w:rFonts w:hint="eastAsia" w:ascii="Times New Roman" w:hAnsi="Times New Roman" w:cs="Times New Roman"/>
-          <w:kern w:val="0"/>
-          <w:szCs w:val="24"/>
-        </w:rPr>
-        <w:t>（1）</w:t>
+        <w:t>1.3</w:t>
+      </w:r>
+      <w:r>
+        <w:rPr>
+          <w:rFonts w:hint="eastAsia"/>
+        </w:rPr>
+        <w:t>波形指令</w:t>
+      </w:r>
+    </w:p>
+    <w:bookmarkEnd w:id="4"/>
+    <w:p>
+      <w:pPr>
+        <w:ind w:firstLine="480"/>
+        <w:rPr>
+          <w:rFonts w:ascii="Times New Roman" w:hAnsi="Times New Roman" w:cs="Times New Roman"/>
+          <w:kern w:val="0"/>
+          <w:szCs w:val="24"/>
+        </w:rPr>
+      </w:pPr>
+      <w:r>
+        <w:rPr>
+          <w:rFonts w:ascii="Times New Roman" w:hAnsi="Times New Roman" w:cs="Times New Roman" w:hint="eastAsia"/>
+          <w:kern w:val="0"/>
+          <w:szCs w:val="24"/>
+        </w:rPr>
+        <w:t>（</w:t>
+      </w:r>
+      <w:r>
+        <w:rPr>
+          <w:rFonts w:ascii="Times New Roman" w:hAnsi="Times New Roman" w:cs="Times New Roman" w:hint="eastAsia"/>
+          <w:kern w:val="0"/>
+          <w:szCs w:val="24"/>
+        </w:rPr>
+        <w:t>1</w:t>
+      </w:r>
+      <w:r>
+        <w:rPr>
+          <w:rFonts w:ascii="Times New Roman" w:hAnsi="Times New Roman" w:cs="Times New Roman" w:hint="eastAsia"/>
+          <w:kern w:val="0"/>
+          <w:szCs w:val="24"/>
+        </w:rPr>
+        <w:t>）</w:t>
       </w:r>
       <w:r>
         <w:rPr>
@@ -702,7 +1204,7 @@
       </w:r>
       <w:r>
         <w:rPr>
-          <w:rFonts w:hint="eastAsia" w:ascii="Times New Roman" w:hAnsi="Times New Roman" w:cs="Times New Roman"/>
+          <w:rFonts w:ascii="Times New Roman" w:hAnsi="Times New Roman" w:cs="Times New Roman" w:hint="eastAsia"/>
           <w:kern w:val="0"/>
           <w:szCs w:val="24"/>
         </w:rPr>
@@ -749,14 +1251,20 @@
           <w:color w:val="4472C4" w:themeColor="accent1"/>
           <w:kern w:val="0"/>
           <w:szCs w:val="24"/>
-          <w14:textFill>
-            <w14:solidFill>
-              <w14:schemeClr w14:val="accent1"/>
-            </w14:solidFill>
-          </w14:textFill>
-        </w:rPr>
-        <w:t xml:space="preserve"> XX XX</w:t>
-      </w:r>
+        </w:rPr>
+        <w:t xml:space="preserve"> XX </w:t>
+      </w:r>
+      <w:proofErr w:type="spellStart"/>
+      <w:r>
+        <w:rPr>
+          <w:rFonts w:ascii="Times New Roman" w:hAnsi="Times New Roman" w:cs="Times New Roman"/>
+          <w:color w:val="4472C4" w:themeColor="accent1"/>
+          <w:kern w:val="0"/>
+          <w:szCs w:val="24"/>
+        </w:rPr>
+        <w:t>XX</w:t>
+      </w:r>
+      <w:proofErr w:type="spellEnd"/>
       <w:r>
         <w:rPr>
           <w:rFonts w:ascii="Times New Roman" w:hAnsi="Times New Roman" w:cs="Times New Roman"/>
@@ -771,14 +1279,20 @@
           <w:color w:val="ED7D31" w:themeColor="accent2"/>
           <w:kern w:val="0"/>
           <w:szCs w:val="24"/>
-          <w14:textFill>
-            <w14:solidFill>
-              <w14:schemeClr w14:val="accent2"/>
-            </w14:solidFill>
-          </w14:textFill>
-        </w:rPr>
-        <w:t>YY YY</w:t>
-      </w:r>
+        </w:rPr>
+        <w:t xml:space="preserve">YY </w:t>
+      </w:r>
+      <w:proofErr w:type="spellStart"/>
+      <w:r>
+        <w:rPr>
+          <w:rFonts w:ascii="Times New Roman" w:hAnsi="Times New Roman" w:cs="Times New Roman"/>
+          <w:color w:val="ED7D31" w:themeColor="accent2"/>
+          <w:kern w:val="0"/>
+          <w:szCs w:val="24"/>
+        </w:rPr>
+        <w:t>YY</w:t>
+      </w:r>
+      <w:proofErr w:type="spellEnd"/>
       <w:r>
         <w:rPr>
           <w:rFonts w:ascii="Times New Roman" w:hAnsi="Times New Roman" w:cs="Times New Roman"/>
@@ -816,7 +1330,7 @@
       </w:r>
       <w:r>
         <w:rPr>
-          <w:rFonts w:hint="eastAsia" w:ascii="Times New Roman" w:hAnsi="Times New Roman" w:cs="Times New Roman"/>
+          <w:rFonts w:ascii="Times New Roman" w:hAnsi="Times New Roman" w:cs="Times New Roman" w:hint="eastAsia"/>
           <w:color w:val="FF0000"/>
           <w:kern w:val="0"/>
           <w:szCs w:val="24"/>
@@ -829,14 +1343,20 @@
           <w:color w:val="4472C4" w:themeColor="accent1"/>
           <w:kern w:val="0"/>
           <w:szCs w:val="24"/>
-          <w14:textFill>
-            <w14:solidFill>
-              <w14:schemeClr w14:val="accent1"/>
-            </w14:solidFill>
-          </w14:textFill>
-        </w:rPr>
-        <w:t xml:space="preserve"> XX XX</w:t>
-      </w:r>
+        </w:rPr>
+        <w:t xml:space="preserve"> XX </w:t>
+      </w:r>
+      <w:proofErr w:type="spellStart"/>
+      <w:r>
+        <w:rPr>
+          <w:rFonts w:ascii="Times New Roman" w:hAnsi="Times New Roman" w:cs="Times New Roman"/>
+          <w:color w:val="4472C4" w:themeColor="accent1"/>
+          <w:kern w:val="0"/>
+          <w:szCs w:val="24"/>
+        </w:rPr>
+        <w:t>XX</w:t>
+      </w:r>
+      <w:proofErr w:type="spellEnd"/>
       <w:r>
         <w:rPr>
           <w:rFonts w:ascii="Times New Roman" w:hAnsi="Times New Roman" w:cs="Times New Roman"/>
@@ -851,14 +1371,20 @@
           <w:color w:val="ED7D31" w:themeColor="accent2"/>
           <w:kern w:val="0"/>
           <w:szCs w:val="24"/>
-          <w14:textFill>
-            <w14:solidFill>
-              <w14:schemeClr w14:val="accent2"/>
-            </w14:solidFill>
-          </w14:textFill>
-        </w:rPr>
-        <w:t>YY YY</w:t>
-      </w:r>
+        </w:rPr>
+        <w:t xml:space="preserve">YY </w:t>
+      </w:r>
+      <w:proofErr w:type="spellStart"/>
+      <w:r>
+        <w:rPr>
+          <w:rFonts w:ascii="Times New Roman" w:hAnsi="Times New Roman" w:cs="Times New Roman"/>
+          <w:color w:val="ED7D31" w:themeColor="accent2"/>
+          <w:kern w:val="0"/>
+          <w:szCs w:val="24"/>
+        </w:rPr>
+        <w:t>YY</w:t>
+      </w:r>
+      <w:proofErr w:type="spellEnd"/>
       <w:r>
         <w:rPr>
           <w:rFonts w:ascii="Times New Roman" w:hAnsi="Times New Roman" w:cs="Times New Roman"/>
@@ -896,7 +1422,7 @@
       </w:r>
       <w:r>
         <w:rPr>
-          <w:rFonts w:hint="eastAsia" w:ascii="Times New Roman" w:hAnsi="Times New Roman" w:cs="Times New Roman"/>
+          <w:rFonts w:ascii="Times New Roman" w:hAnsi="Times New Roman" w:cs="Times New Roman" w:hint="eastAsia"/>
           <w:color w:val="FF0000"/>
           <w:kern w:val="0"/>
           <w:szCs w:val="24"/>
@@ -909,14 +1435,20 @@
           <w:color w:val="4472C4" w:themeColor="accent1"/>
           <w:kern w:val="0"/>
           <w:szCs w:val="24"/>
-          <w14:textFill>
-            <w14:solidFill>
-              <w14:schemeClr w14:val="accent1"/>
-            </w14:solidFill>
-          </w14:textFill>
-        </w:rPr>
-        <w:t xml:space="preserve"> XX XX</w:t>
-      </w:r>
+        </w:rPr>
+        <w:t xml:space="preserve"> XX </w:t>
+      </w:r>
+      <w:proofErr w:type="spellStart"/>
+      <w:r>
+        <w:rPr>
+          <w:rFonts w:ascii="Times New Roman" w:hAnsi="Times New Roman" w:cs="Times New Roman"/>
+          <w:color w:val="4472C4" w:themeColor="accent1"/>
+          <w:kern w:val="0"/>
+          <w:szCs w:val="24"/>
+        </w:rPr>
+        <w:t>XX</w:t>
+      </w:r>
+      <w:proofErr w:type="spellEnd"/>
       <w:r>
         <w:rPr>
           <w:rFonts w:ascii="Times New Roman" w:hAnsi="Times New Roman" w:cs="Times New Roman"/>
@@ -931,14 +1463,20 @@
           <w:color w:val="ED7D31" w:themeColor="accent2"/>
           <w:kern w:val="0"/>
           <w:szCs w:val="24"/>
-          <w14:textFill>
-            <w14:solidFill>
-              <w14:schemeClr w14:val="accent2"/>
-            </w14:solidFill>
-          </w14:textFill>
-        </w:rPr>
-        <w:t>YY YY</w:t>
-      </w:r>
+        </w:rPr>
+        <w:t xml:space="preserve">YY </w:t>
+      </w:r>
+      <w:proofErr w:type="spellStart"/>
+      <w:r>
+        <w:rPr>
+          <w:rFonts w:ascii="Times New Roman" w:hAnsi="Times New Roman" w:cs="Times New Roman"/>
+          <w:color w:val="ED7D31" w:themeColor="accent2"/>
+          <w:kern w:val="0"/>
+          <w:szCs w:val="24"/>
+        </w:rPr>
+        <w:t>YY</w:t>
+      </w:r>
+      <w:proofErr w:type="spellEnd"/>
       <w:r>
         <w:rPr>
           <w:rFonts w:ascii="Times New Roman" w:hAnsi="Times New Roman" w:cs="Times New Roman"/>
@@ -976,7 +1514,7 @@
       </w:r>
       <w:r>
         <w:rPr>
-          <w:rFonts w:hint="eastAsia" w:ascii="Times New Roman" w:hAnsi="Times New Roman" w:cs="Times New Roman"/>
+          <w:rFonts w:ascii="Times New Roman" w:hAnsi="Times New Roman" w:cs="Times New Roman" w:hint="eastAsia"/>
           <w:color w:val="FF0000"/>
           <w:kern w:val="0"/>
           <w:szCs w:val="24"/>
@@ -989,14 +1527,20 @@
           <w:color w:val="4472C4" w:themeColor="accent1"/>
           <w:kern w:val="0"/>
           <w:szCs w:val="24"/>
-          <w14:textFill>
-            <w14:solidFill>
-              <w14:schemeClr w14:val="accent1"/>
-            </w14:solidFill>
-          </w14:textFill>
-        </w:rPr>
-        <w:t xml:space="preserve"> XX XX</w:t>
-      </w:r>
+        </w:rPr>
+        <w:t xml:space="preserve"> XX </w:t>
+      </w:r>
+      <w:proofErr w:type="spellStart"/>
+      <w:r>
+        <w:rPr>
+          <w:rFonts w:ascii="Times New Roman" w:hAnsi="Times New Roman" w:cs="Times New Roman"/>
+          <w:color w:val="4472C4" w:themeColor="accent1"/>
+          <w:kern w:val="0"/>
+          <w:szCs w:val="24"/>
+        </w:rPr>
+        <w:t>XX</w:t>
+      </w:r>
+      <w:proofErr w:type="spellEnd"/>
       <w:r>
         <w:rPr>
           <w:rFonts w:ascii="Times New Roman" w:hAnsi="Times New Roman" w:cs="Times New Roman"/>
@@ -1011,14 +1555,20 @@
           <w:color w:val="ED7D31" w:themeColor="accent2"/>
           <w:kern w:val="0"/>
           <w:szCs w:val="24"/>
-          <w14:textFill>
-            <w14:solidFill>
-              <w14:schemeClr w14:val="accent2"/>
-            </w14:solidFill>
-          </w14:textFill>
-        </w:rPr>
-        <w:t>YY YY</w:t>
-      </w:r>
+        </w:rPr>
+        <w:t xml:space="preserve">YY </w:t>
+      </w:r>
+      <w:proofErr w:type="spellStart"/>
+      <w:r>
+        <w:rPr>
+          <w:rFonts w:ascii="Times New Roman" w:hAnsi="Times New Roman" w:cs="Times New Roman"/>
+          <w:color w:val="ED7D31" w:themeColor="accent2"/>
+          <w:kern w:val="0"/>
+          <w:szCs w:val="24"/>
+        </w:rPr>
+        <w:t>YY</w:t>
+      </w:r>
+      <w:proofErr w:type="spellEnd"/>
       <w:r>
         <w:rPr>
           <w:rFonts w:ascii="Times New Roman" w:hAnsi="Times New Roman" w:cs="Times New Roman"/>
@@ -1056,7 +1606,7 @@
       </w:r>
       <w:r>
         <w:rPr>
-          <w:rFonts w:hint="eastAsia" w:ascii="Times New Roman" w:hAnsi="Times New Roman" w:cs="Times New Roman"/>
+          <w:rFonts w:ascii="Times New Roman" w:hAnsi="Times New Roman" w:cs="Times New Roman" w:hint="eastAsia"/>
           <w:color w:val="FF0000"/>
           <w:kern w:val="0"/>
           <w:szCs w:val="24"/>
@@ -1069,14 +1619,20 @@
           <w:color w:val="4472C4" w:themeColor="accent1"/>
           <w:kern w:val="0"/>
           <w:szCs w:val="24"/>
-          <w14:textFill>
-            <w14:solidFill>
-              <w14:schemeClr w14:val="accent1"/>
-            </w14:solidFill>
-          </w14:textFill>
-        </w:rPr>
-        <w:t xml:space="preserve"> XX XX</w:t>
-      </w:r>
+        </w:rPr>
+        <w:t xml:space="preserve"> XX </w:t>
+      </w:r>
+      <w:proofErr w:type="spellStart"/>
+      <w:r>
+        <w:rPr>
+          <w:rFonts w:ascii="Times New Roman" w:hAnsi="Times New Roman" w:cs="Times New Roman"/>
+          <w:color w:val="4472C4" w:themeColor="accent1"/>
+          <w:kern w:val="0"/>
+          <w:szCs w:val="24"/>
+        </w:rPr>
+        <w:t>XX</w:t>
+      </w:r>
+      <w:proofErr w:type="spellEnd"/>
       <w:r>
         <w:rPr>
           <w:rFonts w:ascii="Times New Roman" w:hAnsi="Times New Roman" w:cs="Times New Roman"/>
@@ -1091,14 +1647,20 @@
           <w:color w:val="ED7D31" w:themeColor="accent2"/>
           <w:kern w:val="0"/>
           <w:szCs w:val="24"/>
-          <w14:textFill>
-            <w14:solidFill>
-              <w14:schemeClr w14:val="accent2"/>
-            </w14:solidFill>
-          </w14:textFill>
-        </w:rPr>
-        <w:t>YY YY</w:t>
-      </w:r>
+        </w:rPr>
+        <w:t xml:space="preserve">YY </w:t>
+      </w:r>
+      <w:proofErr w:type="spellStart"/>
+      <w:r>
+        <w:rPr>
+          <w:rFonts w:ascii="Times New Roman" w:hAnsi="Times New Roman" w:cs="Times New Roman"/>
+          <w:color w:val="ED7D31" w:themeColor="accent2"/>
+          <w:kern w:val="0"/>
+          <w:szCs w:val="24"/>
+        </w:rPr>
+        <w:t>YY</w:t>
+      </w:r>
+      <w:proofErr w:type="spellEnd"/>
       <w:r>
         <w:rPr>
           <w:rFonts w:ascii="Times New Roman" w:hAnsi="Times New Roman" w:cs="Times New Roman"/>
@@ -1136,7 +1698,7 @@
       </w:r>
       <w:r>
         <w:rPr>
-          <w:rFonts w:hint="eastAsia" w:ascii="Times New Roman" w:hAnsi="Times New Roman" w:cs="Times New Roman"/>
+          <w:rFonts w:ascii="Times New Roman" w:hAnsi="Times New Roman" w:cs="Times New Roman" w:hint="eastAsia"/>
           <w:color w:val="FF0000"/>
           <w:kern w:val="0"/>
           <w:szCs w:val="24"/>
@@ -1149,14 +1711,20 @@
           <w:color w:val="4472C4" w:themeColor="accent1"/>
           <w:kern w:val="0"/>
           <w:szCs w:val="24"/>
-          <w14:textFill>
-            <w14:solidFill>
-              <w14:schemeClr w14:val="accent1"/>
-            </w14:solidFill>
-          </w14:textFill>
-        </w:rPr>
-        <w:t xml:space="preserve"> XX XX</w:t>
-      </w:r>
+        </w:rPr>
+        <w:t xml:space="preserve"> XX </w:t>
+      </w:r>
+      <w:proofErr w:type="spellStart"/>
+      <w:r>
+        <w:rPr>
+          <w:rFonts w:ascii="Times New Roman" w:hAnsi="Times New Roman" w:cs="Times New Roman"/>
+          <w:color w:val="4472C4" w:themeColor="accent1"/>
+          <w:kern w:val="0"/>
+          <w:szCs w:val="24"/>
+        </w:rPr>
+        <w:t>XX</w:t>
+      </w:r>
+      <w:proofErr w:type="spellEnd"/>
       <w:r>
         <w:rPr>
           <w:rFonts w:ascii="Times New Roman" w:hAnsi="Times New Roman" w:cs="Times New Roman"/>
@@ -1171,14 +1739,20 @@
           <w:color w:val="ED7D31" w:themeColor="accent2"/>
           <w:kern w:val="0"/>
           <w:szCs w:val="24"/>
-          <w14:textFill>
-            <w14:solidFill>
-              <w14:schemeClr w14:val="accent2"/>
-            </w14:solidFill>
-          </w14:textFill>
-        </w:rPr>
-        <w:t>YY YY</w:t>
-      </w:r>
+        </w:rPr>
+        <w:t xml:space="preserve">YY </w:t>
+      </w:r>
+      <w:proofErr w:type="spellStart"/>
+      <w:r>
+        <w:rPr>
+          <w:rFonts w:ascii="Times New Roman" w:hAnsi="Times New Roman" w:cs="Times New Roman"/>
+          <w:color w:val="ED7D31" w:themeColor="accent2"/>
+          <w:kern w:val="0"/>
+          <w:szCs w:val="24"/>
+        </w:rPr>
+        <w:t>YY</w:t>
+      </w:r>
+      <w:proofErr w:type="spellEnd"/>
       <w:r>
         <w:rPr>
           <w:rFonts w:ascii="Times New Roman" w:hAnsi="Times New Roman" w:cs="Times New Roman"/>
@@ -1216,7 +1790,7 @@
       </w:r>
       <w:r>
         <w:rPr>
-          <w:rFonts w:hint="eastAsia" w:ascii="Times New Roman" w:hAnsi="Times New Roman" w:cs="Times New Roman"/>
+          <w:rFonts w:ascii="Times New Roman" w:hAnsi="Times New Roman" w:cs="Times New Roman" w:hint="eastAsia"/>
           <w:color w:val="FF0000"/>
           <w:kern w:val="0"/>
           <w:szCs w:val="24"/>
@@ -1229,14 +1803,20 @@
           <w:color w:val="4472C4" w:themeColor="accent1"/>
           <w:kern w:val="0"/>
           <w:szCs w:val="24"/>
-          <w14:textFill>
-            <w14:solidFill>
-              <w14:schemeClr w14:val="accent1"/>
-            </w14:solidFill>
-          </w14:textFill>
-        </w:rPr>
-        <w:t>XX XX</w:t>
-      </w:r>
+        </w:rPr>
+        <w:t xml:space="preserve">XX </w:t>
+      </w:r>
+      <w:proofErr w:type="spellStart"/>
+      <w:r>
+        <w:rPr>
+          <w:rFonts w:ascii="Times New Roman" w:hAnsi="Times New Roman" w:cs="Times New Roman"/>
+          <w:color w:val="4472C4" w:themeColor="accent1"/>
+          <w:kern w:val="0"/>
+          <w:szCs w:val="24"/>
+        </w:rPr>
+        <w:t>XX</w:t>
+      </w:r>
+      <w:proofErr w:type="spellEnd"/>
       <w:r>
         <w:rPr>
           <w:rFonts w:ascii="Times New Roman" w:hAnsi="Times New Roman" w:cs="Times New Roman"/>
@@ -1251,14 +1831,20 @@
           <w:color w:val="ED7D31" w:themeColor="accent2"/>
           <w:kern w:val="0"/>
           <w:szCs w:val="24"/>
-          <w14:textFill>
-            <w14:solidFill>
-              <w14:schemeClr w14:val="accent2"/>
-            </w14:solidFill>
-          </w14:textFill>
-        </w:rPr>
-        <w:t>YY YY</w:t>
-      </w:r>
+        </w:rPr>
+        <w:t xml:space="preserve">YY </w:t>
+      </w:r>
+      <w:proofErr w:type="spellStart"/>
+      <w:r>
+        <w:rPr>
+          <w:rFonts w:ascii="Times New Roman" w:hAnsi="Times New Roman" w:cs="Times New Roman"/>
+          <w:color w:val="ED7D31" w:themeColor="accent2"/>
+          <w:kern w:val="0"/>
+          <w:szCs w:val="24"/>
+        </w:rPr>
+        <w:t>YY</w:t>
+      </w:r>
+      <w:proofErr w:type="spellEnd"/>
       <w:r>
         <w:rPr>
           <w:rFonts w:ascii="Times New Roman" w:hAnsi="Times New Roman" w:cs="Times New Roman"/>
@@ -1296,7 +1882,7 @@
       </w:r>
       <w:r>
         <w:rPr>
-          <w:rFonts w:hint="eastAsia" w:ascii="Times New Roman" w:hAnsi="Times New Roman" w:cs="Times New Roman"/>
+          <w:rFonts w:ascii="Times New Roman" w:hAnsi="Times New Roman" w:cs="Times New Roman" w:hint="eastAsia"/>
           <w:color w:val="FF0000"/>
           <w:kern w:val="0"/>
           <w:szCs w:val="24"/>
@@ -1309,14 +1895,20 @@
           <w:color w:val="4472C4" w:themeColor="accent1"/>
           <w:kern w:val="0"/>
           <w:szCs w:val="24"/>
-          <w14:textFill>
-            <w14:solidFill>
-              <w14:schemeClr w14:val="accent1"/>
-            </w14:solidFill>
-          </w14:textFill>
-        </w:rPr>
-        <w:t xml:space="preserve"> XX XX</w:t>
-      </w:r>
+        </w:rPr>
+        <w:t xml:space="preserve"> XX </w:t>
+      </w:r>
+      <w:proofErr w:type="spellStart"/>
+      <w:r>
+        <w:rPr>
+          <w:rFonts w:ascii="Times New Roman" w:hAnsi="Times New Roman" w:cs="Times New Roman"/>
+          <w:color w:val="4472C4" w:themeColor="accent1"/>
+          <w:kern w:val="0"/>
+          <w:szCs w:val="24"/>
+        </w:rPr>
+        <w:t>XX</w:t>
+      </w:r>
+      <w:proofErr w:type="spellEnd"/>
       <w:r>
         <w:rPr>
           <w:rFonts w:ascii="Times New Roman" w:hAnsi="Times New Roman" w:cs="Times New Roman"/>
@@ -1331,14 +1923,20 @@
           <w:color w:val="ED7D31" w:themeColor="accent2"/>
           <w:kern w:val="0"/>
           <w:szCs w:val="24"/>
-          <w14:textFill>
-            <w14:solidFill>
-              <w14:schemeClr w14:val="accent2"/>
-            </w14:solidFill>
-          </w14:textFill>
-        </w:rPr>
-        <w:t>YY YY</w:t>
-      </w:r>
+        </w:rPr>
+        <w:t xml:space="preserve">YY </w:t>
+      </w:r>
+      <w:proofErr w:type="spellStart"/>
+      <w:r>
+        <w:rPr>
+          <w:rFonts w:ascii="Times New Roman" w:hAnsi="Times New Roman" w:cs="Times New Roman"/>
+          <w:color w:val="ED7D31" w:themeColor="accent2"/>
+          <w:kern w:val="0"/>
+          <w:szCs w:val="24"/>
+        </w:rPr>
+        <w:t>YY</w:t>
+      </w:r>
+      <w:proofErr w:type="spellEnd"/>
       <w:r>
         <w:rPr>
           <w:rFonts w:ascii="Times New Roman" w:hAnsi="Times New Roman" w:cs="Times New Roman"/>
@@ -1363,11 +1961,27 @@
           <w:kern w:val="0"/>
           <w:szCs w:val="24"/>
         </w:rPr>
-        <w:t>第7-10字节代表</w:t>
-      </w:r>
-      <w:r>
-        <w:rPr>
-          <w:rFonts w:hint="eastAsia" w:ascii="Times New Roman" w:hAnsi="Times New Roman" w:cs="Times New Roman"/>
+        <w:t>第</w:t>
+      </w:r>
+      <w:r>
+        <w:rPr>
+          <w:rFonts w:ascii="Times New Roman" w:hAnsi="Times New Roman" w:cs="Times New Roman"/>
+          <w:kern w:val="0"/>
+          <w:szCs w:val="24"/>
+        </w:rPr>
+        <w:t>7-10</w:t>
+      </w:r>
+      <w:r>
+        <w:rPr>
+          <w:rFonts w:ascii="Times New Roman" w:hAnsi="Times New Roman" w:cs="Times New Roman"/>
+          <w:kern w:val="0"/>
+          <w:szCs w:val="24"/>
+        </w:rPr>
+        <w:t>字节代表</w:t>
+      </w:r>
+      <w:r>
+        <w:rPr>
+          <w:rFonts w:ascii="Times New Roman" w:hAnsi="Times New Roman" w:cs="Times New Roman" w:hint="eastAsia"/>
           <w:kern w:val="0"/>
           <w:szCs w:val="24"/>
         </w:rPr>
@@ -1379,11 +1993,19 @@
           <w:kern w:val="0"/>
           <w:szCs w:val="24"/>
         </w:rPr>
-        <w:t>16位的触发阈值</w:t>
-      </w:r>
-      <w:r>
-        <w:rPr>
-          <w:rFonts w:hint="eastAsia" w:ascii="Times New Roman" w:hAnsi="Times New Roman" w:cs="Times New Roman"/>
+        <w:t>16</w:t>
+      </w:r>
+      <w:r>
+        <w:rPr>
+          <w:rFonts w:ascii="Times New Roman" w:hAnsi="Times New Roman" w:cs="Times New Roman"/>
+          <w:kern w:val="0"/>
+          <w:szCs w:val="24"/>
+        </w:rPr>
+        <w:t>位的触发阈值</w:t>
+      </w:r>
+      <w:r>
+        <w:rPr>
+          <w:rFonts w:ascii="Times New Roman" w:hAnsi="Times New Roman" w:cs="Times New Roman" w:hint="eastAsia"/>
           <w:kern w:val="0"/>
           <w:szCs w:val="24"/>
         </w:rPr>
@@ -1391,7 +2013,7 @@
       </w:r>
       <w:r>
         <w:rPr>
-          <w:rFonts w:hint="eastAsia" w:ascii="Times New Roman" w:hAnsi="Times New Roman" w:cs="Times New Roman"/>
+          <w:rFonts w:ascii="Times New Roman" w:hAnsi="Times New Roman" w:cs="Times New Roman" w:hint="eastAsia"/>
           <w:color w:val="EE0000"/>
           <w:kern w:val="0"/>
           <w:szCs w:val="24"/>
@@ -1400,23 +2022,47 @@
       </w:r>
       <w:r>
         <w:rPr>
-          <w:rFonts w:hint="eastAsia" w:ascii="Times New Roman" w:hAnsi="Times New Roman" w:cs="Times New Roman"/>
-          <w:kern w:val="0"/>
-          <w:szCs w:val="24"/>
-        </w:rPr>
-        <w:t>表示数采CH1-CH2的阈值设置，</w:t>
-      </w:r>
-      <w:r>
-        <w:rPr>
-          <w:rFonts w:ascii="Times New Roman" w:hAnsi="Times New Roman" w:cs="Times New Roman"/>
-          <w:kern w:val="0"/>
-          <w:szCs w:val="24"/>
-        </w:rPr>
-        <w:t>第7-</w:t>
-      </w:r>
-      <w:r>
-        <w:rPr>
-          <w:rFonts w:hint="eastAsia" w:ascii="Times New Roman" w:hAnsi="Times New Roman" w:cs="Times New Roman"/>
+          <w:rFonts w:ascii="Times New Roman" w:hAnsi="Times New Roman" w:cs="Times New Roman" w:hint="eastAsia"/>
+          <w:kern w:val="0"/>
+          <w:szCs w:val="24"/>
+        </w:rPr>
+        <w:t>表示数采</w:t>
+      </w:r>
+      <w:r>
+        <w:rPr>
+          <w:rFonts w:ascii="Times New Roman" w:hAnsi="Times New Roman" w:cs="Times New Roman" w:hint="eastAsia"/>
+          <w:kern w:val="0"/>
+          <w:szCs w:val="24"/>
+        </w:rPr>
+        <w:t>CH1-CH2</w:t>
+      </w:r>
+      <w:r>
+        <w:rPr>
+          <w:rFonts w:ascii="Times New Roman" w:hAnsi="Times New Roman" w:cs="Times New Roman" w:hint="eastAsia"/>
+          <w:kern w:val="0"/>
+          <w:szCs w:val="24"/>
+        </w:rPr>
+        <w:t>的阈值设置，</w:t>
+      </w:r>
+      <w:r>
+        <w:rPr>
+          <w:rFonts w:ascii="Times New Roman" w:hAnsi="Times New Roman" w:cs="Times New Roman"/>
+          <w:kern w:val="0"/>
+          <w:szCs w:val="24"/>
+        </w:rPr>
+        <w:t>第</w:t>
+      </w:r>
+      <w:r>
+        <w:rPr>
+          <w:rFonts w:ascii="Times New Roman" w:hAnsi="Times New Roman" w:cs="Times New Roman"/>
+          <w:kern w:val="0"/>
+          <w:szCs w:val="24"/>
+        </w:rPr>
+        <w:t>7-</w:t>
+      </w:r>
+      <w:r>
+        <w:rPr>
+          <w:rFonts w:ascii="Times New Roman" w:hAnsi="Times New Roman" w:cs="Times New Roman" w:hint="eastAsia"/>
           <w:kern w:val="0"/>
           <w:szCs w:val="24"/>
         </w:rPr>
@@ -1432,7 +2078,7 @@
       </w:r>
       <w:r>
         <w:rPr>
-          <w:rFonts w:hint="eastAsia" w:ascii="Times New Roman" w:hAnsi="Times New Roman" w:cs="Times New Roman"/>
+          <w:rFonts w:ascii="Times New Roman" w:hAnsi="Times New Roman" w:cs="Times New Roman" w:hint="eastAsia"/>
           <w:kern w:val="0"/>
           <w:szCs w:val="24"/>
         </w:rPr>
@@ -1440,21 +2086,27 @@
       </w:r>
       <w:r>
         <w:rPr>
-          <w:rFonts w:hint="eastAsia" w:ascii="Times New Roman" w:hAnsi="Times New Roman" w:cs="Times New Roman"/>
+          <w:rFonts w:ascii="Times New Roman" w:hAnsi="Times New Roman" w:cs="Times New Roman" w:hint="eastAsia"/>
           <w:color w:val="4472C4" w:themeColor="accent1"/>
           <w:kern w:val="0"/>
           <w:szCs w:val="24"/>
-          <w14:textFill>
-            <w14:solidFill>
-              <w14:schemeClr w14:val="accent1"/>
-            </w14:solidFill>
-          </w14:textFill>
-        </w:rPr>
-        <w:t>XX XX</w:t>
-      </w:r>
-      <w:r>
-        <w:rPr>
-          <w:rFonts w:hint="eastAsia" w:ascii="Times New Roman" w:hAnsi="Times New Roman" w:cs="Times New Roman"/>
+        </w:rPr>
+        <w:t xml:space="preserve">XX </w:t>
+      </w:r>
+      <w:proofErr w:type="spellStart"/>
+      <w:r>
+        <w:rPr>
+          <w:rFonts w:ascii="Times New Roman" w:hAnsi="Times New Roman" w:cs="Times New Roman" w:hint="eastAsia"/>
+          <w:color w:val="4472C4" w:themeColor="accent1"/>
+          <w:kern w:val="0"/>
+          <w:szCs w:val="24"/>
+        </w:rPr>
+        <w:t>XX</w:t>
+      </w:r>
+      <w:proofErr w:type="spellEnd"/>
+      <w:r>
+        <w:rPr>
+          <w:rFonts w:ascii="Times New Roman" w:hAnsi="Times New Roman" w:cs="Times New Roman" w:hint="eastAsia"/>
           <w:kern w:val="0"/>
           <w:szCs w:val="24"/>
         </w:rPr>
@@ -1470,11 +2122,19 @@
       </w:r>
       <w:r>
         <w:rPr>
-          <w:rFonts w:hint="eastAsia" w:ascii="Times New Roman" w:hAnsi="Times New Roman" w:cs="Times New Roman"/>
-          <w:kern w:val="0"/>
-          <w:szCs w:val="24"/>
-        </w:rPr>
-        <w:t xml:space="preserve"> CH1的</w:t>
+          <w:rFonts w:ascii="Times New Roman" w:hAnsi="Times New Roman" w:cs="Times New Roman" w:hint="eastAsia"/>
+          <w:kern w:val="0"/>
+          <w:szCs w:val="24"/>
+        </w:rPr>
+        <w:t xml:space="preserve"> CH1</w:t>
+      </w:r>
+      <w:r>
+        <w:rPr>
+          <w:rFonts w:ascii="Times New Roman" w:hAnsi="Times New Roman" w:cs="Times New Roman" w:hint="eastAsia"/>
+          <w:kern w:val="0"/>
+          <w:szCs w:val="24"/>
+        </w:rPr>
+        <w:t>的</w:t>
       </w:r>
       <w:r>
         <w:rPr>
@@ -1486,7 +2146,7 @@
       </w:r>
       <w:r>
         <w:rPr>
-          <w:rFonts w:hint="eastAsia" w:ascii="Times New Roman" w:hAnsi="Times New Roman" w:cs="Times New Roman"/>
+          <w:rFonts w:ascii="Times New Roman" w:hAnsi="Times New Roman" w:cs="Times New Roman" w:hint="eastAsia"/>
           <w:kern w:val="0"/>
           <w:szCs w:val="24"/>
         </w:rPr>
@@ -1502,7 +2162,7 @@
       </w:r>
       <w:r>
         <w:rPr>
-          <w:rFonts w:hint="eastAsia" w:ascii="Times New Roman" w:hAnsi="Times New Roman" w:cs="Times New Roman"/>
+          <w:rFonts w:ascii="Times New Roman" w:hAnsi="Times New Roman" w:cs="Times New Roman" w:hint="eastAsia"/>
           <w:kern w:val="0"/>
           <w:szCs w:val="24"/>
         </w:rPr>
@@ -1518,7 +2178,7 @@
       </w:r>
       <w:r>
         <w:rPr>
-          <w:rFonts w:hint="eastAsia" w:ascii="Times New Roman" w:hAnsi="Times New Roman" w:cs="Times New Roman"/>
+          <w:rFonts w:ascii="Times New Roman" w:hAnsi="Times New Roman" w:cs="Times New Roman" w:hint="eastAsia"/>
           <w:kern w:val="0"/>
           <w:szCs w:val="24"/>
         </w:rPr>
@@ -1534,7 +2194,7 @@
       </w:r>
       <w:r>
         <w:rPr>
-          <w:rFonts w:hint="eastAsia" w:ascii="Times New Roman" w:hAnsi="Times New Roman" w:cs="Times New Roman"/>
+          <w:rFonts w:ascii="Times New Roman" w:hAnsi="Times New Roman" w:cs="Times New Roman" w:hint="eastAsia"/>
           <w:kern w:val="0"/>
           <w:szCs w:val="24"/>
         </w:rPr>
@@ -1542,21 +2202,27 @@
       </w:r>
       <w:r>
         <w:rPr>
-          <w:rFonts w:hint="eastAsia" w:ascii="Times New Roman" w:hAnsi="Times New Roman" w:cs="Times New Roman"/>
+          <w:rFonts w:ascii="Times New Roman" w:hAnsi="Times New Roman" w:cs="Times New Roman" w:hint="eastAsia"/>
           <w:color w:val="4472C4" w:themeColor="accent1"/>
           <w:kern w:val="0"/>
           <w:szCs w:val="24"/>
-          <w14:textFill>
-            <w14:solidFill>
-              <w14:schemeClr w14:val="accent1"/>
-            </w14:solidFill>
-          </w14:textFill>
-        </w:rPr>
-        <w:t>YY YY</w:t>
-      </w:r>
-      <w:r>
-        <w:rPr>
-          <w:rFonts w:hint="eastAsia" w:ascii="Times New Roman" w:hAnsi="Times New Roman" w:cs="Times New Roman"/>
+        </w:rPr>
+        <w:t xml:space="preserve">YY </w:t>
+      </w:r>
+      <w:proofErr w:type="spellStart"/>
+      <w:r>
+        <w:rPr>
+          <w:rFonts w:ascii="Times New Roman" w:hAnsi="Times New Roman" w:cs="Times New Roman" w:hint="eastAsia"/>
+          <w:color w:val="4472C4" w:themeColor="accent1"/>
+          <w:kern w:val="0"/>
+          <w:szCs w:val="24"/>
+        </w:rPr>
+        <w:t>YY</w:t>
+      </w:r>
+      <w:proofErr w:type="spellEnd"/>
+      <w:r>
+        <w:rPr>
+          <w:rFonts w:ascii="Times New Roman" w:hAnsi="Times New Roman" w:cs="Times New Roman" w:hint="eastAsia"/>
           <w:kern w:val="0"/>
           <w:szCs w:val="24"/>
         </w:rPr>
@@ -1572,11 +2238,19 @@
       </w:r>
       <w:r>
         <w:rPr>
-          <w:rFonts w:hint="eastAsia" w:ascii="Times New Roman" w:hAnsi="Times New Roman" w:cs="Times New Roman"/>
-          <w:kern w:val="0"/>
-          <w:szCs w:val="24"/>
-        </w:rPr>
-        <w:t xml:space="preserve"> CH2的</w:t>
+          <w:rFonts w:ascii="Times New Roman" w:hAnsi="Times New Roman" w:cs="Times New Roman" w:hint="eastAsia"/>
+          <w:kern w:val="0"/>
+          <w:szCs w:val="24"/>
+        </w:rPr>
+        <w:t xml:space="preserve"> CH2</w:t>
+      </w:r>
+      <w:r>
+        <w:rPr>
+          <w:rFonts w:ascii="Times New Roman" w:hAnsi="Times New Roman" w:cs="Times New Roman" w:hint="eastAsia"/>
+          <w:kern w:val="0"/>
+          <w:szCs w:val="24"/>
+        </w:rPr>
+        <w:t>的</w:t>
       </w:r>
       <w:r>
         <w:rPr>
@@ -1588,7 +2262,7 @@
       </w:r>
       <w:r>
         <w:rPr>
-          <w:rFonts w:hint="eastAsia" w:ascii="Times New Roman" w:hAnsi="Times New Roman" w:cs="Times New Roman"/>
+          <w:rFonts w:ascii="Times New Roman" w:hAnsi="Times New Roman" w:cs="Times New Roman" w:hint="eastAsia"/>
           <w:kern w:val="0"/>
           <w:szCs w:val="24"/>
         </w:rPr>
@@ -1596,20 +2270,45 @@
       </w:r>
       <w:r>
         <w:rPr>
-          <w:rFonts w:hint="eastAsia" w:ascii="Times New Roman" w:hAnsi="Times New Roman" w:cs="Times New Roman"/>
+          <w:rFonts w:ascii="Times New Roman" w:hAnsi="Times New Roman" w:cs="Times New Roman" w:hint="eastAsia"/>
           <w:color w:val="EE0000"/>
           <w:kern w:val="0"/>
           <w:szCs w:val="24"/>
         </w:rPr>
-        <w:t>0xFE12代表</w:t>
-      </w:r>
-      <w:r>
-        <w:rPr>
-          <w:rFonts w:hint="eastAsia" w:ascii="Times New Roman" w:hAnsi="Times New Roman" w:cs="Times New Roman"/>
-          <w:kern w:val="0"/>
-          <w:szCs w:val="24"/>
-        </w:rPr>
-        <w:t>数采CH3-CH4的</w:t>
+        <w:t>0xFE12</w:t>
+      </w:r>
+      <w:r>
+        <w:rPr>
+          <w:rFonts w:ascii="Times New Roman" w:hAnsi="Times New Roman" w:cs="Times New Roman" w:hint="eastAsia"/>
+          <w:color w:val="EE0000"/>
+          <w:kern w:val="0"/>
+          <w:szCs w:val="24"/>
+        </w:rPr>
+        <w:t>代表</w:t>
+      </w:r>
+      <w:r>
+        <w:rPr>
+          <w:rFonts w:ascii="Times New Roman" w:hAnsi="Times New Roman" w:cs="Times New Roman" w:hint="eastAsia"/>
+          <w:kern w:val="0"/>
+          <w:szCs w:val="24"/>
+        </w:rPr>
+        <w:t>数采</w:t>
+      </w:r>
+      <w:r>
+        <w:rPr>
+          <w:rFonts w:ascii="Times New Roman" w:hAnsi="Times New Roman" w:cs="Times New Roman" w:hint="eastAsia"/>
+          <w:kern w:val="0"/>
+          <w:szCs w:val="24"/>
+        </w:rPr>
+        <w:t>CH3-CH4</w:t>
+      </w:r>
+      <w:r>
+        <w:rPr>
+          <w:rFonts w:ascii="Times New Roman" w:hAnsi="Times New Roman" w:cs="Times New Roman" w:hint="eastAsia"/>
+          <w:kern w:val="0"/>
+          <w:szCs w:val="24"/>
+        </w:rPr>
+        <w:t>的</w:t>
       </w:r>
       <w:r>
         <w:rPr>
@@ -1621,36 +2320,68 @@
       </w:r>
       <w:r>
         <w:rPr>
-          <w:rFonts w:hint="eastAsia" w:ascii="Times New Roman" w:hAnsi="Times New Roman" w:cs="Times New Roman"/>
-          <w:kern w:val="0"/>
-          <w:szCs w:val="24"/>
-        </w:rPr>
-        <w:t>，单位是LSB，此阈值未扣除基线，依此类推。</w:t>
-      </w:r>
-    </w:p>
-    <w:p>
-      <w:pPr>
-        <w:ind w:firstLine="480"/>
-        <w:rPr>
-          <w:rFonts w:ascii="Times New Roman" w:hAnsi="Times New Roman" w:cs="Times New Roman"/>
-          <w:kern w:val="0"/>
-          <w:szCs w:val="24"/>
-        </w:rPr>
-      </w:pPr>
-      <w:r>
-        <w:rPr>
-          <w:rFonts w:hint="eastAsia" w:ascii="Times New Roman" w:hAnsi="Times New Roman" w:cs="Times New Roman"/>
-          <w:kern w:val="0"/>
-          <w:szCs w:val="24"/>
-        </w:rPr>
-        <w:t>（5）能谱基线指令</w:t>
-      </w:r>
-    </w:p>
-    <w:p>
-      <w:pPr>
-        <w:ind w:firstLine="480"/>
-        <w:rPr>
-          <w:rFonts w:hint="eastAsia" w:ascii="Times New Roman" w:hAnsi="Times New Roman" w:cs="Times New Roman"/>
+          <w:rFonts w:ascii="Times New Roman" w:hAnsi="Times New Roman" w:cs="Times New Roman" w:hint="eastAsia"/>
+          <w:kern w:val="0"/>
+          <w:szCs w:val="24"/>
+        </w:rPr>
+        <w:t>，单位是</w:t>
+      </w:r>
+      <w:r>
+        <w:rPr>
+          <w:rFonts w:ascii="Times New Roman" w:hAnsi="Times New Roman" w:cs="Times New Roman" w:hint="eastAsia"/>
+          <w:kern w:val="0"/>
+          <w:szCs w:val="24"/>
+        </w:rPr>
+        <w:t>LSB</w:t>
+      </w:r>
+      <w:r>
+        <w:rPr>
+          <w:rFonts w:ascii="Times New Roman" w:hAnsi="Times New Roman" w:cs="Times New Roman" w:hint="eastAsia"/>
+          <w:kern w:val="0"/>
+          <w:szCs w:val="24"/>
+        </w:rPr>
+        <w:t>，此阈值未扣除基线，依此类推。</w:t>
+      </w:r>
+    </w:p>
+    <w:p>
+      <w:pPr>
+        <w:ind w:firstLine="480"/>
+        <w:rPr>
+          <w:rFonts w:ascii="Times New Roman" w:hAnsi="Times New Roman" w:cs="Times New Roman"/>
+          <w:kern w:val="0"/>
+          <w:szCs w:val="24"/>
+        </w:rPr>
+      </w:pPr>
+      <w:r>
+        <w:rPr>
+          <w:rFonts w:ascii="Times New Roman" w:hAnsi="Times New Roman" w:cs="Times New Roman" w:hint="eastAsia"/>
+          <w:kern w:val="0"/>
+          <w:szCs w:val="24"/>
+        </w:rPr>
+        <w:t>（</w:t>
+      </w:r>
+      <w:r>
+        <w:rPr>
+          <w:rFonts w:ascii="Times New Roman" w:hAnsi="Times New Roman" w:cs="Times New Roman" w:hint="eastAsia"/>
+          <w:kern w:val="0"/>
+          <w:szCs w:val="24"/>
+        </w:rPr>
+        <w:t>5</w:t>
+      </w:r>
+      <w:r>
+        <w:rPr>
+          <w:rFonts w:ascii="Times New Roman" w:hAnsi="Times New Roman" w:cs="Times New Roman" w:hint="eastAsia"/>
+          <w:kern w:val="0"/>
+          <w:szCs w:val="24"/>
+        </w:rPr>
+        <w:t>）能谱基线指令</w:t>
+      </w:r>
+    </w:p>
+    <w:p>
+      <w:pPr>
+        <w:ind w:firstLine="480"/>
+        <w:rPr>
+          <w:rFonts w:ascii="Times New Roman" w:hAnsi="Times New Roman" w:cs="Times New Roman"/>
           <w:kern w:val="0"/>
           <w:szCs w:val="24"/>
         </w:rPr>
@@ -1682,7 +2413,7 @@
       </w:r>
       <w:r>
         <w:rPr>
-          <w:rFonts w:hint="eastAsia" w:ascii="Times New Roman" w:hAnsi="Times New Roman" w:cs="Times New Roman"/>
+          <w:rFonts w:ascii="Times New Roman" w:hAnsi="Times New Roman" w:cs="Times New Roman" w:hint="eastAsia"/>
           <w:kern w:val="0"/>
           <w:szCs w:val="24"/>
         </w:rPr>
@@ -1698,7 +2429,7 @@
       </w:r>
       <w:r>
         <w:rPr>
-          <w:rFonts w:hint="eastAsia" w:ascii="Times New Roman" w:hAnsi="Times New Roman" w:cs="Times New Roman"/>
+          <w:rFonts w:ascii="Times New Roman" w:hAnsi="Times New Roman" w:cs="Times New Roman" w:hint="eastAsia"/>
           <w:kern w:val="0"/>
           <w:szCs w:val="24"/>
         </w:rPr>
@@ -1930,6 +2661,7 @@
           <w:kern w:val="0"/>
           <w:szCs w:val="24"/>
         </w:rPr>
+        <w:lastRenderedPageBreak/>
         <w:t xml:space="preserve">12 34 00 0F </w:t>
       </w:r>
       <w:r>
@@ -2234,29 +2966,217 @@
       <w:pPr>
         <w:ind w:firstLine="480"/>
         <w:rPr>
-          <w:rFonts w:hint="eastAsia" w:ascii="Times New Roman" w:hAnsi="Times New Roman" w:cs="Times New Roman"/>
-          <w:kern w:val="0"/>
-          <w:szCs w:val="24"/>
-        </w:rPr>
-      </w:pPr>
-      <w:r>
-        <w:rPr>
-          <w:rFonts w:hint="eastAsia" w:ascii="Times New Roman" w:hAnsi="Times New Roman" w:cs="Times New Roman"/>
-          <w:kern w:val="0"/>
-          <w:szCs w:val="24"/>
-        </w:rPr>
-        <w:t>第5-6字节是通道号的地址，7-8字节无效，9-10字节是基线的最小值（FPGA自动再最低值上加255），只要基线正常就可以不发默认是（8000-8255），基线不正常可以按照地址单条发送。</w:t>
+          <w:rFonts w:ascii="Times New Roman" w:hAnsi="Times New Roman" w:cs="Times New Roman"/>
+          <w:kern w:val="0"/>
+          <w:szCs w:val="24"/>
+        </w:rPr>
+      </w:pPr>
+      <w:r>
+        <w:rPr>
+          <w:rFonts w:ascii="Times New Roman" w:hAnsi="Times New Roman" w:cs="Times New Roman" w:hint="eastAsia"/>
+          <w:kern w:val="0"/>
+          <w:szCs w:val="24"/>
+        </w:rPr>
+        <w:t>第</w:t>
+      </w:r>
+      <w:r>
+        <w:rPr>
+          <w:rFonts w:ascii="Times New Roman" w:hAnsi="Times New Roman" w:cs="Times New Roman" w:hint="eastAsia"/>
+          <w:kern w:val="0"/>
+          <w:szCs w:val="24"/>
+        </w:rPr>
+        <w:t>5-6</w:t>
+      </w:r>
+      <w:r>
+        <w:rPr>
+          <w:rFonts w:ascii="Times New Roman" w:hAnsi="Times New Roman" w:cs="Times New Roman" w:hint="eastAsia"/>
+          <w:kern w:val="0"/>
+          <w:szCs w:val="24"/>
+        </w:rPr>
+        <w:t>字节是通道号的地址，</w:t>
+      </w:r>
+      <w:r>
+        <w:rPr>
+          <w:rFonts w:ascii="Times New Roman" w:hAnsi="Times New Roman" w:cs="Times New Roman" w:hint="eastAsia"/>
+          <w:kern w:val="0"/>
+          <w:szCs w:val="24"/>
+        </w:rPr>
+        <w:t>7-8</w:t>
+      </w:r>
+      <w:r>
+        <w:rPr>
+          <w:rFonts w:ascii="Times New Roman" w:hAnsi="Times New Roman" w:cs="Times New Roman" w:hint="eastAsia"/>
+          <w:kern w:val="0"/>
+          <w:szCs w:val="24"/>
+        </w:rPr>
+        <w:t>字节无效，</w:t>
+      </w:r>
+      <w:r>
+        <w:rPr>
+          <w:rFonts w:ascii="Times New Roman" w:hAnsi="Times New Roman" w:cs="Times New Roman" w:hint="eastAsia"/>
+          <w:kern w:val="0"/>
+          <w:szCs w:val="24"/>
+        </w:rPr>
+        <w:t>9-10</w:t>
+      </w:r>
+      <w:r>
+        <w:rPr>
+          <w:rFonts w:ascii="Times New Roman" w:hAnsi="Times New Roman" w:cs="Times New Roman" w:hint="eastAsia"/>
+          <w:kern w:val="0"/>
+          <w:szCs w:val="24"/>
+        </w:rPr>
+        <w:t>字节是基线的最小值（</w:t>
+      </w:r>
+      <w:r>
+        <w:rPr>
+          <w:rFonts w:ascii="Times New Roman" w:hAnsi="Times New Roman" w:cs="Times New Roman" w:hint="eastAsia"/>
+          <w:kern w:val="0"/>
+          <w:szCs w:val="24"/>
+        </w:rPr>
+        <w:t>FPGA</w:t>
+      </w:r>
+      <w:r>
+        <w:rPr>
+          <w:rFonts w:ascii="Times New Roman" w:hAnsi="Times New Roman" w:cs="Times New Roman" w:hint="eastAsia"/>
+          <w:kern w:val="0"/>
+          <w:szCs w:val="24"/>
+        </w:rPr>
+        <w:t>自动再最低值上加</w:t>
+      </w:r>
+      <w:r>
+        <w:rPr>
+          <w:rFonts w:ascii="Times New Roman" w:hAnsi="Times New Roman" w:cs="Times New Roman" w:hint="eastAsia"/>
+          <w:kern w:val="0"/>
+          <w:szCs w:val="24"/>
+        </w:rPr>
+        <w:t>255</w:t>
+      </w:r>
+      <w:r>
+        <w:rPr>
+          <w:rFonts w:ascii="Times New Roman" w:hAnsi="Times New Roman" w:cs="Times New Roman" w:hint="eastAsia"/>
+          <w:kern w:val="0"/>
+          <w:szCs w:val="24"/>
+        </w:rPr>
+        <w:t>），只要基线正常就可以不发默认是（</w:t>
+      </w:r>
+      <w:r>
+        <w:rPr>
+          <w:rFonts w:ascii="Times New Roman" w:hAnsi="Times New Roman" w:cs="Times New Roman" w:hint="eastAsia"/>
+          <w:kern w:val="0"/>
+          <w:szCs w:val="24"/>
+        </w:rPr>
+        <w:t>8000-8255</w:t>
+      </w:r>
+      <w:r>
+        <w:rPr>
+          <w:rFonts w:ascii="Times New Roman" w:hAnsi="Times New Roman" w:cs="Times New Roman" w:hint="eastAsia"/>
+          <w:kern w:val="0"/>
+          <w:szCs w:val="24"/>
+        </w:rPr>
+        <w:t>），基线不正常可以按照地址单条发送。</w:t>
       </w:r>
     </w:p>
     <w:p>
       <w:pPr>
         <w:pStyle w:val="3"/>
-      </w:pPr>
-      <w:r>
         <w:rPr>
           <w:rFonts w:hint="eastAsia"/>
         </w:rPr>
-        <w:t>2、</w:t>
+      </w:pPr>
+      <w:r>
+        <w:rPr>
+          <w:rFonts w:hint="eastAsia"/>
+        </w:rPr>
+        <w:t>1.</w:t>
+      </w:r>
+      <w:r>
+        <w:rPr>
+          <w:rFonts w:hint="eastAsia"/>
+        </w:rPr>
+        <w:t>4</w:t>
+      </w:r>
+      <w:r>
+        <w:rPr>
+          <w:rFonts w:hint="eastAsia"/>
+        </w:rPr>
+        <w:t>复位指令</w:t>
+      </w:r>
+    </w:p>
+    <w:p>
+      <w:pPr>
+        <w:ind w:firstLine="480"/>
+        <w:rPr>
+          <w:rFonts w:ascii="Times New Roman" w:hAnsi="Times New Roman" w:cs="Times New Roman" w:hint="eastAsia"/>
+          <w:kern w:val="0"/>
+          <w:szCs w:val="24"/>
+        </w:rPr>
+      </w:pPr>
+      <w:r>
+        <w:rPr>
+          <w:rFonts w:ascii="Times New Roman" w:hAnsi="Times New Roman" w:cs="Times New Roman"/>
+          <w:kern w:val="0"/>
+          <w:szCs w:val="24"/>
+        </w:rPr>
+        <w:t>12 34 00 0F FA A0 00 00 00 01 AB CD</w:t>
+      </w:r>
+      <w:r>
+        <w:rPr>
+          <w:rFonts w:ascii="Times New Roman" w:hAnsi="Times New Roman" w:cs="Times New Roman"/>
+          <w:kern w:val="0"/>
+          <w:szCs w:val="24"/>
+        </w:rPr>
+        <w:t>，在开始测量之前发，用来清空</w:t>
+      </w:r>
+      <w:proofErr w:type="spellStart"/>
+      <w:r>
+        <w:rPr>
+          <w:rFonts w:ascii="Times New Roman" w:hAnsi="Times New Roman" w:cs="Times New Roman"/>
+          <w:kern w:val="0"/>
+          <w:szCs w:val="24"/>
+        </w:rPr>
+        <w:t>fifo</w:t>
+      </w:r>
+      <w:proofErr w:type="spellEnd"/>
+      <w:r>
+        <w:rPr>
+          <w:rFonts w:ascii="Times New Roman" w:hAnsi="Times New Roman" w:cs="Times New Roman"/>
+          <w:kern w:val="0"/>
+          <w:szCs w:val="24"/>
+        </w:rPr>
+        <w:t>上次没发完的缓存数据，这条指令和开始测量指令之间最好延迟几</w:t>
+      </w:r>
+      <w:r>
+        <w:rPr>
+          <w:rFonts w:ascii="Times New Roman" w:hAnsi="Times New Roman" w:cs="Times New Roman"/>
+          <w:kern w:val="0"/>
+          <w:szCs w:val="24"/>
+        </w:rPr>
+        <w:t>us</w:t>
+      </w:r>
+      <w:r>
+        <w:rPr>
+          <w:rFonts w:ascii="Times New Roman" w:hAnsi="Times New Roman" w:cs="Times New Roman"/>
+          <w:kern w:val="0"/>
+          <w:szCs w:val="24"/>
+        </w:rPr>
+        <w:t>等复位稳定</w:t>
+      </w:r>
+    </w:p>
+    <w:p>
+      <w:pPr>
+        <w:pStyle w:val="2"/>
+      </w:pPr>
+      <w:r>
+        <w:rPr>
+          <w:rFonts w:hint="eastAsia"/>
+        </w:rPr>
+        <w:t>2</w:t>
+      </w:r>
+      <w:r>
+        <w:rPr>
+          <w:rFonts w:hint="eastAsia"/>
+        </w:rPr>
+        <w:t>、</w:t>
       </w:r>
       <w:r>
         <w:t>控制类</w:t>
@@ -2270,7 +3190,7 @@
     </w:p>
     <w:p>
       <w:pPr>
-        <w:pStyle w:val="4"/>
+        <w:pStyle w:val="3"/>
         <w:rPr>
           <w:rFonts w:hint="eastAsia"/>
         </w:rPr>
@@ -2279,25 +3199,47 @@
         <w:rPr>
           <w:rFonts w:hint="eastAsia"/>
         </w:rPr>
-        <w:t>2.1 波形测量控制指令</w:t>
-      </w:r>
-    </w:p>
-    <w:p>
-      <w:pPr>
-        <w:ind w:firstLine="480"/>
-        <w:rPr>
-          <w:rFonts w:ascii="Times New Roman" w:hAnsi="Times New Roman" w:cs="Times New Roman"/>
-          <w:kern w:val="0"/>
-          <w:szCs w:val="24"/>
-        </w:rPr>
-      </w:pPr>
-      <w:r>
-        <w:rPr>
-          <w:rFonts w:hint="eastAsia" w:ascii="Times New Roman" w:hAnsi="Times New Roman" w:cs="Times New Roman"/>
-          <w:kern w:val="0"/>
-          <w:szCs w:val="24"/>
-        </w:rPr>
-        <w:t>（1）波形停止指令</w:t>
+        <w:t xml:space="preserve">2.1 </w:t>
+      </w:r>
+      <w:r>
+        <w:rPr>
+          <w:rFonts w:hint="eastAsia"/>
+        </w:rPr>
+        <w:t>波形测量控制指令</w:t>
+      </w:r>
+    </w:p>
+    <w:p>
+      <w:pPr>
+        <w:ind w:firstLine="480"/>
+        <w:rPr>
+          <w:rFonts w:ascii="Times New Roman" w:hAnsi="Times New Roman" w:cs="Times New Roman"/>
+          <w:kern w:val="0"/>
+          <w:szCs w:val="24"/>
+        </w:rPr>
+      </w:pPr>
+      <w:r>
+        <w:rPr>
+          <w:rFonts w:ascii="Times New Roman" w:hAnsi="Times New Roman" w:cs="Times New Roman" w:hint="eastAsia"/>
+          <w:kern w:val="0"/>
+          <w:szCs w:val="24"/>
+        </w:rPr>
+        <w:t>（</w:t>
+      </w:r>
+      <w:r>
+        <w:rPr>
+          <w:rFonts w:ascii="Times New Roman" w:hAnsi="Times New Roman" w:cs="Times New Roman" w:hint="eastAsia"/>
+          <w:kern w:val="0"/>
+          <w:szCs w:val="24"/>
+        </w:rPr>
+        <w:t>1</w:t>
+      </w:r>
+      <w:r>
+        <w:rPr>
+          <w:rFonts w:ascii="Times New Roman" w:hAnsi="Times New Roman" w:cs="Times New Roman" w:hint="eastAsia"/>
+          <w:kern w:val="0"/>
+          <w:szCs w:val="24"/>
+        </w:rPr>
+        <w:t>）波形停止指令</w:t>
       </w:r>
     </w:p>
     <w:p>
@@ -2346,11 +3288,27 @@
       </w:pPr>
       <w:r>
         <w:rPr>
-          <w:rFonts w:hint="eastAsia" w:ascii="Times New Roman" w:hAnsi="Times New Roman" w:cs="Times New Roman"/>
-          <w:kern w:val="0"/>
-          <w:szCs w:val="24"/>
-        </w:rPr>
-        <w:t>（2）波形软件触发</w:t>
+          <w:rFonts w:ascii="Times New Roman" w:hAnsi="Times New Roman" w:cs="Times New Roman" w:hint="eastAsia"/>
+          <w:kern w:val="0"/>
+          <w:szCs w:val="24"/>
+        </w:rPr>
+        <w:t>（</w:t>
+      </w:r>
+      <w:r>
+        <w:rPr>
+          <w:rFonts w:ascii="Times New Roman" w:hAnsi="Times New Roman" w:cs="Times New Roman" w:hint="eastAsia"/>
+          <w:kern w:val="0"/>
+          <w:szCs w:val="24"/>
+        </w:rPr>
+        <w:t>2</w:t>
+      </w:r>
+      <w:r>
+        <w:rPr>
+          <w:rFonts w:ascii="Times New Roman" w:hAnsi="Times New Roman" w:cs="Times New Roman" w:hint="eastAsia"/>
+          <w:kern w:val="0"/>
+          <w:szCs w:val="24"/>
+        </w:rPr>
+        <w:t>）波形软件触发</w:t>
       </w:r>
     </w:p>
     <w:p>
@@ -2399,11 +3357,27 @@
       </w:pPr>
       <w:r>
         <w:rPr>
-          <w:rFonts w:hint="eastAsia" w:ascii="Times New Roman" w:hAnsi="Times New Roman" w:cs="Times New Roman"/>
-          <w:kern w:val="0"/>
-          <w:szCs w:val="24"/>
-        </w:rPr>
-        <w:t>（3）波形硬件触发</w:t>
+          <w:rFonts w:ascii="Times New Roman" w:hAnsi="Times New Roman" w:cs="Times New Roman" w:hint="eastAsia"/>
+          <w:kern w:val="0"/>
+          <w:szCs w:val="24"/>
+        </w:rPr>
+        <w:t>（</w:t>
+      </w:r>
+      <w:r>
+        <w:rPr>
+          <w:rFonts w:ascii="Times New Roman" w:hAnsi="Times New Roman" w:cs="Times New Roman" w:hint="eastAsia"/>
+          <w:kern w:val="0"/>
+          <w:szCs w:val="24"/>
+        </w:rPr>
+        <w:t>3</w:t>
+      </w:r>
+      <w:r>
+        <w:rPr>
+          <w:rFonts w:ascii="Times New Roman" w:hAnsi="Times New Roman" w:cs="Times New Roman" w:hint="eastAsia"/>
+          <w:kern w:val="0"/>
+          <w:szCs w:val="24"/>
+        </w:rPr>
+        <w:t>）波形硬件触发</w:t>
       </w:r>
     </w:p>
     <w:p>
@@ -2443,7 +3417,7 @@
     </w:p>
     <w:p>
       <w:pPr>
-        <w:pStyle w:val="4"/>
+        <w:pStyle w:val="3"/>
         <w:rPr>
           <w:rFonts w:hint="eastAsia"/>
         </w:rPr>
@@ -2452,21 +3426,40 @@
         <w:rPr>
           <w:rFonts w:hint="eastAsia"/>
         </w:rPr>
-        <w:t>2.2 能谱测量控制指令</w:t>
-      </w:r>
-    </w:p>
-    <w:p>
-      <w:pPr>
-        <w:ind w:firstLine="480"/>
+        <w:lastRenderedPageBreak/>
+        <w:t xml:space="preserve">2.2 </w:t>
+      </w:r>
+      <w:r>
         <w:rPr>
           <w:rFonts w:hint="eastAsia"/>
         </w:rPr>
-      </w:pPr>
-      <w:r>
+        <w:t>能谱测量控制指令</w:t>
+      </w:r>
+    </w:p>
+    <w:p>
+      <w:pPr>
+        <w:ind w:firstLine="480"/>
         <w:rPr>
           <w:rFonts w:hint="eastAsia"/>
         </w:rPr>
-        <w:t>（1）能谱</w:t>
+      </w:pPr>
+      <w:r>
+        <w:rPr>
+          <w:rFonts w:hint="eastAsia"/>
+        </w:rPr>
+        <w:t>（</w:t>
+      </w:r>
+      <w:r>
+        <w:rPr>
+          <w:rFonts w:hint="eastAsia"/>
+        </w:rPr>
+        <w:t>1</w:t>
+      </w:r>
+      <w:r>
+        <w:rPr>
+          <w:rFonts w:hint="eastAsia"/>
+        </w:rPr>
+        <w:t>）能谱</w:t>
       </w:r>
       <w:r>
         <w:t>硬件触发开始指令</w:t>
@@ -2517,10 +3510,24 @@
       </w:pPr>
       <w:r>
         <w:rPr>
-          <w:rFonts w:hint="eastAsia" w:ascii="Times New Roman" w:hAnsi="Times New Roman" w:cs="Times New Roman"/>
-          <w:szCs w:val="24"/>
-        </w:rPr>
-        <w:t>（2）能谱</w:t>
+          <w:rFonts w:ascii="Times New Roman" w:hAnsi="Times New Roman" w:cs="Times New Roman" w:hint="eastAsia"/>
+          <w:szCs w:val="24"/>
+        </w:rPr>
+        <w:t>（</w:t>
+      </w:r>
+      <w:r>
+        <w:rPr>
+          <w:rFonts w:ascii="Times New Roman" w:hAnsi="Times New Roman" w:cs="Times New Roman" w:hint="eastAsia"/>
+          <w:szCs w:val="24"/>
+        </w:rPr>
+        <w:t>2</w:t>
+      </w:r>
+      <w:r>
+        <w:rPr>
+          <w:rFonts w:ascii="Times New Roman" w:hAnsi="Times New Roman" w:cs="Times New Roman" w:hint="eastAsia"/>
+          <w:szCs w:val="24"/>
+        </w:rPr>
+        <w:t>）能谱</w:t>
       </w:r>
       <w:r>
         <w:rPr>
@@ -2575,10 +3582,24 @@
       </w:pPr>
       <w:r>
         <w:rPr>
-          <w:rFonts w:hint="eastAsia" w:ascii="Times New Roman" w:hAnsi="Times New Roman" w:cs="Times New Roman"/>
-          <w:szCs w:val="24"/>
-        </w:rPr>
-        <w:t>（3）能谱</w:t>
+          <w:rFonts w:ascii="Times New Roman" w:hAnsi="Times New Roman" w:cs="Times New Roman" w:hint="eastAsia"/>
+          <w:szCs w:val="24"/>
+        </w:rPr>
+        <w:t>（</w:t>
+      </w:r>
+      <w:r>
+        <w:rPr>
+          <w:rFonts w:ascii="Times New Roman" w:hAnsi="Times New Roman" w:cs="Times New Roman" w:hint="eastAsia"/>
+          <w:szCs w:val="24"/>
+        </w:rPr>
+        <w:t>3</w:t>
+      </w:r>
+      <w:r>
+        <w:rPr>
+          <w:rFonts w:ascii="Times New Roman" w:hAnsi="Times New Roman" w:cs="Times New Roman" w:hint="eastAsia"/>
+          <w:szCs w:val="24"/>
+        </w:rPr>
+        <w:t>）能谱</w:t>
       </w:r>
       <w:r>
         <w:rPr>
@@ -2657,20 +3678,18 @@
       <w:pPr>
         <w:ind w:firstLine="480"/>
         <w:rPr>
-          <w:rFonts w:hint="eastAsia" w:ascii="Times New Roman" w:hAnsi="Times New Roman" w:cs="Times New Roman"/>
+          <w:rFonts w:ascii="Times New Roman" w:hAnsi="Times New Roman" w:cs="Times New Roman"/>
           <w:color w:val="0000FF"/>
           <w:kern w:val="0"/>
           <w:szCs w:val="24"/>
-          <w:lang w:val="en-US" w:eastAsia="zh-CN"/>
-        </w:rPr>
-      </w:pPr>
-      <w:r>
-        <w:rPr>
-          <w:rFonts w:hint="eastAsia" w:ascii="Times New Roman" w:hAnsi="Times New Roman" w:cs="Times New Roman"/>
+        </w:rPr>
+      </w:pPr>
+      <w:r>
+        <w:rPr>
+          <w:rFonts w:ascii="Times New Roman" w:hAnsi="Times New Roman" w:cs="Times New Roman" w:hint="eastAsia"/>
           <w:color w:val="0000FF"/>
           <w:kern w:val="0"/>
           <w:szCs w:val="24"/>
-          <w:lang w:val="en-US" w:eastAsia="zh-CN"/>
         </w:rPr>
         <w:t>硬件触发指令反馈的指令：</w:t>
       </w:r>
@@ -2694,10 +3713,9 @@
       </w:r>
       <w:r>
         <w:rPr>
-          <w:rFonts w:hint="eastAsia" w:ascii="Times New Roman" w:hAnsi="Times New Roman" w:cs="Times New Roman"/>
-          <w:kern w:val="0"/>
-          <w:szCs w:val="24"/>
-          <w:lang w:val="en-US" w:eastAsia="zh-CN"/>
+          <w:rFonts w:ascii="Times New Roman" w:hAnsi="Times New Roman" w:cs="Times New Roman" w:hint="eastAsia"/>
+          <w:kern w:val="0"/>
+          <w:szCs w:val="24"/>
         </w:rPr>
         <w:t>AA</w:t>
       </w:r>
@@ -2711,10 +3729,9 @@
       </w:r>
       <w:r>
         <w:rPr>
-          <w:rFonts w:hint="eastAsia" w:ascii="Times New Roman" w:hAnsi="Times New Roman" w:cs="Times New Roman"/>
-          <w:kern w:val="0"/>
-          <w:szCs w:val="24"/>
-          <w:lang w:val="en-US" w:eastAsia="zh-CN"/>
+          <w:rFonts w:ascii="Times New Roman" w:hAnsi="Times New Roman" w:cs="Times New Roman" w:hint="eastAsia"/>
+          <w:kern w:val="0"/>
+          <w:szCs w:val="24"/>
         </w:rPr>
         <w:t>00</w:t>
       </w:r>
@@ -2729,11 +3746,10 @@
       </w:r>
       <w:r>
         <w:rPr>
-          <w:rFonts w:hint="eastAsia" w:ascii="Times New Roman" w:hAnsi="Times New Roman" w:cs="Times New Roman"/>
+          <w:rFonts w:ascii="Times New Roman" w:hAnsi="Times New Roman" w:cs="Times New Roman" w:hint="eastAsia"/>
           <w:color w:val="FF0000"/>
           <w:kern w:val="0"/>
           <w:szCs w:val="24"/>
-          <w:lang w:val="en-US" w:eastAsia="zh-CN"/>
         </w:rPr>
         <w:t>CC</w:t>
       </w:r>
@@ -2750,50 +3766,61 @@
       <w:pPr>
         <w:ind w:firstLine="480"/>
         <w:rPr>
-          <w:rFonts w:hint="default" w:ascii="Times New Roman" w:hAnsi="Times New Roman" w:cs="Times New Roman"/>
-          <w:kern w:val="0"/>
-          <w:szCs w:val="24"/>
-          <w:lang w:val="en-US" w:eastAsia="zh-CN"/>
-        </w:rPr>
-      </w:pPr>
+          <w:rFonts w:ascii="Times New Roman" w:hAnsi="Times New Roman" w:cs="Times New Roman"/>
+          <w:kern w:val="0"/>
+          <w:szCs w:val="24"/>
+        </w:rPr>
+      </w:pPr>
+    </w:p>
+    <w:p>
+      <w:pPr>
+        <w:pStyle w:val="2"/>
+      </w:pPr>
+      <w:r>
+        <w:rPr>
+          <w:rFonts w:hint="eastAsia"/>
+        </w:rPr>
+        <w:t xml:space="preserve">3 </w:t>
+      </w:r>
+      <w:r>
+        <w:rPr>
+          <w:rFonts w:hint="eastAsia"/>
+        </w:rPr>
+        <w:t>、接收数据包格式</w:t>
+      </w:r>
     </w:p>
     <w:p>
       <w:pPr>
         <w:pStyle w:val="3"/>
-      </w:pPr>
-      <w:r>
         <w:rPr>
           <w:rFonts w:hint="eastAsia"/>
         </w:rPr>
-        <w:t>3 、接收数据包格式</w:t>
-      </w:r>
-    </w:p>
-    <w:p>
-      <w:pPr>
-        <w:pStyle w:val="4"/>
+      </w:pPr>
+      <w:r>
         <w:rPr>
           <w:rFonts w:hint="eastAsia"/>
         </w:rPr>
-      </w:pPr>
+        <w:t xml:space="preserve">3.1 </w:t>
+      </w:r>
       <w:r>
         <w:rPr>
           <w:rFonts w:hint="eastAsia"/>
         </w:rPr>
-        <w:t>3.1 波形数据包格式</w:t>
-      </w:r>
-    </w:p>
-    <w:p>
-      <w:pPr>
-        <w:ind w:firstLine="480"/>
-        <w:rPr>
-          <w:rFonts w:ascii="Times New Roman" w:hAnsi="Times New Roman" w:cs="Times New Roman"/>
-          <w:kern w:val="0"/>
-          <w:szCs w:val="24"/>
-        </w:rPr>
-      </w:pPr>
-      <w:r>
-        <w:rPr>
-          <w:rFonts w:hint="eastAsia" w:ascii="Times New Roman" w:hAnsi="Times New Roman" w:cs="Times New Roman"/>
+        <w:t>波形数据包格式</w:t>
+      </w:r>
+    </w:p>
+    <w:p>
+      <w:pPr>
+        <w:ind w:firstLine="480"/>
+        <w:rPr>
+          <w:rFonts w:ascii="Times New Roman" w:hAnsi="Times New Roman" w:cs="Times New Roman"/>
+          <w:kern w:val="0"/>
+          <w:szCs w:val="24"/>
+        </w:rPr>
+      </w:pPr>
+      <w:r>
+        <w:rPr>
+          <w:rFonts w:ascii="Times New Roman" w:hAnsi="Times New Roman" w:cs="Times New Roman" w:hint="eastAsia"/>
           <w:kern w:val="0"/>
           <w:szCs w:val="24"/>
         </w:rPr>
@@ -2801,16 +3828,15 @@
       </w:r>
       <w:r>
         <w:rPr>
-          <w:rFonts w:hint="eastAsia" w:ascii="Times New Roman" w:hAnsi="Times New Roman" w:cs="Times New Roman"/>
-          <w:kern w:val="0"/>
-          <w:szCs w:val="24"/>
-          <w:lang w:val="en-US" w:eastAsia="zh-CN"/>
+          <w:rFonts w:ascii="Times New Roman" w:hAnsi="Times New Roman" w:cs="Times New Roman" w:hint="eastAsia"/>
+          <w:kern w:val="0"/>
+          <w:szCs w:val="24"/>
         </w:rPr>
         <w:t>1176</w:t>
       </w:r>
       <w:r>
         <w:rPr>
-          <w:rFonts w:hint="eastAsia" w:ascii="Times New Roman" w:hAnsi="Times New Roman" w:cs="Times New Roman"/>
+          <w:rFonts w:ascii="Times New Roman" w:hAnsi="Times New Roman" w:cs="Times New Roman" w:hint="eastAsia"/>
           <w:kern w:val="0"/>
           <w:szCs w:val="24"/>
         </w:rPr>
@@ -2819,24 +3845,10 @@
     </w:p>
     <w:tbl>
       <w:tblPr>
-        <w:tblStyle w:val="6"/>
+        <w:tblStyle w:val="a3"/>
         <w:tblW w:w="0" w:type="auto"/>
         <w:jc w:val="center"/>
-        <w:tblBorders>
-          <w:top w:val="single" w:color="auto" w:sz="4" w:space="0"/>
-          <w:left w:val="single" w:color="auto" w:sz="4" w:space="0"/>
-          <w:bottom w:val="single" w:color="auto" w:sz="4" w:space="0"/>
-          <w:right w:val="single" w:color="auto" w:sz="4" w:space="0"/>
-          <w:insideH w:val="single" w:color="auto" w:sz="4" w:space="0"/>
-          <w:insideV w:val="single" w:color="auto" w:sz="4" w:space="0"/>
-        </w:tblBorders>
-        <w:tblLayout w:type="autofit"/>
-        <w:tblCellMar>
-          <w:top w:w="0" w:type="dxa"/>
-          <w:left w:w="108" w:type="dxa"/>
-          <w:bottom w:w="0" w:type="dxa"/>
-          <w:right w:w="108" w:type="dxa"/>
-        </w:tblCellMar>
+        <w:tblLook w:val="04A0" w:firstRow="1" w:lastRow="0" w:firstColumn="1" w:lastColumn="0" w:noHBand="0" w:noVBand="1"/>
       </w:tblPr>
       <w:tblGrid>
         <w:gridCol w:w="1363"/>
@@ -2846,22 +3858,6 @@
         <w:gridCol w:w="1660"/>
       </w:tblGrid>
       <w:tr>
-        <w:tblPrEx>
-          <w:tblBorders>
-            <w:top w:val="single" w:color="auto" w:sz="4" w:space="0"/>
-            <w:left w:val="single" w:color="auto" w:sz="4" w:space="0"/>
-            <w:bottom w:val="single" w:color="auto" w:sz="4" w:space="0"/>
-            <w:right w:val="single" w:color="auto" w:sz="4" w:space="0"/>
-            <w:insideH w:val="single" w:color="auto" w:sz="4" w:space="0"/>
-            <w:insideV w:val="single" w:color="auto" w:sz="4" w:space="0"/>
-          </w:tblBorders>
-          <w:tblCellMar>
-            <w:top w:w="0" w:type="dxa"/>
-            <w:left w:w="108" w:type="dxa"/>
-            <w:bottom w:w="0" w:type="dxa"/>
-            <w:right w:w="108" w:type="dxa"/>
-          </w:tblCellMar>
-        </w:tblPrEx>
         <w:trPr>
           <w:jc w:val="center"/>
         </w:trPr>
@@ -2872,7 +3868,7 @@
           </w:tcPr>
           <w:p>
             <w:pPr>
-              <w:pStyle w:val="12"/>
+              <w:pStyle w:val="a5"/>
               <w:jc w:val="center"/>
               <w:rPr>
                 <w:rFonts w:hint="eastAsia"/>
@@ -2893,7 +3889,7 @@
           </w:tcPr>
           <w:p>
             <w:pPr>
-              <w:pStyle w:val="12"/>
+              <w:pStyle w:val="a5"/>
               <w:jc w:val="center"/>
               <w:rPr>
                 <w:rFonts w:hint="eastAsia"/>
@@ -2914,17 +3910,15 @@
           </w:tcPr>
           <w:p>
             <w:pPr>
-              <w:pStyle w:val="12"/>
+              <w:pStyle w:val="a5"/>
               <w:jc w:val="center"/>
               <w:rPr>
-                <w:rFonts w:hint="eastAsia" w:eastAsia="宋体"/>
-                <w:lang w:eastAsia="zh-CN"/>
-              </w:rPr>
-            </w:pPr>
-            <w:r>
-              <w:rPr>
-                <w:rFonts w:hint="eastAsia"/>
-                <w:lang w:val="en-US" w:eastAsia="zh-CN"/>
+                <w:rFonts w:hint="eastAsia"/>
+              </w:rPr>
+            </w:pPr>
+            <w:r>
+              <w:rPr>
+                <w:rFonts w:hint="eastAsia"/>
               </w:rPr>
               <w:t>时刻</w:t>
             </w:r>
@@ -2937,7 +3931,7 @@
           </w:tcPr>
           <w:p>
             <w:pPr>
-              <w:pStyle w:val="12"/>
+              <w:pStyle w:val="a5"/>
               <w:jc w:val="center"/>
               <w:rPr>
                 <w:rFonts w:hint="eastAsia"/>
@@ -2958,7 +3952,7 @@
           </w:tcPr>
           <w:p>
             <w:pPr>
-              <w:pStyle w:val="12"/>
+              <w:pStyle w:val="a5"/>
               <w:jc w:val="center"/>
               <w:rPr>
                 <w:rFonts w:hint="eastAsia"/>
@@ -2974,22 +3968,6 @@
         </w:tc>
       </w:tr>
       <w:tr>
-        <w:tblPrEx>
-          <w:tblBorders>
-            <w:top w:val="single" w:color="auto" w:sz="4" w:space="0"/>
-            <w:left w:val="single" w:color="auto" w:sz="4" w:space="0"/>
-            <w:bottom w:val="single" w:color="auto" w:sz="4" w:space="0"/>
-            <w:right w:val="single" w:color="auto" w:sz="4" w:space="0"/>
-            <w:insideH w:val="single" w:color="auto" w:sz="4" w:space="0"/>
-            <w:insideV w:val="single" w:color="auto" w:sz="4" w:space="0"/>
-          </w:tblBorders>
-          <w:tblCellMar>
-            <w:top w:w="0" w:type="dxa"/>
-            <w:left w:w="108" w:type="dxa"/>
-            <w:bottom w:w="0" w:type="dxa"/>
-            <w:right w:w="108" w:type="dxa"/>
-          </w:tblCellMar>
-        </w:tblPrEx>
         <w:trPr>
           <w:jc w:val="center"/>
         </w:trPr>
@@ -3000,7 +3978,7 @@
           </w:tcPr>
           <w:p>
             <w:pPr>
-              <w:pStyle w:val="12"/>
+              <w:pStyle w:val="a5"/>
               <w:jc w:val="center"/>
               <w:rPr>
                 <w:rFonts w:hint="eastAsia"/>
@@ -3030,7 +4008,7 @@
           </w:tcPr>
           <w:p>
             <w:pPr>
-              <w:pStyle w:val="12"/>
+              <w:pStyle w:val="a5"/>
               <w:jc w:val="center"/>
               <w:rPr>
                 <w:rFonts w:hint="eastAsia"/>
@@ -3039,15 +4017,8 @@
             <w:r>
               <w:rPr>
                 <w:rFonts w:hint="eastAsia"/>
-                <w:lang w:val="en-US" w:eastAsia="zh-CN"/>
-              </w:rPr>
-              <w:t>16</w:t>
-            </w:r>
-            <w:r>
-              <w:rPr>
-                <w:rFonts w:hint="eastAsia"/>
-              </w:rPr>
-              <w:t>bit</w:t>
+              </w:rPr>
+              <w:t>16bit</w:t>
             </w:r>
           </w:p>
         </w:tc>
@@ -3058,7 +4029,7 @@
           </w:tcPr>
           <w:p>
             <w:pPr>
-              <w:pStyle w:val="12"/>
+              <w:pStyle w:val="a5"/>
               <w:jc w:val="center"/>
               <w:rPr>
                 <w:rFonts w:hint="eastAsia"/>
@@ -3067,7 +4038,6 @@
             <w:r>
               <w:rPr>
                 <w:rFonts w:hint="eastAsia"/>
-                <w:lang w:val="en-US" w:eastAsia="zh-CN"/>
               </w:rPr>
               <w:t>16</w:t>
             </w:r>
@@ -3083,7 +4053,7 @@
           </w:tcPr>
           <w:p>
             <w:pPr>
-              <w:pStyle w:val="12"/>
+              <w:pStyle w:val="a5"/>
               <w:jc w:val="center"/>
               <w:rPr>
                 <w:rFonts w:hint="eastAsia"/>
@@ -3092,17 +4062,8 @@
             <w:r>
               <w:rPr>
                 <w:rFonts w:hint="eastAsia"/>
-                <w:lang w:val="en-US" w:eastAsia="zh-CN"/>
-              </w:rPr>
-              <w:t>580</w:t>
-            </w:r>
-            <w:bookmarkStart w:id="4" w:name="_GoBack"/>
-            <w:bookmarkEnd w:id="4"/>
-            <w:r>
-              <w:rPr>
-                <w:rFonts w:hint="eastAsia"/>
-              </w:rPr>
-              <w:t>*16bit</w:t>
+              </w:rPr>
+              <w:t>580*16bit</w:t>
             </w:r>
           </w:p>
         </w:tc>
@@ -3113,7 +4074,7 @@
           </w:tcPr>
           <w:p>
             <w:pPr>
-              <w:pStyle w:val="12"/>
+              <w:pStyle w:val="a5"/>
               <w:jc w:val="center"/>
               <w:rPr>
                 <w:rFonts w:hint="eastAsia"/>
@@ -3131,104 +4092,96 @@
     </w:tbl>
     <w:p>
       <w:pPr>
-        <w:ind w:firstLine="0" w:firstLineChars="0"/>
-        <w:rPr>
-          <w:rFonts w:ascii="Times New Roman" w:hAnsi="Times New Roman" w:cs="Times New Roman"/>
-          <w:kern w:val="0"/>
-          <w:szCs w:val="24"/>
-        </w:rPr>
-      </w:pPr>
-    </w:p>
-    <w:p>
-      <w:pPr>
-        <w:ind w:firstLine="480"/>
-        <w:rPr>
-          <w:rFonts w:ascii="Times New Roman" w:hAnsi="Times New Roman" w:cs="Times New Roman"/>
-          <w:kern w:val="0"/>
-          <w:szCs w:val="24"/>
-        </w:rPr>
-      </w:pPr>
-      <w:r>
-        <w:rPr>
-          <w:rFonts w:hint="eastAsia" w:ascii="Times New Roman" w:hAnsi="Times New Roman" w:cs="Times New Roman"/>
-          <w:kern w:val="0"/>
-          <w:szCs w:val="24"/>
-        </w:rPr>
-        <w:t>时</w:t>
-      </w:r>
-      <w:r>
-        <w:rPr>
-          <w:rFonts w:hint="eastAsia" w:ascii="Times New Roman" w:hAnsi="Times New Roman" w:cs="Times New Roman"/>
-          <w:kern w:val="0"/>
-          <w:szCs w:val="24"/>
-          <w:lang w:val="en-US" w:eastAsia="zh-CN"/>
-        </w:rPr>
-        <w:t>刻（从开始测量指令响应开始计时）</w:t>
-      </w:r>
-      <w:r>
-        <w:rPr>
-          <w:rFonts w:hint="eastAsia" w:ascii="Times New Roman" w:hAnsi="Times New Roman" w:cs="Times New Roman"/>
-          <w:kern w:val="0"/>
-          <w:szCs w:val="24"/>
-        </w:rPr>
-        <w:t>：单位为</w:t>
-      </w:r>
-      <w:r>
-        <w:rPr>
-          <w:rFonts w:hint="eastAsia" w:ascii="Times New Roman" w:hAnsi="Times New Roman" w:cs="Times New Roman"/>
-          <w:kern w:val="0"/>
-          <w:szCs w:val="24"/>
-          <w:lang w:val="en-US" w:eastAsia="zh-CN"/>
-        </w:rPr>
-        <w:t>10ms（每10ms采集一次波形）</w:t>
-      </w:r>
-      <w:r>
-        <w:rPr>
-          <w:rFonts w:hint="eastAsia" w:ascii="Times New Roman" w:hAnsi="Times New Roman" w:cs="Times New Roman"/>
-          <w:kern w:val="0"/>
-          <w:szCs w:val="24"/>
-        </w:rPr>
-        <w:t>。</w:t>
-      </w:r>
-    </w:p>
-    <w:p>
-      <w:pPr>
-        <w:ind w:firstLine="480"/>
-        <w:rPr>
-          <w:rFonts w:ascii="Times New Roman" w:hAnsi="Times New Roman" w:cs="Times New Roman"/>
-          <w:kern w:val="0"/>
-          <w:szCs w:val="24"/>
-        </w:rPr>
-      </w:pPr>
-      <w:r>
-        <w:rPr>
-          <w:rFonts w:hint="eastAsia" w:ascii="Times New Roman" w:hAnsi="Times New Roman" w:cs="Times New Roman"/>
-          <w:kern w:val="0"/>
-          <w:szCs w:val="24"/>
-        </w:rPr>
-        <w:t xml:space="preserve">通道号： </w:t>
+        <w:ind w:firstLineChars="0" w:firstLine="0"/>
+        <w:rPr>
+          <w:rFonts w:ascii="Times New Roman" w:hAnsi="Times New Roman" w:cs="Times New Roman"/>
+          <w:kern w:val="0"/>
+          <w:szCs w:val="24"/>
+        </w:rPr>
+      </w:pPr>
+    </w:p>
+    <w:p>
+      <w:pPr>
+        <w:ind w:firstLine="480"/>
+        <w:rPr>
+          <w:rFonts w:ascii="Times New Roman" w:hAnsi="Times New Roman" w:cs="Times New Roman"/>
+          <w:kern w:val="0"/>
+          <w:szCs w:val="24"/>
+        </w:rPr>
+      </w:pPr>
+      <w:r>
+        <w:rPr>
+          <w:rFonts w:ascii="Times New Roman" w:hAnsi="Times New Roman" w:cs="Times New Roman" w:hint="eastAsia"/>
+          <w:kern w:val="0"/>
+          <w:szCs w:val="24"/>
+        </w:rPr>
+        <w:t>时刻（从开始测量指令响应开始计时）：单位为</w:t>
+      </w:r>
+      <w:r>
+        <w:rPr>
+          <w:rFonts w:ascii="Times New Roman" w:hAnsi="Times New Roman" w:cs="Times New Roman" w:hint="eastAsia"/>
+          <w:kern w:val="0"/>
+          <w:szCs w:val="24"/>
+        </w:rPr>
+        <w:t>10ms</w:t>
+      </w:r>
+      <w:r>
+        <w:rPr>
+          <w:rFonts w:ascii="Times New Roman" w:hAnsi="Times New Roman" w:cs="Times New Roman" w:hint="eastAsia"/>
+          <w:kern w:val="0"/>
+          <w:szCs w:val="24"/>
+        </w:rPr>
+        <w:t>（每</w:t>
+      </w:r>
+      <w:r>
+        <w:rPr>
+          <w:rFonts w:ascii="Times New Roman" w:hAnsi="Times New Roman" w:cs="Times New Roman" w:hint="eastAsia"/>
+          <w:kern w:val="0"/>
+          <w:szCs w:val="24"/>
+        </w:rPr>
+        <w:t>10ms</w:t>
+      </w:r>
+      <w:r>
+        <w:rPr>
+          <w:rFonts w:ascii="Times New Roman" w:hAnsi="Times New Roman" w:cs="Times New Roman" w:hint="eastAsia"/>
+          <w:kern w:val="0"/>
+          <w:szCs w:val="24"/>
+        </w:rPr>
+        <w:t>采集一次波形）。</w:t>
+      </w:r>
+    </w:p>
+    <w:p>
+      <w:pPr>
+        <w:ind w:firstLine="480"/>
+        <w:rPr>
+          <w:rFonts w:ascii="Times New Roman" w:hAnsi="Times New Roman" w:cs="Times New Roman"/>
+          <w:kern w:val="0"/>
+          <w:szCs w:val="24"/>
+        </w:rPr>
+      </w:pPr>
+      <w:r>
+        <w:rPr>
+          <w:rFonts w:ascii="Times New Roman" w:hAnsi="Times New Roman" w:cs="Times New Roman" w:hint="eastAsia"/>
+          <w:kern w:val="0"/>
+          <w:szCs w:val="24"/>
+        </w:rPr>
+        <w:t>通道号：</w:t>
+      </w:r>
+      <w:r>
+        <w:rPr>
+          <w:rFonts w:ascii="Times New Roman" w:hAnsi="Times New Roman" w:cs="Times New Roman" w:hint="eastAsia"/>
+          <w:kern w:val="0"/>
+          <w:szCs w:val="24"/>
+        </w:rPr>
+        <w:t xml:space="preserve"> </w:t>
       </w:r>
     </w:p>
     <w:tbl>
       <w:tblPr>
-        <w:tblStyle w:val="6"/>
+        <w:tblStyle w:val="a3"/>
         <w:tblW w:w="8872" w:type="dxa"/>
-        <w:tblInd w:w="0" w:type="dxa"/>
-        <w:tblBorders>
-          <w:top w:val="single" w:color="auto" w:sz="4" w:space="0"/>
-          <w:left w:val="single" w:color="auto" w:sz="4" w:space="0"/>
-          <w:bottom w:val="single" w:color="auto" w:sz="4" w:space="0"/>
-          <w:right w:val="single" w:color="auto" w:sz="4" w:space="0"/>
-          <w:insideH w:val="single" w:color="auto" w:sz="4" w:space="0"/>
-          <w:insideV w:val="single" w:color="auto" w:sz="4" w:space="0"/>
-        </w:tblBorders>
         <w:tblLayout w:type="fixed"/>
-        <w:tblCellMar>
-          <w:top w:w="0" w:type="dxa"/>
-          <w:left w:w="108" w:type="dxa"/>
-          <w:bottom w:w="0" w:type="dxa"/>
-          <w:right w:w="108" w:type="dxa"/>
-        </w:tblCellMar>
+        <w:tblLook w:val="04A0" w:firstRow="1" w:lastRow="0" w:firstColumn="1" w:lastColumn="0" w:noHBand="0" w:noVBand="1"/>
       </w:tblPr>
       <w:tblGrid>
         <w:gridCol w:w="910"/>
@@ -3242,29 +4195,13 @@
         <w:gridCol w:w="1020"/>
       </w:tblGrid>
       <w:tr>
-        <w:tblPrEx>
-          <w:tblBorders>
-            <w:top w:val="single" w:color="auto" w:sz="4" w:space="0"/>
-            <w:left w:val="single" w:color="auto" w:sz="4" w:space="0"/>
-            <w:bottom w:val="single" w:color="auto" w:sz="4" w:space="0"/>
-            <w:right w:val="single" w:color="auto" w:sz="4" w:space="0"/>
-            <w:insideH w:val="single" w:color="auto" w:sz="4" w:space="0"/>
-            <w:insideV w:val="single" w:color="auto" w:sz="4" w:space="0"/>
-          </w:tblBorders>
-          <w:tblCellMar>
-            <w:top w:w="0" w:type="dxa"/>
-            <w:left w:w="108" w:type="dxa"/>
-            <w:bottom w:w="0" w:type="dxa"/>
-            <w:right w:w="108" w:type="dxa"/>
-          </w:tblCellMar>
-        </w:tblPrEx>
         <w:tc>
           <w:tcPr>
             <w:tcW w:w="910" w:type="dxa"/>
           </w:tcPr>
           <w:p>
             <w:pPr>
-              <w:pStyle w:val="12"/>
+              <w:pStyle w:val="a5"/>
               <w:rPr>
                 <w:rFonts w:hint="eastAsia"/>
                 <w:szCs w:val="24"/>
@@ -3284,7 +4221,7 @@
           </w:tcPr>
           <w:p>
             <w:pPr>
-              <w:pStyle w:val="12"/>
+              <w:pStyle w:val="a5"/>
               <w:rPr>
                 <w:rFonts w:hint="eastAsia"/>
                 <w:szCs w:val="24"/>
@@ -3305,7 +4242,7 @@
           </w:tcPr>
           <w:p>
             <w:pPr>
-              <w:pStyle w:val="12"/>
+              <w:pStyle w:val="a5"/>
               <w:rPr>
                 <w:rFonts w:hint="eastAsia"/>
                 <w:szCs w:val="24"/>
@@ -3326,7 +4263,7 @@
           </w:tcPr>
           <w:p>
             <w:pPr>
-              <w:pStyle w:val="12"/>
+              <w:pStyle w:val="a5"/>
               <w:rPr>
                 <w:rFonts w:hint="eastAsia"/>
                 <w:szCs w:val="24"/>
@@ -3347,7 +4284,7 @@
           </w:tcPr>
           <w:p>
             <w:pPr>
-              <w:pStyle w:val="12"/>
+              <w:pStyle w:val="a5"/>
               <w:rPr>
                 <w:rFonts w:hint="eastAsia"/>
                 <w:szCs w:val="24"/>
@@ -3368,7 +4305,7 @@
           </w:tcPr>
           <w:p>
             <w:pPr>
-              <w:pStyle w:val="12"/>
+              <w:pStyle w:val="a5"/>
               <w:rPr>
                 <w:rFonts w:hint="eastAsia"/>
                 <w:szCs w:val="24"/>
@@ -3389,7 +4326,7 @@
           </w:tcPr>
           <w:p>
             <w:pPr>
-              <w:pStyle w:val="12"/>
+              <w:pStyle w:val="a5"/>
               <w:rPr>
                 <w:rFonts w:hint="eastAsia"/>
                 <w:szCs w:val="24"/>
@@ -3410,7 +4347,7 @@
           </w:tcPr>
           <w:p>
             <w:pPr>
-              <w:pStyle w:val="12"/>
+              <w:pStyle w:val="a5"/>
               <w:rPr>
                 <w:rFonts w:hint="eastAsia"/>
                 <w:szCs w:val="24"/>
@@ -3431,7 +4368,7 @@
           </w:tcPr>
           <w:p>
             <w:pPr>
-              <w:pStyle w:val="12"/>
+              <w:pStyle w:val="a5"/>
               <w:rPr>
                 <w:rFonts w:hint="eastAsia"/>
                 <w:szCs w:val="24"/>
@@ -3448,29 +4385,13 @@
         </w:tc>
       </w:tr>
       <w:tr>
-        <w:tblPrEx>
-          <w:tblBorders>
-            <w:top w:val="single" w:color="auto" w:sz="4" w:space="0"/>
-            <w:left w:val="single" w:color="auto" w:sz="4" w:space="0"/>
-            <w:bottom w:val="single" w:color="auto" w:sz="4" w:space="0"/>
-            <w:right w:val="single" w:color="auto" w:sz="4" w:space="0"/>
-            <w:insideH w:val="single" w:color="auto" w:sz="4" w:space="0"/>
-            <w:insideV w:val="single" w:color="auto" w:sz="4" w:space="0"/>
-          </w:tblBorders>
-          <w:tblCellMar>
-            <w:top w:w="0" w:type="dxa"/>
-            <w:left w:w="108" w:type="dxa"/>
-            <w:bottom w:w="0" w:type="dxa"/>
-            <w:right w:w="108" w:type="dxa"/>
-          </w:tblCellMar>
-        </w:tblPrEx>
         <w:tc>
           <w:tcPr>
             <w:tcW w:w="910" w:type="dxa"/>
           </w:tcPr>
           <w:p>
             <w:pPr>
-              <w:pStyle w:val="12"/>
+              <w:pStyle w:val="a5"/>
               <w:rPr>
                 <w:rFonts w:hint="eastAsia"/>
                 <w:szCs w:val="24"/>
@@ -3490,7 +4411,7 @@
           </w:tcPr>
           <w:p>
             <w:pPr>
-              <w:pStyle w:val="12"/>
+              <w:pStyle w:val="a5"/>
               <w:rPr>
                 <w:rFonts w:hint="eastAsia"/>
                 <w:szCs w:val="24"/>
@@ -3511,7 +4432,7 @@
           </w:tcPr>
           <w:p>
             <w:pPr>
-              <w:pStyle w:val="12"/>
+              <w:pStyle w:val="a5"/>
               <w:rPr>
                 <w:rFonts w:hint="eastAsia"/>
                 <w:szCs w:val="24"/>
@@ -3532,7 +4453,7 @@
           </w:tcPr>
           <w:p>
             <w:pPr>
-              <w:pStyle w:val="12"/>
+              <w:pStyle w:val="a5"/>
               <w:rPr>
                 <w:rFonts w:hint="eastAsia"/>
                 <w:szCs w:val="24"/>
@@ -3553,7 +4474,7 @@
           </w:tcPr>
           <w:p>
             <w:pPr>
-              <w:pStyle w:val="12"/>
+              <w:pStyle w:val="a5"/>
               <w:rPr>
                 <w:rFonts w:hint="eastAsia"/>
                 <w:szCs w:val="24"/>
@@ -3574,7 +4495,7 @@
           </w:tcPr>
           <w:p>
             <w:pPr>
-              <w:pStyle w:val="12"/>
+              <w:pStyle w:val="a5"/>
               <w:rPr>
                 <w:rFonts w:hint="eastAsia"/>
                 <w:szCs w:val="24"/>
@@ -3595,7 +4516,7 @@
           </w:tcPr>
           <w:p>
             <w:pPr>
-              <w:pStyle w:val="12"/>
+              <w:pStyle w:val="a5"/>
               <w:rPr>
                 <w:rFonts w:hint="eastAsia"/>
                 <w:szCs w:val="24"/>
@@ -3616,7 +4537,7 @@
           </w:tcPr>
           <w:p>
             <w:pPr>
-              <w:pStyle w:val="12"/>
+              <w:pStyle w:val="a5"/>
               <w:rPr>
                 <w:rFonts w:hint="eastAsia"/>
                 <w:szCs w:val="24"/>
@@ -3637,7 +4558,7 @@
           </w:tcPr>
           <w:p>
             <w:pPr>
-              <w:pStyle w:val="12"/>
+              <w:pStyle w:val="a5"/>
               <w:rPr>
                 <w:rFonts w:hint="eastAsia"/>
                 <w:szCs w:val="24"/>
@@ -3654,38 +4575,23 @@
         </w:tc>
       </w:tr>
       <w:tr>
-        <w:tblPrEx>
-          <w:tblBorders>
-            <w:top w:val="single" w:color="auto" w:sz="4" w:space="0"/>
-            <w:left w:val="single" w:color="auto" w:sz="4" w:space="0"/>
-            <w:bottom w:val="single" w:color="auto" w:sz="4" w:space="0"/>
-            <w:right w:val="single" w:color="auto" w:sz="4" w:space="0"/>
-            <w:insideH w:val="single" w:color="auto" w:sz="4" w:space="0"/>
-            <w:insideV w:val="single" w:color="auto" w:sz="4" w:space="0"/>
-          </w:tblBorders>
-          <w:tblCellMar>
-            <w:top w:w="0" w:type="dxa"/>
-            <w:left w:w="108" w:type="dxa"/>
-            <w:bottom w:w="0" w:type="dxa"/>
-            <w:right w:w="108" w:type="dxa"/>
-          </w:tblCellMar>
-        </w:tblPrEx>
         <w:tc>
           <w:tcPr>
             <w:tcW w:w="910" w:type="dxa"/>
           </w:tcPr>
           <w:p>
             <w:pPr>
-              <w:pStyle w:val="12"/>
-              <w:rPr>
-                <w:rFonts w:hint="eastAsia"/>
-                <w:szCs w:val="24"/>
-              </w:rPr>
-            </w:pPr>
-            <w:r>
-              <w:rPr>
-                <w:rFonts w:hint="eastAsia"/>
-              </w:rPr>
+              <w:pStyle w:val="a5"/>
+              <w:rPr>
+                <w:rFonts w:hint="eastAsia"/>
+                <w:szCs w:val="24"/>
+              </w:rPr>
+            </w:pPr>
+            <w:r>
+              <w:rPr>
+                <w:rFonts w:hint="eastAsia"/>
+              </w:rPr>
+              <w:lastRenderedPageBreak/>
               <w:t>通道信息</w:t>
             </w:r>
           </w:p>
@@ -3696,7 +4602,7 @@
           </w:tcPr>
           <w:p>
             <w:pPr>
-              <w:pStyle w:val="12"/>
+              <w:pStyle w:val="a5"/>
               <w:rPr>
                 <w:rFonts w:hint="eastAsia"/>
                 <w:szCs w:val="24"/>
@@ -3717,7 +4623,7 @@
           </w:tcPr>
           <w:p>
             <w:pPr>
-              <w:pStyle w:val="12"/>
+              <w:pStyle w:val="a5"/>
               <w:rPr>
                 <w:rFonts w:hint="eastAsia"/>
                 <w:szCs w:val="24"/>
@@ -3738,7 +4644,7 @@
           </w:tcPr>
           <w:p>
             <w:pPr>
-              <w:pStyle w:val="12"/>
+              <w:pStyle w:val="a5"/>
               <w:rPr>
                 <w:rFonts w:hint="eastAsia"/>
                 <w:szCs w:val="24"/>
@@ -3759,7 +4665,7 @@
           </w:tcPr>
           <w:p>
             <w:pPr>
-              <w:pStyle w:val="12"/>
+              <w:pStyle w:val="a5"/>
               <w:rPr>
                 <w:rFonts w:hint="eastAsia"/>
                 <w:szCs w:val="24"/>
@@ -3780,7 +4686,7 @@
           </w:tcPr>
           <w:p>
             <w:pPr>
-              <w:pStyle w:val="12"/>
+              <w:pStyle w:val="a5"/>
               <w:rPr>
                 <w:rFonts w:hint="eastAsia"/>
                 <w:szCs w:val="24"/>
@@ -3801,7 +4707,7 @@
           </w:tcPr>
           <w:p>
             <w:pPr>
-              <w:pStyle w:val="12"/>
+              <w:pStyle w:val="a5"/>
               <w:rPr>
                 <w:rFonts w:hint="eastAsia"/>
                 <w:szCs w:val="24"/>
@@ -3822,7 +4728,7 @@
           </w:tcPr>
           <w:p>
             <w:pPr>
-              <w:pStyle w:val="12"/>
+              <w:pStyle w:val="a5"/>
               <w:rPr>
                 <w:rFonts w:hint="eastAsia"/>
                 <w:szCs w:val="24"/>
@@ -3843,7 +4749,7 @@
           </w:tcPr>
           <w:p>
             <w:pPr>
-              <w:pStyle w:val="12"/>
+              <w:pStyle w:val="a5"/>
               <w:rPr>
                 <w:rFonts w:hint="eastAsia"/>
                 <w:szCs w:val="24"/>
@@ -3860,29 +4766,13 @@
         </w:tc>
       </w:tr>
       <w:tr>
-        <w:tblPrEx>
-          <w:tblBorders>
-            <w:top w:val="single" w:color="auto" w:sz="4" w:space="0"/>
-            <w:left w:val="single" w:color="auto" w:sz="4" w:space="0"/>
-            <w:bottom w:val="single" w:color="auto" w:sz="4" w:space="0"/>
-            <w:right w:val="single" w:color="auto" w:sz="4" w:space="0"/>
-            <w:insideH w:val="single" w:color="auto" w:sz="4" w:space="0"/>
-            <w:insideV w:val="single" w:color="auto" w:sz="4" w:space="0"/>
-          </w:tblBorders>
-          <w:tblCellMar>
-            <w:top w:w="0" w:type="dxa"/>
-            <w:left w:w="108" w:type="dxa"/>
-            <w:bottom w:w="0" w:type="dxa"/>
-            <w:right w:w="108" w:type="dxa"/>
-          </w:tblCellMar>
-        </w:tblPrEx>
         <w:tc>
           <w:tcPr>
             <w:tcW w:w="910" w:type="dxa"/>
           </w:tcPr>
           <w:p>
             <w:pPr>
-              <w:pStyle w:val="12"/>
+              <w:pStyle w:val="a5"/>
               <w:rPr>
                 <w:rFonts w:hint="eastAsia"/>
                 <w:szCs w:val="24"/>
@@ -3902,7 +4792,7 @@
           </w:tcPr>
           <w:p>
             <w:pPr>
-              <w:pStyle w:val="12"/>
+              <w:pStyle w:val="a5"/>
               <w:rPr>
                 <w:rFonts w:hint="eastAsia"/>
                 <w:szCs w:val="24"/>
@@ -3923,7 +4813,7 @@
           </w:tcPr>
           <w:p>
             <w:pPr>
-              <w:pStyle w:val="12"/>
+              <w:pStyle w:val="a5"/>
               <w:rPr>
                 <w:rFonts w:hint="eastAsia"/>
                 <w:szCs w:val="24"/>
@@ -3944,7 +4834,7 @@
           </w:tcPr>
           <w:p>
             <w:pPr>
-              <w:pStyle w:val="12"/>
+              <w:pStyle w:val="a5"/>
               <w:rPr>
                 <w:rFonts w:hint="eastAsia"/>
                 <w:szCs w:val="24"/>
@@ -3965,7 +4855,7 @@
           </w:tcPr>
           <w:p>
             <w:pPr>
-              <w:pStyle w:val="12"/>
+              <w:pStyle w:val="a5"/>
               <w:rPr>
                 <w:rFonts w:hint="eastAsia"/>
                 <w:szCs w:val="24"/>
@@ -3986,7 +4876,7 @@
           </w:tcPr>
           <w:p>
             <w:pPr>
-              <w:pStyle w:val="12"/>
+              <w:pStyle w:val="a5"/>
               <w:rPr>
                 <w:rFonts w:hint="eastAsia"/>
                 <w:szCs w:val="24"/>
@@ -4007,7 +4897,7 @@
           </w:tcPr>
           <w:p>
             <w:pPr>
-              <w:pStyle w:val="12"/>
+              <w:pStyle w:val="a5"/>
               <w:rPr>
                 <w:rFonts w:hint="eastAsia"/>
                 <w:szCs w:val="24"/>
@@ -4028,7 +4918,7 @@
           </w:tcPr>
           <w:p>
             <w:pPr>
-              <w:pStyle w:val="12"/>
+              <w:pStyle w:val="a5"/>
               <w:rPr>
                 <w:rFonts w:hint="eastAsia"/>
                 <w:szCs w:val="24"/>
@@ -4049,7 +4939,7 @@
           </w:tcPr>
           <w:p>
             <w:pPr>
-              <w:pStyle w:val="12"/>
+              <w:pStyle w:val="a5"/>
               <w:rPr>
                 <w:rFonts w:hint="eastAsia"/>
                 <w:szCs w:val="24"/>
@@ -4068,26 +4958,26 @@
     </w:tbl>
     <w:p>
       <w:pPr>
-        <w:ind w:firstLine="0" w:firstLineChars="0"/>
-        <w:rPr>
-          <w:rFonts w:ascii="Times New Roman" w:hAnsi="Times New Roman" w:cs="Times New Roman"/>
-          <w:kern w:val="0"/>
-          <w:szCs w:val="24"/>
-        </w:rPr>
-      </w:pPr>
-    </w:p>
-    <w:p>
-      <w:pPr>
-        <w:ind w:firstLine="480"/>
-        <w:rPr>
-          <w:rFonts w:ascii="Times New Roman" w:hAnsi="Times New Roman" w:cs="Times New Roman"/>
-          <w:kern w:val="0"/>
-          <w:szCs w:val="24"/>
-        </w:rPr>
-      </w:pPr>
-      <w:r>
-        <w:rPr>
-          <w:rFonts w:hint="eastAsia" w:ascii="Times New Roman" w:hAnsi="Times New Roman" w:cs="Times New Roman"/>
+        <w:ind w:firstLineChars="0" w:firstLine="0"/>
+        <w:rPr>
+          <w:rFonts w:ascii="Times New Roman" w:hAnsi="Times New Roman" w:cs="Times New Roman"/>
+          <w:kern w:val="0"/>
+          <w:szCs w:val="24"/>
+        </w:rPr>
+      </w:pPr>
+    </w:p>
+    <w:p>
+      <w:pPr>
+        <w:ind w:firstLine="480"/>
+        <w:rPr>
+          <w:rFonts w:ascii="Times New Roman" w:hAnsi="Times New Roman" w:cs="Times New Roman"/>
+          <w:kern w:val="0"/>
+          <w:szCs w:val="24"/>
+        </w:rPr>
+      </w:pPr>
+      <w:r>
+        <w:rPr>
+          <w:rFonts w:ascii="Times New Roman" w:hAnsi="Times New Roman" w:cs="Times New Roman" w:hint="eastAsia"/>
           <w:kern w:val="0"/>
           <w:szCs w:val="24"/>
         </w:rPr>
@@ -4095,60 +4985,56 @@
       </w:r>
       <w:r>
         <w:rPr>
-          <w:rFonts w:hint="eastAsia" w:ascii="Times New Roman" w:hAnsi="Times New Roman" w:cs="Times New Roman"/>
-          <w:kern w:val="0"/>
-          <w:szCs w:val="24"/>
-          <w:lang w:val="en-US" w:eastAsia="zh-CN"/>
+          <w:rFonts w:ascii="Times New Roman" w:hAnsi="Times New Roman" w:cs="Times New Roman" w:hint="eastAsia"/>
+          <w:kern w:val="0"/>
+          <w:szCs w:val="24"/>
         </w:rPr>
         <w:t>584</w:t>
       </w:r>
       <w:r>
         <w:rPr>
-          <w:rFonts w:hint="eastAsia" w:ascii="Times New Roman" w:hAnsi="Times New Roman" w:cs="Times New Roman"/>
-          <w:kern w:val="0"/>
-          <w:szCs w:val="24"/>
-        </w:rPr>
-        <w:t>个采样点</w:t>
-      </w:r>
-      <w:r>
-        <w:rPr>
-          <w:rFonts w:hint="eastAsia" w:ascii="Times New Roman" w:hAnsi="Times New Roman" w:cs="Times New Roman"/>
-          <w:kern w:val="0"/>
-          <w:szCs w:val="24"/>
-          <w:lang w:eastAsia="zh-CN"/>
-        </w:rPr>
-        <w:t>（</w:t>
-      </w:r>
-      <w:r>
-        <w:rPr>
-          <w:rFonts w:hint="eastAsia" w:ascii="Times New Roman" w:hAnsi="Times New Roman" w:cs="Times New Roman"/>
-          <w:kern w:val="0"/>
-          <w:szCs w:val="24"/>
-          <w:lang w:val="en-US" w:eastAsia="zh-CN"/>
-        </w:rPr>
-        <w:t>每个采样点16ns</w:t>
-      </w:r>
-      <w:r>
-        <w:rPr>
-          <w:rFonts w:hint="eastAsia" w:ascii="Times New Roman" w:hAnsi="Times New Roman" w:cs="Times New Roman"/>
-          <w:kern w:val="0"/>
-          <w:szCs w:val="24"/>
-          <w:lang w:eastAsia="zh-CN"/>
-        </w:rPr>
-        <w:t>）</w:t>
-      </w:r>
-      <w:r>
-        <w:rPr>
-          <w:rFonts w:hint="eastAsia" w:ascii="Times New Roman" w:hAnsi="Times New Roman" w:cs="Times New Roman"/>
-          <w:kern w:val="0"/>
-          <w:szCs w:val="24"/>
-        </w:rPr>
-        <w:t>，每个点占用2个字节。</w:t>
-      </w:r>
-    </w:p>
-    <w:p>
-      <w:pPr>
-        <w:pStyle w:val="4"/>
+          <w:rFonts w:ascii="Times New Roman" w:hAnsi="Times New Roman" w:cs="Times New Roman" w:hint="eastAsia"/>
+          <w:kern w:val="0"/>
+          <w:szCs w:val="24"/>
+        </w:rPr>
+        <w:t>个采样点（每个采样点</w:t>
+      </w:r>
+      <w:r>
+        <w:rPr>
+          <w:rFonts w:ascii="Times New Roman" w:hAnsi="Times New Roman" w:cs="Times New Roman" w:hint="eastAsia"/>
+          <w:kern w:val="0"/>
+          <w:szCs w:val="24"/>
+        </w:rPr>
+        <w:t>16ns</w:t>
+      </w:r>
+      <w:r>
+        <w:rPr>
+          <w:rFonts w:ascii="Times New Roman" w:hAnsi="Times New Roman" w:cs="Times New Roman" w:hint="eastAsia"/>
+          <w:kern w:val="0"/>
+          <w:szCs w:val="24"/>
+        </w:rPr>
+        <w:t>），每个点占用</w:t>
+      </w:r>
+      <w:r>
+        <w:rPr>
+          <w:rFonts w:ascii="Times New Roman" w:hAnsi="Times New Roman" w:cs="Times New Roman" w:hint="eastAsia"/>
+          <w:kern w:val="0"/>
+          <w:szCs w:val="24"/>
+        </w:rPr>
+        <w:t>2</w:t>
+      </w:r>
+      <w:r>
+        <w:rPr>
+          <w:rFonts w:ascii="Times New Roman" w:hAnsi="Times New Roman" w:cs="Times New Roman" w:hint="eastAsia"/>
+          <w:kern w:val="0"/>
+          <w:szCs w:val="24"/>
+        </w:rPr>
+        <w:t>个字节。</w:t>
+      </w:r>
+    </w:p>
+    <w:p>
+      <w:pPr>
+        <w:pStyle w:val="3"/>
         <w:rPr>
           <w:rFonts w:hint="eastAsia"/>
         </w:rPr>
@@ -4157,31 +5043,45 @@
         <w:rPr>
           <w:rFonts w:hint="eastAsia"/>
         </w:rPr>
-        <w:t>3.2 能谱数据格式</w:t>
-      </w:r>
-    </w:p>
-    <w:p>
-      <w:pPr>
-        <w:ind w:firstLine="480"/>
-        <w:rPr>
-          <w:rFonts w:ascii="Times New Roman" w:hAnsi="Times New Roman" w:cs="Times New Roman"/>
-          <w:kern w:val="0"/>
-          <w:szCs w:val="24"/>
-        </w:rPr>
-      </w:pPr>
-      <w:r>
-        <w:rPr>
-          <w:rFonts w:hint="eastAsia" w:ascii="Times New Roman" w:hAnsi="Times New Roman" w:cs="Times New Roman"/>
+        <w:t xml:space="preserve">3.2 </w:t>
+      </w:r>
+      <w:r>
+        <w:rPr>
+          <w:rFonts w:hint="eastAsia"/>
+        </w:rPr>
+        <w:t>能谱数据格式</w:t>
+      </w:r>
+    </w:p>
+    <w:p>
+      <w:pPr>
+        <w:ind w:firstLine="480"/>
+        <w:rPr>
+          <w:rFonts w:ascii="Times New Roman" w:hAnsi="Times New Roman" w:cs="Times New Roman"/>
+          <w:kern w:val="0"/>
+          <w:szCs w:val="24"/>
+        </w:rPr>
+      </w:pPr>
+      <w:r>
+        <w:rPr>
+          <w:rFonts w:ascii="Times New Roman" w:hAnsi="Times New Roman" w:cs="Times New Roman" w:hint="eastAsia"/>
           <w:color w:val="FF0000"/>
           <w:kern w:val="0"/>
           <w:szCs w:val="24"/>
-          <w:lang w:val="en-US" w:eastAsia="zh-CN"/>
-        </w:rPr>
-        <w:t>512道</w:t>
-      </w:r>
-      <w:r>
-        <w:rPr>
-          <w:rFonts w:hint="eastAsia" w:ascii="Times New Roman" w:hAnsi="Times New Roman" w:cs="Times New Roman"/>
+        </w:rPr>
+        <w:t>512</w:t>
+      </w:r>
+      <w:r>
+        <w:rPr>
+          <w:rFonts w:ascii="Times New Roman" w:hAnsi="Times New Roman" w:cs="Times New Roman" w:hint="eastAsia"/>
+          <w:color w:val="FF0000"/>
+          <w:kern w:val="0"/>
+          <w:szCs w:val="24"/>
+        </w:rPr>
+        <w:t>道</w:t>
+      </w:r>
+      <w:r>
+        <w:rPr>
+          <w:rFonts w:ascii="Times New Roman" w:hAnsi="Times New Roman" w:cs="Times New Roman" w:hint="eastAsia"/>
           <w:kern w:val="0"/>
           <w:szCs w:val="24"/>
         </w:rPr>
@@ -4189,16 +5089,15 @@
       </w:r>
       <w:r>
         <w:rPr>
-          <w:rFonts w:hint="eastAsia" w:ascii="Times New Roman" w:hAnsi="Times New Roman" w:cs="Times New Roman"/>
-          <w:kern w:val="0"/>
-          <w:szCs w:val="24"/>
-          <w:lang w:val="en-US" w:eastAsia="zh-CN"/>
+          <w:rFonts w:ascii="Times New Roman" w:hAnsi="Times New Roman" w:cs="Times New Roman" w:hint="eastAsia"/>
+          <w:kern w:val="0"/>
+          <w:szCs w:val="24"/>
         </w:rPr>
         <w:t>1032</w:t>
       </w:r>
       <w:r>
         <w:rPr>
-          <w:rFonts w:hint="eastAsia" w:ascii="Times New Roman" w:hAnsi="Times New Roman" w:cs="Times New Roman"/>
+          <w:rFonts w:ascii="Times New Roman" w:hAnsi="Times New Roman" w:cs="Times New Roman" w:hint="eastAsia"/>
           <w:kern w:val="0"/>
           <w:szCs w:val="24"/>
         </w:rPr>
@@ -4207,24 +5106,9 @@
     </w:p>
     <w:tbl>
       <w:tblPr>
-        <w:tblStyle w:val="6"/>
+        <w:tblStyle w:val="a3"/>
         <w:tblW w:w="0" w:type="auto"/>
-        <w:tblInd w:w="0" w:type="dxa"/>
-        <w:tblBorders>
-          <w:top w:val="single" w:color="auto" w:sz="4" w:space="0"/>
-          <w:left w:val="single" w:color="auto" w:sz="4" w:space="0"/>
-          <w:bottom w:val="single" w:color="auto" w:sz="4" w:space="0"/>
-          <w:right w:val="single" w:color="auto" w:sz="4" w:space="0"/>
-          <w:insideH w:val="single" w:color="auto" w:sz="4" w:space="0"/>
-          <w:insideV w:val="single" w:color="auto" w:sz="4" w:space="0"/>
-        </w:tblBorders>
-        <w:tblLayout w:type="autofit"/>
-        <w:tblCellMar>
-          <w:top w:w="0" w:type="dxa"/>
-          <w:left w:w="108" w:type="dxa"/>
-          <w:bottom w:w="0" w:type="dxa"/>
-          <w:right w:w="108" w:type="dxa"/>
-        </w:tblCellMar>
+        <w:tblLook w:val="04A0" w:firstRow="1" w:lastRow="0" w:firstColumn="1" w:lastColumn="0" w:noHBand="0" w:noVBand="1"/>
       </w:tblPr>
       <w:tblGrid>
         <w:gridCol w:w="1659"/>
@@ -4234,16 +5118,6 @@
         <w:gridCol w:w="1660"/>
       </w:tblGrid>
       <w:tr>
-        <w:tblPrEx>
-          <w:tblBorders>
-            <w:top w:val="single" w:color="auto" w:sz="4" w:space="0"/>
-            <w:left w:val="single" w:color="auto" w:sz="4" w:space="0"/>
-            <w:bottom w:val="single" w:color="auto" w:sz="4" w:space="0"/>
-            <w:right w:val="single" w:color="auto" w:sz="4" w:space="0"/>
-            <w:insideH w:val="single" w:color="auto" w:sz="4" w:space="0"/>
-            <w:insideV w:val="single" w:color="auto" w:sz="4" w:space="0"/>
-          </w:tblBorders>
-        </w:tblPrEx>
         <w:tc>
           <w:tcPr>
             <w:tcW w:w="1659" w:type="dxa"/>
@@ -4251,7 +5125,7 @@
           </w:tcPr>
           <w:p>
             <w:pPr>
-              <w:pStyle w:val="12"/>
+              <w:pStyle w:val="a5"/>
               <w:jc w:val="center"/>
               <w:rPr>
                 <w:rFonts w:hint="eastAsia"/>
@@ -4272,7 +5146,7 @@
           </w:tcPr>
           <w:p>
             <w:pPr>
-              <w:pStyle w:val="12"/>
+              <w:pStyle w:val="a5"/>
               <w:jc w:val="center"/>
               <w:rPr>
                 <w:rFonts w:hint="eastAsia"/>
@@ -4293,17 +5167,15 @@
           </w:tcPr>
           <w:p>
             <w:pPr>
-              <w:pStyle w:val="12"/>
+              <w:pStyle w:val="a5"/>
               <w:jc w:val="center"/>
               <w:rPr>
-                <w:rFonts w:hint="eastAsia" w:eastAsia="宋体"/>
-                <w:lang w:val="en-US" w:eastAsia="zh-CN"/>
-              </w:rPr>
-            </w:pPr>
-            <w:r>
-              <w:rPr>
-                <w:rFonts w:hint="eastAsia"/>
-                <w:lang w:val="en-US" w:eastAsia="zh-CN"/>
+                <w:rFonts w:hint="eastAsia"/>
+              </w:rPr>
+            </w:pPr>
+            <w:r>
+              <w:rPr>
+                <w:rFonts w:hint="eastAsia"/>
               </w:rPr>
               <w:t>时间</w:t>
             </w:r>
@@ -4316,7 +5188,7 @@
           </w:tcPr>
           <w:p>
             <w:pPr>
-              <w:pStyle w:val="12"/>
+              <w:pStyle w:val="a5"/>
               <w:jc w:val="center"/>
               <w:rPr>
                 <w:rFonts w:hint="eastAsia"/>
@@ -4337,7 +5209,7 @@
           </w:tcPr>
           <w:p>
             <w:pPr>
-              <w:pStyle w:val="12"/>
+              <w:pStyle w:val="a5"/>
               <w:jc w:val="center"/>
               <w:rPr>
                 <w:rFonts w:hint="eastAsia"/>
@@ -4353,24 +5225,8 @@
         </w:tc>
       </w:tr>
       <w:tr>
-        <w:tblPrEx>
-          <w:tblBorders>
-            <w:top w:val="single" w:color="auto" w:sz="4" w:space="0"/>
-            <w:left w:val="single" w:color="auto" w:sz="4" w:space="0"/>
-            <w:bottom w:val="single" w:color="auto" w:sz="4" w:space="0"/>
-            <w:right w:val="single" w:color="auto" w:sz="4" w:space="0"/>
-            <w:insideH w:val="single" w:color="auto" w:sz="4" w:space="0"/>
-            <w:insideV w:val="single" w:color="auto" w:sz="4" w:space="0"/>
-          </w:tblBorders>
-          <w:tblCellMar>
-            <w:top w:w="0" w:type="dxa"/>
-            <w:left w:w="108" w:type="dxa"/>
-            <w:bottom w:w="0" w:type="dxa"/>
-            <w:right w:w="108" w:type="dxa"/>
-          </w:tblCellMar>
-        </w:tblPrEx>
         <w:trPr>
-          <w:trHeight w:val="554" w:hRule="atLeast"/>
+          <w:trHeight w:val="554"/>
         </w:trPr>
         <w:tc>
           <w:tcPr>
@@ -4379,7 +5235,7 @@
           </w:tcPr>
           <w:p>
             <w:pPr>
-              <w:pStyle w:val="12"/>
+              <w:pStyle w:val="a5"/>
               <w:jc w:val="center"/>
               <w:rPr>
                 <w:rFonts w:hint="eastAsia"/>
@@ -4400,7 +5256,7 @@
           </w:tcPr>
           <w:p>
             <w:pPr>
-              <w:pStyle w:val="12"/>
+              <w:pStyle w:val="a5"/>
               <w:jc w:val="center"/>
               <w:rPr>
                 <w:rFonts w:hint="eastAsia"/>
@@ -4409,15 +5265,8 @@
             <w:r>
               <w:rPr>
                 <w:rFonts w:hint="eastAsia"/>
-                <w:lang w:val="en-US" w:eastAsia="zh-CN"/>
-              </w:rPr>
-              <w:t>16</w:t>
-            </w:r>
-            <w:r>
-              <w:rPr>
-                <w:rFonts w:hint="eastAsia"/>
-              </w:rPr>
-              <w:t>bit</w:t>
+              </w:rPr>
+              <w:t>16bit</w:t>
             </w:r>
           </w:p>
         </w:tc>
@@ -4428,7 +5277,7 @@
           </w:tcPr>
           <w:p>
             <w:pPr>
-              <w:pStyle w:val="12"/>
+              <w:pStyle w:val="a5"/>
               <w:jc w:val="center"/>
               <w:rPr>
                 <w:rFonts w:hint="eastAsia"/>
@@ -4437,15 +5286,8 @@
             <w:r>
               <w:rPr>
                 <w:rFonts w:hint="eastAsia"/>
-                <w:lang w:val="en-US" w:eastAsia="zh-CN"/>
-              </w:rPr>
-              <w:t>16</w:t>
-            </w:r>
-            <w:r>
-              <w:rPr>
-                <w:rFonts w:hint="eastAsia"/>
-              </w:rPr>
-              <w:t>bit</w:t>
+              </w:rPr>
+              <w:t>16bit</w:t>
             </w:r>
           </w:p>
         </w:tc>
@@ -4456,7 +5298,7 @@
           </w:tcPr>
           <w:p>
             <w:pPr>
-              <w:pStyle w:val="12"/>
+              <w:pStyle w:val="a5"/>
               <w:jc w:val="center"/>
               <w:rPr>
                 <w:rFonts w:hint="eastAsia"/>
@@ -4466,20 +5308,7 @@
               <w:rPr>
                 <w:rFonts w:hint="eastAsia"/>
               </w:rPr>
-              <w:t>512*</w:t>
-            </w:r>
-            <w:r>
-              <w:rPr>
-                <w:rFonts w:hint="eastAsia"/>
-                <w:lang w:val="en-US" w:eastAsia="zh-CN"/>
-              </w:rPr>
-              <w:t>16</w:t>
-            </w:r>
-            <w:r>
-              <w:rPr>
-                <w:rFonts w:hint="eastAsia"/>
-              </w:rPr>
-              <w:t>bit</w:t>
+              <w:t>512*16bit</w:t>
             </w:r>
           </w:p>
         </w:tc>
@@ -4490,7 +5319,7 @@
           </w:tcPr>
           <w:p>
             <w:pPr>
-              <w:pStyle w:val="12"/>
+              <w:pStyle w:val="a5"/>
               <w:jc w:val="center"/>
               <w:rPr>
                 <w:rFonts w:hint="eastAsia"/>
@@ -4517,17 +5346,25 @@
       </w:pPr>
       <w:r>
         <w:rPr>
-          <w:rFonts w:hint="eastAsia" w:ascii="Times New Roman" w:hAnsi="Times New Roman" w:cs="Times New Roman"/>
+          <w:rFonts w:ascii="Times New Roman" w:hAnsi="Times New Roman" w:cs="Times New Roman" w:hint="eastAsia"/>
           <w:color w:val="FF0000"/>
           <w:kern w:val="0"/>
           <w:szCs w:val="24"/>
-          <w:lang w:val="en-US" w:eastAsia="zh-CN"/>
-        </w:rPr>
-        <w:t>16道</w:t>
-      </w:r>
-      <w:r>
-        <w:rPr>
-          <w:rFonts w:hint="eastAsia" w:ascii="Times New Roman" w:hAnsi="Times New Roman" w:cs="Times New Roman"/>
+        </w:rPr>
+        <w:t>16</w:t>
+      </w:r>
+      <w:r>
+        <w:rPr>
+          <w:rFonts w:ascii="Times New Roman" w:hAnsi="Times New Roman" w:cs="Times New Roman" w:hint="eastAsia"/>
+          <w:color w:val="FF0000"/>
+          <w:kern w:val="0"/>
+          <w:szCs w:val="24"/>
+        </w:rPr>
+        <w:t>道</w:t>
+      </w:r>
+      <w:r>
+        <w:rPr>
+          <w:rFonts w:ascii="Times New Roman" w:hAnsi="Times New Roman" w:cs="Times New Roman" w:hint="eastAsia"/>
           <w:kern w:val="0"/>
           <w:szCs w:val="24"/>
         </w:rPr>
@@ -4535,16 +5372,15 @@
       </w:r>
       <w:r>
         <w:rPr>
-          <w:rFonts w:hint="eastAsia" w:ascii="Times New Roman" w:hAnsi="Times New Roman" w:cs="Times New Roman"/>
-          <w:kern w:val="0"/>
-          <w:szCs w:val="24"/>
-          <w:lang w:val="en-US" w:eastAsia="zh-CN"/>
+          <w:rFonts w:ascii="Times New Roman" w:hAnsi="Times New Roman" w:cs="Times New Roman" w:hint="eastAsia"/>
+          <w:kern w:val="0"/>
+          <w:szCs w:val="24"/>
         </w:rPr>
         <w:t>40</w:t>
       </w:r>
       <w:r>
         <w:rPr>
-          <w:rFonts w:hint="eastAsia" w:ascii="Times New Roman" w:hAnsi="Times New Roman" w:cs="Times New Roman"/>
+          <w:rFonts w:ascii="Times New Roman" w:hAnsi="Times New Roman" w:cs="Times New Roman" w:hint="eastAsia"/>
           <w:kern w:val="0"/>
           <w:szCs w:val="24"/>
         </w:rPr>
@@ -4553,24 +5389,9 @@
     </w:p>
     <w:tbl>
       <w:tblPr>
-        <w:tblStyle w:val="6"/>
+        <w:tblStyle w:val="a3"/>
         <w:tblW w:w="0" w:type="auto"/>
-        <w:tblInd w:w="0" w:type="dxa"/>
-        <w:tblBorders>
-          <w:top w:val="single" w:color="auto" w:sz="4" w:space="0"/>
-          <w:left w:val="single" w:color="auto" w:sz="4" w:space="0"/>
-          <w:bottom w:val="single" w:color="auto" w:sz="4" w:space="0"/>
-          <w:right w:val="single" w:color="auto" w:sz="4" w:space="0"/>
-          <w:insideH w:val="single" w:color="auto" w:sz="4" w:space="0"/>
-          <w:insideV w:val="single" w:color="auto" w:sz="4" w:space="0"/>
-        </w:tblBorders>
-        <w:tblLayout w:type="autofit"/>
-        <w:tblCellMar>
-          <w:top w:w="0" w:type="dxa"/>
-          <w:left w:w="108" w:type="dxa"/>
-          <w:bottom w:w="0" w:type="dxa"/>
-          <w:right w:w="108" w:type="dxa"/>
-        </w:tblCellMar>
+        <w:tblLook w:val="04A0" w:firstRow="1" w:lastRow="0" w:firstColumn="1" w:lastColumn="0" w:noHBand="0" w:noVBand="1"/>
       </w:tblPr>
       <w:tblGrid>
         <w:gridCol w:w="1659"/>
@@ -4580,16 +5401,6 @@
         <w:gridCol w:w="1660"/>
       </w:tblGrid>
       <w:tr>
-        <w:tblPrEx>
-          <w:tblBorders>
-            <w:top w:val="single" w:color="auto" w:sz="4" w:space="0"/>
-            <w:left w:val="single" w:color="auto" w:sz="4" w:space="0"/>
-            <w:bottom w:val="single" w:color="auto" w:sz="4" w:space="0"/>
-            <w:right w:val="single" w:color="auto" w:sz="4" w:space="0"/>
-            <w:insideH w:val="single" w:color="auto" w:sz="4" w:space="0"/>
-            <w:insideV w:val="single" w:color="auto" w:sz="4" w:space="0"/>
-          </w:tblBorders>
-        </w:tblPrEx>
         <w:tc>
           <w:tcPr>
             <w:tcW w:w="1659" w:type="dxa"/>
@@ -4597,7 +5408,7 @@
           </w:tcPr>
           <w:p>
             <w:pPr>
-              <w:pStyle w:val="12"/>
+              <w:pStyle w:val="a5"/>
               <w:jc w:val="center"/>
               <w:rPr>
                 <w:rFonts w:hint="eastAsia"/>
@@ -4618,7 +5429,7 @@
           </w:tcPr>
           <w:p>
             <w:pPr>
-              <w:pStyle w:val="12"/>
+              <w:pStyle w:val="a5"/>
               <w:jc w:val="center"/>
               <w:rPr>
                 <w:rFonts w:hint="eastAsia"/>
@@ -4639,17 +5450,15 @@
           </w:tcPr>
           <w:p>
             <w:pPr>
-              <w:pStyle w:val="12"/>
+              <w:pStyle w:val="a5"/>
               <w:jc w:val="center"/>
               <w:rPr>
-                <w:rFonts w:hint="eastAsia" w:eastAsia="宋体"/>
-                <w:lang w:val="en-US" w:eastAsia="zh-CN"/>
-              </w:rPr>
-            </w:pPr>
-            <w:r>
-              <w:rPr>
-                <w:rFonts w:hint="eastAsia"/>
-                <w:lang w:val="en-US" w:eastAsia="zh-CN"/>
+                <w:rFonts w:hint="eastAsia"/>
+              </w:rPr>
+            </w:pPr>
+            <w:r>
+              <w:rPr>
+                <w:rFonts w:hint="eastAsia"/>
               </w:rPr>
               <w:t>时间</w:t>
             </w:r>
@@ -4662,7 +5471,7 @@
           </w:tcPr>
           <w:p>
             <w:pPr>
-              <w:pStyle w:val="12"/>
+              <w:pStyle w:val="a5"/>
               <w:jc w:val="center"/>
               <w:rPr>
                 <w:rFonts w:hint="eastAsia"/>
@@ -4683,7 +5492,7 @@
           </w:tcPr>
           <w:p>
             <w:pPr>
-              <w:pStyle w:val="12"/>
+              <w:pStyle w:val="a5"/>
               <w:jc w:val="center"/>
               <w:rPr>
                 <w:rFonts w:hint="eastAsia"/>
@@ -4699,22 +5508,6 @@
         </w:tc>
       </w:tr>
       <w:tr>
-        <w:tblPrEx>
-          <w:tblBorders>
-            <w:top w:val="single" w:color="auto" w:sz="4" w:space="0"/>
-            <w:left w:val="single" w:color="auto" w:sz="4" w:space="0"/>
-            <w:bottom w:val="single" w:color="auto" w:sz="4" w:space="0"/>
-            <w:right w:val="single" w:color="auto" w:sz="4" w:space="0"/>
-            <w:insideH w:val="single" w:color="auto" w:sz="4" w:space="0"/>
-            <w:insideV w:val="single" w:color="auto" w:sz="4" w:space="0"/>
-          </w:tblBorders>
-          <w:tblCellMar>
-            <w:top w:w="0" w:type="dxa"/>
-            <w:left w:w="108" w:type="dxa"/>
-            <w:bottom w:w="0" w:type="dxa"/>
-            <w:right w:w="108" w:type="dxa"/>
-          </w:tblCellMar>
-        </w:tblPrEx>
         <w:tc>
           <w:tcPr>
             <w:tcW w:w="1659" w:type="dxa"/>
@@ -4722,7 +5515,7 @@
           </w:tcPr>
           <w:p>
             <w:pPr>
-              <w:pStyle w:val="12"/>
+              <w:pStyle w:val="a5"/>
               <w:jc w:val="center"/>
               <w:rPr>
                 <w:rFonts w:hint="eastAsia"/>
@@ -4743,7 +5536,7 @@
           </w:tcPr>
           <w:p>
             <w:pPr>
-              <w:pStyle w:val="12"/>
+              <w:pStyle w:val="a5"/>
               <w:jc w:val="center"/>
               <w:rPr>
                 <w:rFonts w:hint="eastAsia"/>
@@ -4752,15 +5545,8 @@
             <w:r>
               <w:rPr>
                 <w:rFonts w:hint="eastAsia"/>
-                <w:lang w:val="en-US" w:eastAsia="zh-CN"/>
-              </w:rPr>
-              <w:t>16</w:t>
-            </w:r>
-            <w:r>
-              <w:rPr>
-                <w:rFonts w:hint="eastAsia"/>
-              </w:rPr>
-              <w:t>bit</w:t>
+              </w:rPr>
+              <w:t>16bit</w:t>
             </w:r>
           </w:p>
         </w:tc>
@@ -4771,7 +5557,7 @@
           </w:tcPr>
           <w:p>
             <w:pPr>
-              <w:pStyle w:val="12"/>
+              <w:pStyle w:val="a5"/>
               <w:jc w:val="center"/>
               <w:rPr>
                 <w:rFonts w:hint="eastAsia"/>
@@ -4780,15 +5566,8 @@
             <w:r>
               <w:rPr>
                 <w:rFonts w:hint="eastAsia"/>
-                <w:lang w:val="en-US" w:eastAsia="zh-CN"/>
-              </w:rPr>
-              <w:t>16</w:t>
-            </w:r>
-            <w:r>
-              <w:rPr>
-                <w:rFonts w:hint="eastAsia"/>
-              </w:rPr>
-              <w:t>bit</w:t>
+              </w:rPr>
+              <w:t>16bit</w:t>
             </w:r>
           </w:p>
         </w:tc>
@@ -4799,7 +5578,7 @@
           </w:tcPr>
           <w:p>
             <w:pPr>
-              <w:pStyle w:val="12"/>
+              <w:pStyle w:val="a5"/>
               <w:jc w:val="center"/>
               <w:rPr>
                 <w:rFonts w:hint="eastAsia"/>
@@ -4808,28 +5587,8 @@
             <w:r>
               <w:rPr>
                 <w:rFonts w:hint="eastAsia"/>
-                <w:lang w:val="en-US" w:eastAsia="zh-CN"/>
-              </w:rPr>
-              <w:t>16</w:t>
-            </w:r>
-            <w:r>
-              <w:rPr>
-                <w:rFonts w:hint="eastAsia"/>
-              </w:rPr>
-              <w:t>*</w:t>
-            </w:r>
-            <w:r>
-              <w:rPr>
-                <w:rFonts w:hint="eastAsia"/>
-                <w:lang w:val="en-US" w:eastAsia="zh-CN"/>
-              </w:rPr>
-              <w:t>16</w:t>
-            </w:r>
-            <w:r>
-              <w:rPr>
-                <w:rFonts w:hint="eastAsia"/>
-              </w:rPr>
-              <w:t>bit</w:t>
+              </w:rPr>
+              <w:t>16*16bit</w:t>
             </w:r>
           </w:p>
         </w:tc>
@@ -4840,7 +5599,7 @@
           </w:tcPr>
           <w:p>
             <w:pPr>
-              <w:pStyle w:val="12"/>
+              <w:pStyle w:val="a5"/>
               <w:jc w:val="center"/>
               <w:rPr>
                 <w:rFonts w:hint="eastAsia"/>
@@ -4877,25 +5636,41 @@
       </w:pPr>
       <w:r>
         <w:rPr>
-          <w:rFonts w:hint="eastAsia" w:ascii="Times New Roman" w:hAnsi="Times New Roman" w:cs="Times New Roman"/>
-          <w:kern w:val="0"/>
-          <w:szCs w:val="24"/>
-        </w:rPr>
-        <w:t>时间：单位为1ms。</w:t>
-      </w:r>
-    </w:p>
-    <w:p>
-      <w:pPr>
-        <w:ind w:firstLine="480"/>
-        <w:rPr>
-          <w:rFonts w:ascii="Times New Roman" w:hAnsi="Times New Roman" w:cs="Times New Roman"/>
-          <w:kern w:val="0"/>
-          <w:szCs w:val="24"/>
-        </w:rPr>
-      </w:pPr>
-      <w:r>
-        <w:rPr>
-          <w:rFonts w:hint="eastAsia" w:ascii="Times New Roman" w:hAnsi="Times New Roman" w:cs="Times New Roman"/>
+          <w:rFonts w:ascii="Times New Roman" w:hAnsi="Times New Roman" w:cs="Times New Roman" w:hint="eastAsia"/>
+          <w:kern w:val="0"/>
+          <w:szCs w:val="24"/>
+        </w:rPr>
+        <w:t>时间：单位为</w:t>
+      </w:r>
+      <w:r>
+        <w:rPr>
+          <w:rFonts w:ascii="Times New Roman" w:hAnsi="Times New Roman" w:cs="Times New Roman" w:hint="eastAsia"/>
+          <w:kern w:val="0"/>
+          <w:szCs w:val="24"/>
+        </w:rPr>
+        <w:t>1ms</w:t>
+      </w:r>
+      <w:r>
+        <w:rPr>
+          <w:rFonts w:ascii="Times New Roman" w:hAnsi="Times New Roman" w:cs="Times New Roman" w:hint="eastAsia"/>
+          <w:kern w:val="0"/>
+          <w:szCs w:val="24"/>
+        </w:rPr>
+        <w:t>。</w:t>
+      </w:r>
+    </w:p>
+    <w:p>
+      <w:pPr>
+        <w:ind w:firstLine="480"/>
+        <w:rPr>
+          <w:rFonts w:ascii="Times New Roman" w:hAnsi="Times New Roman" w:cs="Times New Roman"/>
+          <w:kern w:val="0"/>
+          <w:szCs w:val="24"/>
+        </w:rPr>
+      </w:pPr>
+      <w:r>
+        <w:rPr>
+          <w:rFonts w:ascii="Times New Roman" w:hAnsi="Times New Roman" w:cs="Times New Roman" w:hint="eastAsia"/>
           <w:kern w:val="0"/>
           <w:szCs w:val="24"/>
         </w:rPr>
@@ -4904,47 +5679,22 @@
     </w:p>
     <w:tbl>
       <w:tblPr>
-        <w:tblStyle w:val="6"/>
+        <w:tblStyle w:val="a3"/>
         <w:tblW w:w="0" w:type="auto"/>
-        <w:tblInd w:w="0" w:type="dxa"/>
-        <w:tblBorders>
-          <w:top w:val="single" w:color="auto" w:sz="4" w:space="0"/>
-          <w:left w:val="single" w:color="auto" w:sz="4" w:space="0"/>
-          <w:bottom w:val="single" w:color="auto" w:sz="4" w:space="0"/>
-          <w:right w:val="single" w:color="auto" w:sz="4" w:space="0"/>
-          <w:insideH w:val="single" w:color="auto" w:sz="4" w:space="0"/>
-          <w:insideV w:val="single" w:color="auto" w:sz="4" w:space="0"/>
-        </w:tblBorders>
-        <w:tblLayout w:type="autofit"/>
-        <w:tblCellMar>
-          <w:top w:w="0" w:type="dxa"/>
-          <w:left w:w="108" w:type="dxa"/>
-          <w:bottom w:w="0" w:type="dxa"/>
-          <w:right w:w="108" w:type="dxa"/>
-        </w:tblCellMar>
+        <w:tblLook w:val="04A0" w:firstRow="1" w:lastRow="0" w:firstColumn="1" w:lastColumn="0" w:noHBand="0" w:noVBand="1"/>
       </w:tblPr>
       <w:tblGrid>
-        <w:gridCol w:w="680"/>
+        <w:gridCol w:w="613"/>
         <w:gridCol w:w="954"/>
         <w:gridCol w:w="954"/>
         <w:gridCol w:w="954"/>
         <w:gridCol w:w="954"/>
-        <w:gridCol w:w="960"/>
-        <w:gridCol w:w="960"/>
+        <w:gridCol w:w="958"/>
+        <w:gridCol w:w="958"/>
         <w:gridCol w:w="954"/>
-        <w:gridCol w:w="1016"/>
+        <w:gridCol w:w="997"/>
       </w:tblGrid>
       <w:tr>
-        <w:tblPrEx>
-          <w:tblBorders>
-            <w:top w:val="single" w:color="auto" w:sz="4" w:space="0"/>
-            <w:left w:val="single" w:color="auto" w:sz="4" w:space="0"/>
-            <w:bottom w:val="single" w:color="auto" w:sz="4" w:space="0"/>
-            <w:right w:val="single" w:color="auto" w:sz="4" w:space="0"/>
-            <w:insideH w:val="single" w:color="auto" w:sz="4" w:space="0"/>
-            <w:insideV w:val="single" w:color="auto" w:sz="4" w:space="0"/>
-          </w:tblBorders>
-        </w:tblPrEx>
         <w:tc>
           <w:tcPr>
             <w:tcW w:w="680" w:type="dxa"/>
@@ -4952,7 +5702,7 @@
           </w:tcPr>
           <w:p>
             <w:pPr>
-              <w:pStyle w:val="12"/>
+              <w:pStyle w:val="a5"/>
               <w:jc w:val="center"/>
               <w:rPr>
                 <w:rFonts w:hint="eastAsia"/>
@@ -4974,7 +5724,7 @@
           </w:tcPr>
           <w:p>
             <w:pPr>
-              <w:pStyle w:val="12"/>
+              <w:pStyle w:val="a5"/>
               <w:jc w:val="center"/>
               <w:rPr>
                 <w:rFonts w:hint="eastAsia"/>
@@ -4997,7 +5747,7 @@
           </w:tcPr>
           <w:p>
             <w:pPr>
-              <w:pStyle w:val="12"/>
+              <w:pStyle w:val="a5"/>
               <w:jc w:val="center"/>
               <w:rPr>
                 <w:rFonts w:hint="eastAsia"/>
@@ -5020,7 +5770,7 @@
           </w:tcPr>
           <w:p>
             <w:pPr>
-              <w:pStyle w:val="12"/>
+              <w:pStyle w:val="a5"/>
               <w:jc w:val="center"/>
               <w:rPr>
                 <w:rFonts w:hint="eastAsia"/>
@@ -5043,7 +5793,7 @@
           </w:tcPr>
           <w:p>
             <w:pPr>
-              <w:pStyle w:val="12"/>
+              <w:pStyle w:val="a5"/>
               <w:jc w:val="center"/>
               <w:rPr>
                 <w:rFonts w:hint="eastAsia"/>
@@ -5066,7 +5816,7 @@
           </w:tcPr>
           <w:p>
             <w:pPr>
-              <w:pStyle w:val="12"/>
+              <w:pStyle w:val="a5"/>
               <w:jc w:val="center"/>
               <w:rPr>
                 <w:rFonts w:hint="eastAsia"/>
@@ -5089,7 +5839,7 @@
           </w:tcPr>
           <w:p>
             <w:pPr>
-              <w:pStyle w:val="12"/>
+              <w:pStyle w:val="a5"/>
               <w:jc w:val="center"/>
               <w:rPr>
                 <w:rFonts w:hint="eastAsia"/>
@@ -5112,7 +5862,7 @@
           </w:tcPr>
           <w:p>
             <w:pPr>
-              <w:pStyle w:val="12"/>
+              <w:pStyle w:val="a5"/>
               <w:jc w:val="center"/>
               <w:rPr>
                 <w:rFonts w:hint="eastAsia"/>
@@ -5135,7 +5885,7 @@
           </w:tcPr>
           <w:p>
             <w:pPr>
-              <w:pStyle w:val="12"/>
+              <w:pStyle w:val="a5"/>
               <w:jc w:val="center"/>
               <w:rPr>
                 <w:rFonts w:hint="eastAsia"/>
@@ -5153,22 +5903,6 @@
         </w:tc>
       </w:tr>
       <w:tr>
-        <w:tblPrEx>
-          <w:tblBorders>
-            <w:top w:val="single" w:color="auto" w:sz="4" w:space="0"/>
-            <w:left w:val="single" w:color="auto" w:sz="4" w:space="0"/>
-            <w:bottom w:val="single" w:color="auto" w:sz="4" w:space="0"/>
-            <w:right w:val="single" w:color="auto" w:sz="4" w:space="0"/>
-            <w:insideH w:val="single" w:color="auto" w:sz="4" w:space="0"/>
-            <w:insideV w:val="single" w:color="auto" w:sz="4" w:space="0"/>
-          </w:tblBorders>
-          <w:tblCellMar>
-            <w:top w:w="0" w:type="dxa"/>
-            <w:left w:w="108" w:type="dxa"/>
-            <w:bottom w:w="0" w:type="dxa"/>
-            <w:right w:w="108" w:type="dxa"/>
-          </w:tblCellMar>
-        </w:tblPrEx>
         <w:tc>
           <w:tcPr>
             <w:tcW w:w="680" w:type="dxa"/>
@@ -5176,7 +5910,7 @@
           </w:tcPr>
           <w:p>
             <w:pPr>
-              <w:pStyle w:val="12"/>
+              <w:pStyle w:val="a5"/>
               <w:jc w:val="center"/>
               <w:rPr>
                 <w:rFonts w:hint="eastAsia"/>
@@ -5198,7 +5932,7 @@
           </w:tcPr>
           <w:p>
             <w:pPr>
-              <w:pStyle w:val="12"/>
+              <w:pStyle w:val="a5"/>
               <w:jc w:val="center"/>
               <w:rPr>
                 <w:rFonts w:hint="eastAsia"/>
@@ -5221,7 +5955,7 @@
           </w:tcPr>
           <w:p>
             <w:pPr>
-              <w:pStyle w:val="12"/>
+              <w:pStyle w:val="a5"/>
               <w:jc w:val="center"/>
               <w:rPr>
                 <w:rFonts w:hint="eastAsia"/>
@@ -5244,7 +5978,7 @@
           </w:tcPr>
           <w:p>
             <w:pPr>
-              <w:pStyle w:val="12"/>
+              <w:pStyle w:val="a5"/>
               <w:jc w:val="center"/>
               <w:rPr>
                 <w:rFonts w:hint="eastAsia"/>
@@ -5267,7 +6001,7 @@
           </w:tcPr>
           <w:p>
             <w:pPr>
-              <w:pStyle w:val="12"/>
+              <w:pStyle w:val="a5"/>
               <w:jc w:val="center"/>
               <w:rPr>
                 <w:rFonts w:hint="eastAsia"/>
@@ -5290,7 +6024,7 @@
           </w:tcPr>
           <w:p>
             <w:pPr>
-              <w:pStyle w:val="12"/>
+              <w:pStyle w:val="a5"/>
               <w:jc w:val="center"/>
               <w:rPr>
                 <w:rFonts w:hint="eastAsia"/>
@@ -5313,7 +6047,7 @@
           </w:tcPr>
           <w:p>
             <w:pPr>
-              <w:pStyle w:val="12"/>
+              <w:pStyle w:val="a5"/>
               <w:jc w:val="center"/>
               <w:rPr>
                 <w:rFonts w:hint="eastAsia"/>
@@ -5336,7 +6070,7 @@
           </w:tcPr>
           <w:p>
             <w:pPr>
-              <w:pStyle w:val="12"/>
+              <w:pStyle w:val="a5"/>
               <w:jc w:val="center"/>
               <w:rPr>
                 <w:rFonts w:hint="eastAsia"/>
@@ -5359,7 +6093,7 @@
           </w:tcPr>
           <w:p>
             <w:pPr>
-              <w:pStyle w:val="12"/>
+              <w:pStyle w:val="a5"/>
               <w:jc w:val="center"/>
               <w:rPr>
                 <w:rFonts w:hint="eastAsia"/>
@@ -5377,22 +6111,6 @@
         </w:tc>
       </w:tr>
       <w:tr>
-        <w:tblPrEx>
-          <w:tblBorders>
-            <w:top w:val="single" w:color="auto" w:sz="4" w:space="0"/>
-            <w:left w:val="single" w:color="auto" w:sz="4" w:space="0"/>
-            <w:bottom w:val="single" w:color="auto" w:sz="4" w:space="0"/>
-            <w:right w:val="single" w:color="auto" w:sz="4" w:space="0"/>
-            <w:insideH w:val="single" w:color="auto" w:sz="4" w:space="0"/>
-            <w:insideV w:val="single" w:color="auto" w:sz="4" w:space="0"/>
-          </w:tblBorders>
-          <w:tblCellMar>
-            <w:top w:w="0" w:type="dxa"/>
-            <w:left w:w="108" w:type="dxa"/>
-            <w:bottom w:w="0" w:type="dxa"/>
-            <w:right w:w="108" w:type="dxa"/>
-          </w:tblCellMar>
-        </w:tblPrEx>
         <w:tc>
           <w:tcPr>
             <w:tcW w:w="680" w:type="dxa"/>
@@ -5400,7 +6118,7 @@
           </w:tcPr>
           <w:p>
             <w:pPr>
-              <w:pStyle w:val="12"/>
+              <w:pStyle w:val="a5"/>
               <w:jc w:val="center"/>
               <w:rPr>
                 <w:rFonts w:hint="eastAsia"/>
@@ -5411,7 +6129,14 @@
               <w:rPr>
                 <w:rFonts w:hint="eastAsia"/>
               </w:rPr>
-              <w:t>通道信息</w:t>
+              <w:t>通道信</w:t>
+            </w:r>
+            <w:r>
+              <w:rPr>
+                <w:rFonts w:hint="eastAsia"/>
+              </w:rPr>
+              <w:lastRenderedPageBreak/>
+              <w:t>息</w:t>
             </w:r>
           </w:p>
         </w:tc>
@@ -5422,7 +6147,7 @@
           </w:tcPr>
           <w:p>
             <w:pPr>
-              <w:pStyle w:val="12"/>
+              <w:pStyle w:val="a5"/>
               <w:jc w:val="center"/>
               <w:rPr>
                 <w:rFonts w:hint="eastAsia"/>
@@ -5434,6 +6159,7 @@
                 <w:rFonts w:hint="eastAsia"/>
                 <w:szCs w:val="24"/>
               </w:rPr>
+              <w:lastRenderedPageBreak/>
               <w:t>0x1000</w:t>
             </w:r>
           </w:p>
@@ -5445,7 +6171,7 @@
           </w:tcPr>
           <w:p>
             <w:pPr>
-              <w:pStyle w:val="12"/>
+              <w:pStyle w:val="a5"/>
               <w:jc w:val="center"/>
               <w:rPr>
                 <w:rFonts w:hint="eastAsia"/>
@@ -5468,7 +6194,7 @@
           </w:tcPr>
           <w:p>
             <w:pPr>
-              <w:pStyle w:val="12"/>
+              <w:pStyle w:val="a5"/>
               <w:jc w:val="center"/>
               <w:rPr>
                 <w:rFonts w:hint="eastAsia"/>
@@ -5491,7 +6217,7 @@
           </w:tcPr>
           <w:p>
             <w:pPr>
-              <w:pStyle w:val="12"/>
+              <w:pStyle w:val="a5"/>
               <w:jc w:val="center"/>
               <w:rPr>
                 <w:rFonts w:hint="eastAsia"/>
@@ -5514,7 +6240,7 @@
           </w:tcPr>
           <w:p>
             <w:pPr>
-              <w:pStyle w:val="12"/>
+              <w:pStyle w:val="a5"/>
               <w:jc w:val="center"/>
               <w:rPr>
                 <w:rFonts w:hint="eastAsia"/>
@@ -5537,7 +6263,7 @@
           </w:tcPr>
           <w:p>
             <w:pPr>
-              <w:pStyle w:val="12"/>
+              <w:pStyle w:val="a5"/>
               <w:jc w:val="center"/>
               <w:rPr>
                 <w:rFonts w:hint="eastAsia"/>
@@ -5560,7 +6286,7 @@
           </w:tcPr>
           <w:p>
             <w:pPr>
-              <w:pStyle w:val="12"/>
+              <w:pStyle w:val="a5"/>
               <w:jc w:val="center"/>
               <w:rPr>
                 <w:rFonts w:hint="eastAsia"/>
@@ -5583,7 +6309,7 @@
           </w:tcPr>
           <w:p>
             <w:pPr>
-              <w:pStyle w:val="12"/>
+              <w:pStyle w:val="a5"/>
               <w:jc w:val="center"/>
               <w:rPr>
                 <w:rFonts w:hint="eastAsia"/>
@@ -5601,22 +6327,6 @@
         </w:tc>
       </w:tr>
       <w:tr>
-        <w:tblPrEx>
-          <w:tblBorders>
-            <w:top w:val="single" w:color="auto" w:sz="4" w:space="0"/>
-            <w:left w:val="single" w:color="auto" w:sz="4" w:space="0"/>
-            <w:bottom w:val="single" w:color="auto" w:sz="4" w:space="0"/>
-            <w:right w:val="single" w:color="auto" w:sz="4" w:space="0"/>
-            <w:insideH w:val="single" w:color="auto" w:sz="4" w:space="0"/>
-            <w:insideV w:val="single" w:color="auto" w:sz="4" w:space="0"/>
-          </w:tblBorders>
-          <w:tblCellMar>
-            <w:top w:w="0" w:type="dxa"/>
-            <w:left w:w="108" w:type="dxa"/>
-            <w:bottom w:w="0" w:type="dxa"/>
-            <w:right w:w="108" w:type="dxa"/>
-          </w:tblCellMar>
-        </w:tblPrEx>
         <w:tc>
           <w:tcPr>
             <w:tcW w:w="680" w:type="dxa"/>
@@ -5624,7 +6334,7 @@
           </w:tcPr>
           <w:p>
             <w:pPr>
-              <w:pStyle w:val="12"/>
+              <w:pStyle w:val="a5"/>
               <w:jc w:val="center"/>
               <w:rPr>
                 <w:rFonts w:hint="eastAsia"/>
@@ -5646,7 +6356,7 @@
           </w:tcPr>
           <w:p>
             <w:pPr>
-              <w:pStyle w:val="12"/>
+              <w:pStyle w:val="a5"/>
               <w:jc w:val="center"/>
               <w:rPr>
                 <w:rFonts w:hint="eastAsia"/>
@@ -5669,7 +6379,7 @@
           </w:tcPr>
           <w:p>
             <w:pPr>
-              <w:pStyle w:val="12"/>
+              <w:pStyle w:val="a5"/>
               <w:jc w:val="center"/>
               <w:rPr>
                 <w:rFonts w:hint="eastAsia"/>
@@ -5692,7 +6402,7 @@
           </w:tcPr>
           <w:p>
             <w:pPr>
-              <w:pStyle w:val="12"/>
+              <w:pStyle w:val="a5"/>
               <w:jc w:val="center"/>
               <w:rPr>
                 <w:rFonts w:hint="eastAsia"/>
@@ -5715,7 +6425,7 @@
           </w:tcPr>
           <w:p>
             <w:pPr>
-              <w:pStyle w:val="12"/>
+              <w:pStyle w:val="a5"/>
               <w:jc w:val="center"/>
               <w:rPr>
                 <w:rFonts w:hint="eastAsia"/>
@@ -5738,7 +6448,7 @@
           </w:tcPr>
           <w:p>
             <w:pPr>
-              <w:pStyle w:val="12"/>
+              <w:pStyle w:val="a5"/>
               <w:jc w:val="center"/>
               <w:rPr>
                 <w:rFonts w:hint="eastAsia"/>
@@ -5761,7 +6471,7 @@
           </w:tcPr>
           <w:p>
             <w:pPr>
-              <w:pStyle w:val="12"/>
+              <w:pStyle w:val="a5"/>
               <w:jc w:val="center"/>
               <w:rPr>
                 <w:rFonts w:hint="eastAsia"/>
@@ -5784,7 +6494,7 @@
           </w:tcPr>
           <w:p>
             <w:pPr>
-              <w:pStyle w:val="12"/>
+              <w:pStyle w:val="a5"/>
               <w:jc w:val="center"/>
               <w:rPr>
                 <w:rFonts w:hint="eastAsia"/>
@@ -5807,7 +6517,7 @@
           </w:tcPr>
           <w:p>
             <w:pPr>
-              <w:pStyle w:val="12"/>
+              <w:pStyle w:val="a5"/>
               <w:jc w:val="center"/>
               <w:rPr>
                 <w:rFonts w:hint="eastAsia"/>
@@ -5827,43 +6537,58 @@
     </w:tbl>
     <w:p>
       <w:pPr>
-        <w:ind w:firstLine="0" w:firstLineChars="0"/>
-        <w:rPr>
-          <w:rFonts w:ascii="Times New Roman" w:hAnsi="Times New Roman" w:cs="Times New Roman"/>
-          <w:kern w:val="0"/>
-          <w:szCs w:val="24"/>
-        </w:rPr>
-      </w:pPr>
-    </w:p>
-    <w:p>
-      <w:pPr>
-        <w:ind w:firstLine="480"/>
-        <w:rPr>
-          <w:rFonts w:ascii="Times New Roman" w:hAnsi="Times New Roman" w:cs="Times New Roman"/>
-          <w:kern w:val="0"/>
-          <w:szCs w:val="24"/>
-        </w:rPr>
-      </w:pPr>
-      <w:r>
-        <w:rPr>
-          <w:rFonts w:hint="eastAsia" w:ascii="Times New Roman" w:hAnsi="Times New Roman" w:cs="Times New Roman"/>
-          <w:kern w:val="0"/>
-          <w:szCs w:val="24"/>
-        </w:rPr>
-        <w:t>能谱数据：一共有512道，每道占用</w:t>
-      </w:r>
-      <w:r>
-        <w:rPr>
-          <w:rFonts w:hint="eastAsia" w:ascii="Times New Roman" w:hAnsi="Times New Roman" w:cs="Times New Roman"/>
-          <w:kern w:val="0"/>
-          <w:szCs w:val="24"/>
-          <w:lang w:val="en-US" w:eastAsia="zh-CN"/>
+        <w:ind w:firstLineChars="0" w:firstLine="0"/>
+        <w:rPr>
+          <w:rFonts w:ascii="Times New Roman" w:hAnsi="Times New Roman" w:cs="Times New Roman"/>
+          <w:kern w:val="0"/>
+          <w:szCs w:val="24"/>
+        </w:rPr>
+      </w:pPr>
+    </w:p>
+    <w:p>
+      <w:pPr>
+        <w:ind w:firstLine="480"/>
+        <w:rPr>
+          <w:rFonts w:ascii="Times New Roman" w:hAnsi="Times New Roman" w:cs="Times New Roman"/>
+          <w:kern w:val="0"/>
+          <w:szCs w:val="24"/>
+        </w:rPr>
+      </w:pPr>
+      <w:r>
+        <w:rPr>
+          <w:rFonts w:ascii="Times New Roman" w:hAnsi="Times New Roman" w:cs="Times New Roman" w:hint="eastAsia"/>
+          <w:kern w:val="0"/>
+          <w:szCs w:val="24"/>
+        </w:rPr>
+        <w:t>能谱数据：一共有</w:t>
+      </w:r>
+      <w:r>
+        <w:rPr>
+          <w:rFonts w:ascii="Times New Roman" w:hAnsi="Times New Roman" w:cs="Times New Roman" w:hint="eastAsia"/>
+          <w:kern w:val="0"/>
+          <w:szCs w:val="24"/>
+        </w:rPr>
+        <w:t>512</w:t>
+      </w:r>
+      <w:r>
+        <w:rPr>
+          <w:rFonts w:ascii="Times New Roman" w:hAnsi="Times New Roman" w:cs="Times New Roman" w:hint="eastAsia"/>
+          <w:kern w:val="0"/>
+          <w:szCs w:val="24"/>
+        </w:rPr>
+        <w:t>道，每道占用</w:t>
+      </w:r>
+      <w:r>
+        <w:rPr>
+          <w:rFonts w:ascii="Times New Roman" w:hAnsi="Times New Roman" w:cs="Times New Roman" w:hint="eastAsia"/>
+          <w:kern w:val="0"/>
+          <w:szCs w:val="24"/>
         </w:rPr>
         <w:t>2</w:t>
       </w:r>
       <w:r>
         <w:rPr>
-          <w:rFonts w:hint="eastAsia" w:ascii="Times New Roman" w:hAnsi="Times New Roman" w:cs="Times New Roman"/>
+          <w:rFonts w:ascii="Times New Roman" w:hAnsi="Times New Roman" w:cs="Times New Roman" w:hint="eastAsia"/>
           <w:kern w:val="0"/>
           <w:szCs w:val="24"/>
         </w:rPr>
@@ -5871,33 +6596,45 @@
       </w:r>
     </w:p>
     <w:sectPr>
+      <w:headerReference w:type="even" r:id="rId6"/>
+      <w:headerReference w:type="default" r:id="rId7"/>
+      <w:footerReference w:type="even" r:id="rId8"/>
+      <w:footerReference w:type="default" r:id="rId9"/>
+      <w:headerReference w:type="first" r:id="rId10"/>
+      <w:footerReference w:type="first" r:id="rId11"/>
       <w:pgSz w:w="11906" w:h="16838"/>
       <w:pgMar w:top="1440" w:right="1800" w:bottom="1440" w:left="1800" w:header="851" w:footer="992" w:gutter="0"/>
-      <w:cols w:space="425" w:num="1"/>
-      <w:docGrid w:type="lines" w:linePitch="312" w:charSpace="0"/>
+      <w:cols w:space="425"/>
+      <w:docGrid w:type="lines" w:linePitch="312"/>
     </w:sectPr>
   </w:body>
 </w:document>
 </file>
 
 <file path=word/endnotes.xml><?xml version="1.0" encoding="utf-8"?>
-<w:endnotes xmlns:wpc="http://schemas.microsoft.com/office/word/2010/wordprocessingCanvas" xmlns:mc="http://schemas.openxmlformats.org/markup-compatibility/2006" xmlns:o="urn:schemas-microsoft-com:office:office" xmlns:r="http://schemas.openxmlformats.org/officeDocument/2006/relationships" xmlns:m="http://schemas.openxmlformats.org/officeDocument/2006/math" xmlns:v="urn:schemas-microsoft-com:vml" xmlns:wp14="http://schemas.microsoft.com/office/word/2010/wordprocessingDrawing" xmlns:wp="http://schemas.openxmlformats.org/drawingml/2006/wordprocessingDrawing" xmlns:w="http://schemas.openxmlformats.org/wordprocessingml/2006/main" xmlns:w14="http://schemas.microsoft.com/office/word/2010/wordml" xmlns:w15="http://schemas.microsoft.com/office/word/2012/wordml" xmlns:w10="urn:schemas-microsoft-com:office:word" xmlns:wpg="http://schemas.microsoft.com/office/word/2010/wordprocessingGroup" xmlns:wpi="http://schemas.microsoft.com/office/word/2010/wordprocessingInk" xmlns:wne="http://schemas.microsoft.com/office/word/2006/wordml" xmlns:wps="http://schemas.microsoft.com/office/word/2010/wordprocessingShape" xmlns:wpsCustomData="http://www.wps.cn/officeDocument/2013/wpsCustomData" mc:Ignorable="w14 w15 wp14">
-  <w:endnote w:type="separator" w:id="0">
+<w:endnotes xmlns:wpc="http://schemas.microsoft.com/office/word/2010/wordprocessingCanvas" xmlns:cx="http://schemas.microsoft.com/office/drawing/2014/chartex" xmlns:cx1="http://schemas.microsoft.com/office/drawing/2015/9/8/chartex" xmlns:cx2="http://schemas.microsoft.com/office/drawing/2015/10/21/chartex" xmlns:cx3="http://schemas.microsoft.com/office/drawing/2016/5/9/chartex" xmlns:cx4="http://schemas.microsoft.com/office/drawing/2016/5/10/chartex" xmlns:cx5="http://schemas.microsoft.com/office/drawing/2016/5/11/chartex" xmlns:cx6="http://schemas.microsoft.com/office/drawing/2016/5/12/chartex" xmlns:cx7="http://schemas.microsoft.com/office/drawing/2016/5/13/chartex" xmlns:cx8="http://schemas.microsoft.com/office/drawing/2016/5/14/chartex" xmlns:mc="http://schemas.openxmlformats.org/markup-compatibility/2006" xmlns:aink="http://schemas.microsoft.com/office/drawing/2016/ink" xmlns:am3d="http://schemas.microsoft.com/office/drawing/2017/model3d" xmlns:o="urn:schemas-microsoft-com:office:office" xmlns:oel="http://schemas.microsoft.com/office/2019/extlst" xmlns:r="http://schemas.openxmlformats.org/officeDocument/2006/relationships" xmlns:m="http://schemas.openxmlformats.org/officeDocument/2006/math" xmlns:v="urn:schemas-microsoft-com:vml" xmlns:wp14="http://schemas.microsoft.com/office/word/2010/wordprocessingDrawing" xmlns:wp="http://schemas.openxmlformats.org/drawingml/2006/wordprocessingDrawing" xmlns:w10="urn:schemas-microsoft-com:office:word" xmlns:w="http://schemas.openxmlformats.org/wordprocessingml/2006/main" xmlns:w14="http://schemas.microsoft.com/office/word/2010/wordml" xmlns:w15="http://schemas.microsoft.com/office/word/2012/wordml" xmlns:w16cex="http://schemas.microsoft.com/office/word/2018/wordml/cex" xmlns:w16cid="http://schemas.microsoft.com/office/word/2016/wordml/cid" xmlns:w16="http://schemas.microsoft.com/office/word/2018/wordml" xmlns:w16du="http://schemas.microsoft.com/office/word/2023/wordml/word16du" xmlns:w16sdtdh="http://schemas.microsoft.com/office/word/2020/wordml/sdtdatahash" xmlns:w16sdtfl="http://schemas.microsoft.com/office/word/2024/wordml/sdtformatlock" xmlns:w16se="http://schemas.microsoft.com/office/word/2015/wordml/symex" xmlns:wpg="http://schemas.microsoft.com/office/word/2010/wordprocessingGroup" xmlns:wpi="http://schemas.microsoft.com/office/word/2010/wordprocessingInk" xmlns:wne="http://schemas.microsoft.com/office/word/2006/wordml" xmlns:wps="http://schemas.microsoft.com/office/word/2010/wordprocessingShape" mc:Ignorable="w14 w15 w16se w16cid w16 w16cex w16sdtdh w16sdtfl w16du wp14">
+  <w:endnote w:type="separator" w:id="-1">
     <w:p>
       <w:pPr>
         <w:spacing w:line="240" w:lineRule="auto"/>
         <w:ind w:firstLine="480"/>
+        <w:rPr>
+          <w:rFonts w:hint="eastAsia"/>
+        </w:rPr>
       </w:pPr>
       <w:r>
         <w:separator/>
       </w:r>
     </w:p>
   </w:endnote>
-  <w:endnote w:type="continuationSeparator" w:id="1">
+  <w:endnote w:type="continuationSeparator" w:id="0">
     <w:p>
       <w:pPr>
         <w:spacing w:line="240" w:lineRule="auto"/>
         <w:ind w:firstLine="480"/>
+        <w:rPr>
+          <w:rFonts w:hint="eastAsia"/>
+        </w:rPr>
       </w:pPr>
       <w:r>
         <w:continuationSeparator/>
@@ -5907,24 +6644,70 @@
 </w:endnotes>
 </file>
 
+<file path=word/footer1.xml><?xml version="1.0" encoding="utf-8"?>
+<w:ftr xmlns:wpc="http://schemas.microsoft.com/office/word/2010/wordprocessingCanvas" xmlns:cx="http://schemas.microsoft.com/office/drawing/2014/chartex" xmlns:cx1="http://schemas.microsoft.com/office/drawing/2015/9/8/chartex" xmlns:cx2="http://schemas.microsoft.com/office/drawing/2015/10/21/chartex" xmlns:cx3="http://schemas.microsoft.com/office/drawing/2016/5/9/chartex" xmlns:cx4="http://schemas.microsoft.com/office/drawing/2016/5/10/chartex" xmlns:cx5="http://schemas.microsoft.com/office/drawing/2016/5/11/chartex" xmlns:cx6="http://schemas.microsoft.com/office/drawing/2016/5/12/chartex" xmlns:cx7="http://schemas.microsoft.com/office/drawing/2016/5/13/chartex" xmlns:cx8="http://schemas.microsoft.com/office/drawing/2016/5/14/chartex" xmlns:mc="http://schemas.openxmlformats.org/markup-compatibility/2006" xmlns:aink="http://schemas.microsoft.com/office/drawing/2016/ink" xmlns:am3d="http://schemas.microsoft.com/office/drawing/2017/model3d" xmlns:o="urn:schemas-microsoft-com:office:office" xmlns:oel="http://schemas.microsoft.com/office/2019/extlst" xmlns:r="http://schemas.openxmlformats.org/officeDocument/2006/relationships" xmlns:m="http://schemas.openxmlformats.org/officeDocument/2006/math" xmlns:v="urn:schemas-microsoft-com:vml" xmlns:wp14="http://schemas.microsoft.com/office/word/2010/wordprocessingDrawing" xmlns:wp="http://schemas.openxmlformats.org/drawingml/2006/wordprocessingDrawing" xmlns:w10="urn:schemas-microsoft-com:office:word" xmlns:w="http://schemas.openxmlformats.org/wordprocessingml/2006/main" xmlns:w14="http://schemas.microsoft.com/office/word/2010/wordml" xmlns:w15="http://schemas.microsoft.com/office/word/2012/wordml" xmlns:w16cex="http://schemas.microsoft.com/office/word/2018/wordml/cex" xmlns:w16cid="http://schemas.microsoft.com/office/word/2016/wordml/cid" xmlns:w16="http://schemas.microsoft.com/office/word/2018/wordml" xmlns:w16du="http://schemas.microsoft.com/office/word/2023/wordml/word16du" xmlns:w16sdtdh="http://schemas.microsoft.com/office/word/2020/wordml/sdtdatahash" xmlns:w16sdtfl="http://schemas.microsoft.com/office/word/2024/wordml/sdtformatlock" xmlns:w16se="http://schemas.microsoft.com/office/word/2015/wordml/symex" xmlns:wpg="http://schemas.microsoft.com/office/word/2010/wordprocessingGroup" xmlns:wpi="http://schemas.microsoft.com/office/word/2010/wordprocessingInk" xmlns:wne="http://schemas.microsoft.com/office/word/2006/wordml" xmlns:wps="http://schemas.microsoft.com/office/word/2010/wordprocessingShape" mc:Ignorable="w14 w15 w16se w16cid w16 w16cex w16sdtdh w16sdtfl w16du wp14">
+  <w:p>
+    <w:pPr>
+      <w:pStyle w:val="a9"/>
+      <w:ind w:firstLine="360"/>
+      <w:rPr>
+        <w:rFonts w:hint="eastAsia"/>
+      </w:rPr>
+    </w:pPr>
+  </w:p>
+</w:ftr>
+</file>
+
+<file path=word/footer2.xml><?xml version="1.0" encoding="utf-8"?>
+<w:ftr xmlns:wpc="http://schemas.microsoft.com/office/word/2010/wordprocessingCanvas" xmlns:cx="http://schemas.microsoft.com/office/drawing/2014/chartex" xmlns:cx1="http://schemas.microsoft.com/office/drawing/2015/9/8/chartex" xmlns:cx2="http://schemas.microsoft.com/office/drawing/2015/10/21/chartex" xmlns:cx3="http://schemas.microsoft.com/office/drawing/2016/5/9/chartex" xmlns:cx4="http://schemas.microsoft.com/office/drawing/2016/5/10/chartex" xmlns:cx5="http://schemas.microsoft.com/office/drawing/2016/5/11/chartex" xmlns:cx6="http://schemas.microsoft.com/office/drawing/2016/5/12/chartex" xmlns:cx7="http://schemas.microsoft.com/office/drawing/2016/5/13/chartex" xmlns:cx8="http://schemas.microsoft.com/office/drawing/2016/5/14/chartex" xmlns:mc="http://schemas.openxmlformats.org/markup-compatibility/2006" xmlns:aink="http://schemas.microsoft.com/office/drawing/2016/ink" xmlns:am3d="http://schemas.microsoft.com/office/drawing/2017/model3d" xmlns:o="urn:schemas-microsoft-com:office:office" xmlns:oel="http://schemas.microsoft.com/office/2019/extlst" xmlns:r="http://schemas.openxmlformats.org/officeDocument/2006/relationships" xmlns:m="http://schemas.openxmlformats.org/officeDocument/2006/math" xmlns:v="urn:schemas-microsoft-com:vml" xmlns:wp14="http://schemas.microsoft.com/office/word/2010/wordprocessingDrawing" xmlns:wp="http://schemas.openxmlformats.org/drawingml/2006/wordprocessingDrawing" xmlns:w10="urn:schemas-microsoft-com:office:word" xmlns:w="http://schemas.openxmlformats.org/wordprocessingml/2006/main" xmlns:w14="http://schemas.microsoft.com/office/word/2010/wordml" xmlns:w15="http://schemas.microsoft.com/office/word/2012/wordml" xmlns:w16cex="http://schemas.microsoft.com/office/word/2018/wordml/cex" xmlns:w16cid="http://schemas.microsoft.com/office/word/2016/wordml/cid" xmlns:w16="http://schemas.microsoft.com/office/word/2018/wordml" xmlns:w16du="http://schemas.microsoft.com/office/word/2023/wordml/word16du" xmlns:w16sdtdh="http://schemas.microsoft.com/office/word/2020/wordml/sdtdatahash" xmlns:w16sdtfl="http://schemas.microsoft.com/office/word/2024/wordml/sdtformatlock" xmlns:w16se="http://schemas.microsoft.com/office/word/2015/wordml/symex" xmlns:wpg="http://schemas.microsoft.com/office/word/2010/wordprocessingGroup" xmlns:wpi="http://schemas.microsoft.com/office/word/2010/wordprocessingInk" xmlns:wne="http://schemas.microsoft.com/office/word/2006/wordml" xmlns:wps="http://schemas.microsoft.com/office/word/2010/wordprocessingShape" mc:Ignorable="w14 w15 w16se w16cid w16 w16cex w16sdtdh w16sdtfl w16du wp14">
+  <w:p>
+    <w:pPr>
+      <w:pStyle w:val="a9"/>
+      <w:ind w:firstLine="360"/>
+      <w:rPr>
+        <w:rFonts w:hint="eastAsia"/>
+      </w:rPr>
+    </w:pPr>
+  </w:p>
+</w:ftr>
+</file>
+
+<file path=word/footer3.xml><?xml version="1.0" encoding="utf-8"?>
+<w:ftr xmlns:wpc="http://schemas.microsoft.com/office/word/2010/wordprocessingCanvas" xmlns:cx="http://schemas.microsoft.com/office/drawing/2014/chartex" xmlns:cx1="http://schemas.microsoft.com/office/drawing/2015/9/8/chartex" xmlns:cx2="http://schemas.microsoft.com/office/drawing/2015/10/21/chartex" xmlns:cx3="http://schemas.microsoft.com/office/drawing/2016/5/9/chartex" xmlns:cx4="http://schemas.microsoft.com/office/drawing/2016/5/10/chartex" xmlns:cx5="http://schemas.microsoft.com/office/drawing/2016/5/11/chartex" xmlns:cx6="http://schemas.microsoft.com/office/drawing/2016/5/12/chartex" xmlns:cx7="http://schemas.microsoft.com/office/drawing/2016/5/13/chartex" xmlns:cx8="http://schemas.microsoft.com/office/drawing/2016/5/14/chartex" xmlns:mc="http://schemas.openxmlformats.org/markup-compatibility/2006" xmlns:aink="http://schemas.microsoft.com/office/drawing/2016/ink" xmlns:am3d="http://schemas.microsoft.com/office/drawing/2017/model3d" xmlns:o="urn:schemas-microsoft-com:office:office" xmlns:oel="http://schemas.microsoft.com/office/2019/extlst" xmlns:r="http://schemas.openxmlformats.org/officeDocument/2006/relationships" xmlns:m="http://schemas.openxmlformats.org/officeDocument/2006/math" xmlns:v="urn:schemas-microsoft-com:vml" xmlns:wp14="http://schemas.microsoft.com/office/word/2010/wordprocessingDrawing" xmlns:wp="http://schemas.openxmlformats.org/drawingml/2006/wordprocessingDrawing" xmlns:w10="urn:schemas-microsoft-com:office:word" xmlns:w="http://schemas.openxmlformats.org/wordprocessingml/2006/main" xmlns:w14="http://schemas.microsoft.com/office/word/2010/wordml" xmlns:w15="http://schemas.microsoft.com/office/word/2012/wordml" xmlns:w16cex="http://schemas.microsoft.com/office/word/2018/wordml/cex" xmlns:w16cid="http://schemas.microsoft.com/office/word/2016/wordml/cid" xmlns:w16="http://schemas.microsoft.com/office/word/2018/wordml" xmlns:w16du="http://schemas.microsoft.com/office/word/2023/wordml/word16du" xmlns:w16sdtdh="http://schemas.microsoft.com/office/word/2020/wordml/sdtdatahash" xmlns:w16sdtfl="http://schemas.microsoft.com/office/word/2024/wordml/sdtformatlock" xmlns:w16se="http://schemas.microsoft.com/office/word/2015/wordml/symex" xmlns:wpg="http://schemas.microsoft.com/office/word/2010/wordprocessingGroup" xmlns:wpi="http://schemas.microsoft.com/office/word/2010/wordprocessingInk" xmlns:wne="http://schemas.microsoft.com/office/word/2006/wordml" xmlns:wps="http://schemas.microsoft.com/office/word/2010/wordprocessingShape" mc:Ignorable="w14 w15 w16se w16cid w16 w16cex w16sdtdh w16sdtfl w16du wp14">
+  <w:p>
+    <w:pPr>
+      <w:pStyle w:val="a9"/>
+      <w:ind w:firstLine="360"/>
+      <w:rPr>
+        <w:rFonts w:hint="eastAsia"/>
+      </w:rPr>
+    </w:pPr>
+  </w:p>
+</w:ftr>
+</file>
+
 <file path=word/footnotes.xml><?xml version="1.0" encoding="utf-8"?>
-<w:footnotes xmlns:wpc="http://schemas.microsoft.com/office/word/2010/wordprocessingCanvas" xmlns:mc="http://schemas.openxmlformats.org/markup-compatibility/2006" xmlns:o="urn:schemas-microsoft-com:office:office" xmlns:r="http://schemas.openxmlformats.org/officeDocument/2006/relationships" xmlns:m="http://schemas.openxmlformats.org/officeDocument/2006/math" xmlns:v="urn:schemas-microsoft-com:vml" xmlns:wp14="http://schemas.microsoft.com/office/word/2010/wordprocessingDrawing" xmlns:wp="http://schemas.openxmlformats.org/drawingml/2006/wordprocessingDrawing" xmlns:w="http://schemas.openxmlformats.org/wordprocessingml/2006/main" xmlns:w14="http://schemas.microsoft.com/office/word/2010/wordml" xmlns:w15="http://schemas.microsoft.com/office/word/2012/wordml" xmlns:w10="urn:schemas-microsoft-com:office:word" xmlns:wpg="http://schemas.microsoft.com/office/word/2010/wordprocessingGroup" xmlns:wpi="http://schemas.microsoft.com/office/word/2010/wordprocessingInk" xmlns:wne="http://schemas.microsoft.com/office/word/2006/wordml" xmlns:wps="http://schemas.microsoft.com/office/word/2010/wordprocessingShape" xmlns:wpsCustomData="http://www.wps.cn/officeDocument/2013/wpsCustomData" mc:Ignorable="w14 w15 wp14">
-  <w:footnote w:type="separator" w:id="0">
-    <w:p>
-      <w:pPr>
-        <w:spacing w:line="360" w:lineRule="auto"/>
-        <w:ind w:firstLine="480"/>
+<w:footnotes xmlns:wpc="http://schemas.microsoft.com/office/word/2010/wordprocessingCanvas" xmlns:cx="http://schemas.microsoft.com/office/drawing/2014/chartex" xmlns:cx1="http://schemas.microsoft.com/office/drawing/2015/9/8/chartex" xmlns:cx2="http://schemas.microsoft.com/office/drawing/2015/10/21/chartex" xmlns:cx3="http://schemas.microsoft.com/office/drawing/2016/5/9/chartex" xmlns:cx4="http://schemas.microsoft.com/office/drawing/2016/5/10/chartex" xmlns:cx5="http://schemas.microsoft.com/office/drawing/2016/5/11/chartex" xmlns:cx6="http://schemas.microsoft.com/office/drawing/2016/5/12/chartex" xmlns:cx7="http://schemas.microsoft.com/office/drawing/2016/5/13/chartex" xmlns:cx8="http://schemas.microsoft.com/office/drawing/2016/5/14/chartex" xmlns:mc="http://schemas.openxmlformats.org/markup-compatibility/2006" xmlns:aink="http://schemas.microsoft.com/office/drawing/2016/ink" xmlns:am3d="http://schemas.microsoft.com/office/drawing/2017/model3d" xmlns:o="urn:schemas-microsoft-com:office:office" xmlns:oel="http://schemas.microsoft.com/office/2019/extlst" xmlns:r="http://schemas.openxmlformats.org/officeDocument/2006/relationships" xmlns:m="http://schemas.openxmlformats.org/officeDocument/2006/math" xmlns:v="urn:schemas-microsoft-com:vml" xmlns:wp14="http://schemas.microsoft.com/office/word/2010/wordprocessingDrawing" xmlns:wp="http://schemas.openxmlformats.org/drawingml/2006/wordprocessingDrawing" xmlns:w10="urn:schemas-microsoft-com:office:word" xmlns:w="http://schemas.openxmlformats.org/wordprocessingml/2006/main" xmlns:w14="http://schemas.microsoft.com/office/word/2010/wordml" xmlns:w15="http://schemas.microsoft.com/office/word/2012/wordml" xmlns:w16cex="http://schemas.microsoft.com/office/word/2018/wordml/cex" xmlns:w16cid="http://schemas.microsoft.com/office/word/2016/wordml/cid" xmlns:w16="http://schemas.microsoft.com/office/word/2018/wordml" xmlns:w16du="http://schemas.microsoft.com/office/word/2023/wordml/word16du" xmlns:w16sdtdh="http://schemas.microsoft.com/office/word/2020/wordml/sdtdatahash" xmlns:w16sdtfl="http://schemas.microsoft.com/office/word/2024/wordml/sdtformatlock" xmlns:w16se="http://schemas.microsoft.com/office/word/2015/wordml/symex" xmlns:wpg="http://schemas.microsoft.com/office/word/2010/wordprocessingGroup" xmlns:wpi="http://schemas.microsoft.com/office/word/2010/wordprocessingInk" xmlns:wne="http://schemas.microsoft.com/office/word/2006/wordml" xmlns:wps="http://schemas.microsoft.com/office/word/2010/wordprocessingShape" mc:Ignorable="w14 w15 w16se w16cid w16 w16cex w16sdtdh w16sdtfl w16du wp14">
+  <w:footnote w:type="separator" w:id="-1">
+    <w:p>
+      <w:pPr>
+        <w:ind w:firstLine="480"/>
+        <w:rPr>
+          <w:rFonts w:hint="eastAsia"/>
+        </w:rPr>
       </w:pPr>
       <w:r>
         <w:separator/>
       </w:r>
     </w:p>
   </w:footnote>
-  <w:footnote w:type="continuationSeparator" w:id="1">
-    <w:p>
-      <w:pPr>
-        <w:spacing w:line="360" w:lineRule="auto"/>
-        <w:ind w:firstLine="480"/>
+  <w:footnote w:type="continuationSeparator" w:id="0">
+    <w:p>
+      <w:pPr>
+        <w:ind w:firstLine="480"/>
+        <w:rPr>
+          <w:rFonts w:hint="eastAsia"/>
+        </w:rPr>
       </w:pPr>
       <w:r>
         <w:continuationSeparator/>
@@ -5934,297 +6717,465 @@
 </w:footnotes>
 </file>
 
+<file path=word/header1.xml><?xml version="1.0" encoding="utf-8"?>
+<w:hdr xmlns:wpc="http://schemas.microsoft.com/office/word/2010/wordprocessingCanvas" xmlns:cx="http://schemas.microsoft.com/office/drawing/2014/chartex" xmlns:cx1="http://schemas.microsoft.com/office/drawing/2015/9/8/chartex" xmlns:cx2="http://schemas.microsoft.com/office/drawing/2015/10/21/chartex" xmlns:cx3="http://schemas.microsoft.com/office/drawing/2016/5/9/chartex" xmlns:cx4="http://schemas.microsoft.com/office/drawing/2016/5/10/chartex" xmlns:cx5="http://schemas.microsoft.com/office/drawing/2016/5/11/chartex" xmlns:cx6="http://schemas.microsoft.com/office/drawing/2016/5/12/chartex" xmlns:cx7="http://schemas.microsoft.com/office/drawing/2016/5/13/chartex" xmlns:cx8="http://schemas.microsoft.com/office/drawing/2016/5/14/chartex" xmlns:mc="http://schemas.openxmlformats.org/markup-compatibility/2006" xmlns:aink="http://schemas.microsoft.com/office/drawing/2016/ink" xmlns:am3d="http://schemas.microsoft.com/office/drawing/2017/model3d" xmlns:o="urn:schemas-microsoft-com:office:office" xmlns:oel="http://schemas.microsoft.com/office/2019/extlst" xmlns:r="http://schemas.openxmlformats.org/officeDocument/2006/relationships" xmlns:m="http://schemas.openxmlformats.org/officeDocument/2006/math" xmlns:v="urn:schemas-microsoft-com:vml" xmlns:wp14="http://schemas.microsoft.com/office/word/2010/wordprocessingDrawing" xmlns:wp="http://schemas.openxmlformats.org/drawingml/2006/wordprocessingDrawing" xmlns:w10="urn:schemas-microsoft-com:office:word" xmlns:w="http://schemas.openxmlformats.org/wordprocessingml/2006/main" xmlns:w14="http://schemas.microsoft.com/office/word/2010/wordml" xmlns:w15="http://schemas.microsoft.com/office/word/2012/wordml" xmlns:w16cex="http://schemas.microsoft.com/office/word/2018/wordml/cex" xmlns:w16cid="http://schemas.microsoft.com/office/word/2016/wordml/cid" xmlns:w16="http://schemas.microsoft.com/office/word/2018/wordml" xmlns:w16du="http://schemas.microsoft.com/office/word/2023/wordml/word16du" xmlns:w16sdtdh="http://schemas.microsoft.com/office/word/2020/wordml/sdtdatahash" xmlns:w16sdtfl="http://schemas.microsoft.com/office/word/2024/wordml/sdtformatlock" xmlns:w16se="http://schemas.microsoft.com/office/word/2015/wordml/symex" xmlns:wpg="http://schemas.microsoft.com/office/word/2010/wordprocessingGroup" xmlns:wpi="http://schemas.microsoft.com/office/word/2010/wordprocessingInk" xmlns:wne="http://schemas.microsoft.com/office/word/2006/wordml" xmlns:wps="http://schemas.microsoft.com/office/word/2010/wordprocessingShape" mc:Ignorable="w14 w15 w16se w16cid w16 w16cex w16sdtdh w16sdtfl w16du wp14">
+  <w:p>
+    <w:pPr>
+      <w:pStyle w:val="a7"/>
+      <w:ind w:firstLine="360"/>
+      <w:rPr>
+        <w:rFonts w:hint="eastAsia"/>
+      </w:rPr>
+    </w:pPr>
+  </w:p>
+</w:hdr>
+</file>
+
+<file path=word/header2.xml><?xml version="1.0" encoding="utf-8"?>
+<w:hdr xmlns:wpc="http://schemas.microsoft.com/office/word/2010/wordprocessingCanvas" xmlns:cx="http://schemas.microsoft.com/office/drawing/2014/chartex" xmlns:cx1="http://schemas.microsoft.com/office/drawing/2015/9/8/chartex" xmlns:cx2="http://schemas.microsoft.com/office/drawing/2015/10/21/chartex" xmlns:cx3="http://schemas.microsoft.com/office/drawing/2016/5/9/chartex" xmlns:cx4="http://schemas.microsoft.com/office/drawing/2016/5/10/chartex" xmlns:cx5="http://schemas.microsoft.com/office/drawing/2016/5/11/chartex" xmlns:cx6="http://schemas.microsoft.com/office/drawing/2016/5/12/chartex" xmlns:cx7="http://schemas.microsoft.com/office/drawing/2016/5/13/chartex" xmlns:cx8="http://schemas.microsoft.com/office/drawing/2016/5/14/chartex" xmlns:mc="http://schemas.openxmlformats.org/markup-compatibility/2006" xmlns:aink="http://schemas.microsoft.com/office/drawing/2016/ink" xmlns:am3d="http://schemas.microsoft.com/office/drawing/2017/model3d" xmlns:o="urn:schemas-microsoft-com:office:office" xmlns:oel="http://schemas.microsoft.com/office/2019/extlst" xmlns:r="http://schemas.openxmlformats.org/officeDocument/2006/relationships" xmlns:m="http://schemas.openxmlformats.org/officeDocument/2006/math" xmlns:v="urn:schemas-microsoft-com:vml" xmlns:wp14="http://schemas.microsoft.com/office/word/2010/wordprocessingDrawing" xmlns:wp="http://schemas.openxmlformats.org/drawingml/2006/wordprocessingDrawing" xmlns:w10="urn:schemas-microsoft-com:office:word" xmlns:w="http://schemas.openxmlformats.org/wordprocessingml/2006/main" xmlns:w14="http://schemas.microsoft.com/office/word/2010/wordml" xmlns:w15="http://schemas.microsoft.com/office/word/2012/wordml" xmlns:w16cex="http://schemas.microsoft.com/office/word/2018/wordml/cex" xmlns:w16cid="http://schemas.microsoft.com/office/word/2016/wordml/cid" xmlns:w16="http://schemas.microsoft.com/office/word/2018/wordml" xmlns:w16du="http://schemas.microsoft.com/office/word/2023/wordml/word16du" xmlns:w16sdtdh="http://schemas.microsoft.com/office/word/2020/wordml/sdtdatahash" xmlns:w16sdtfl="http://schemas.microsoft.com/office/word/2024/wordml/sdtformatlock" xmlns:w16se="http://schemas.microsoft.com/office/word/2015/wordml/symex" xmlns:wpg="http://schemas.microsoft.com/office/word/2010/wordprocessingGroup" xmlns:wpi="http://schemas.microsoft.com/office/word/2010/wordprocessingInk" xmlns:wne="http://schemas.microsoft.com/office/word/2006/wordml" xmlns:wps="http://schemas.microsoft.com/office/word/2010/wordprocessingShape" mc:Ignorable="w14 w15 w16se w16cid w16 w16cex w16sdtdh w16sdtfl w16du wp14">
+  <w:p>
+    <w:pPr>
+      <w:pStyle w:val="a7"/>
+      <w:ind w:firstLine="360"/>
+      <w:rPr>
+        <w:rFonts w:hint="eastAsia"/>
+      </w:rPr>
+    </w:pPr>
+  </w:p>
+</w:hdr>
+</file>
+
+<file path=word/header3.xml><?xml version="1.0" encoding="utf-8"?>
+<w:hdr xmlns:wpc="http://schemas.microsoft.com/office/word/2010/wordprocessingCanvas" xmlns:cx="http://schemas.microsoft.com/office/drawing/2014/chartex" xmlns:cx1="http://schemas.microsoft.com/office/drawing/2015/9/8/chartex" xmlns:cx2="http://schemas.microsoft.com/office/drawing/2015/10/21/chartex" xmlns:cx3="http://schemas.microsoft.com/office/drawing/2016/5/9/chartex" xmlns:cx4="http://schemas.microsoft.com/office/drawing/2016/5/10/chartex" xmlns:cx5="http://schemas.microsoft.com/office/drawing/2016/5/11/chartex" xmlns:cx6="http://schemas.microsoft.com/office/drawing/2016/5/12/chartex" xmlns:cx7="http://schemas.microsoft.com/office/drawing/2016/5/13/chartex" xmlns:cx8="http://schemas.microsoft.com/office/drawing/2016/5/14/chartex" xmlns:mc="http://schemas.openxmlformats.org/markup-compatibility/2006" xmlns:aink="http://schemas.microsoft.com/office/drawing/2016/ink" xmlns:am3d="http://schemas.microsoft.com/office/drawing/2017/model3d" xmlns:o="urn:schemas-microsoft-com:office:office" xmlns:oel="http://schemas.microsoft.com/office/2019/extlst" xmlns:r="http://schemas.openxmlformats.org/officeDocument/2006/relationships" xmlns:m="http://schemas.openxmlformats.org/officeDocument/2006/math" xmlns:v="urn:schemas-microsoft-com:vml" xmlns:wp14="http://schemas.microsoft.com/office/word/2010/wordprocessingDrawing" xmlns:wp="http://schemas.openxmlformats.org/drawingml/2006/wordprocessingDrawing" xmlns:w10="urn:schemas-microsoft-com:office:word" xmlns:w="http://schemas.openxmlformats.org/wordprocessingml/2006/main" xmlns:w14="http://schemas.microsoft.com/office/word/2010/wordml" xmlns:w15="http://schemas.microsoft.com/office/word/2012/wordml" xmlns:w16cex="http://schemas.microsoft.com/office/word/2018/wordml/cex" xmlns:w16cid="http://schemas.microsoft.com/office/word/2016/wordml/cid" xmlns:w16="http://schemas.microsoft.com/office/word/2018/wordml" xmlns:w16du="http://schemas.microsoft.com/office/word/2023/wordml/word16du" xmlns:w16sdtdh="http://schemas.microsoft.com/office/word/2020/wordml/sdtdatahash" xmlns:w16sdtfl="http://schemas.microsoft.com/office/word/2024/wordml/sdtformatlock" xmlns:w16se="http://schemas.microsoft.com/office/word/2015/wordml/symex" xmlns:wpg="http://schemas.microsoft.com/office/word/2010/wordprocessingGroup" xmlns:wpi="http://schemas.microsoft.com/office/word/2010/wordprocessingInk" xmlns:wne="http://schemas.microsoft.com/office/word/2006/wordml" xmlns:wps="http://schemas.microsoft.com/office/word/2010/wordprocessingShape" mc:Ignorable="w14 w15 w16se w16cid w16 w16cex w16sdtdh w16sdtfl w16du wp14">
+  <w:p>
+    <w:pPr>
+      <w:pStyle w:val="a7"/>
+      <w:ind w:firstLine="360"/>
+      <w:rPr>
+        <w:rFonts w:hint="eastAsia"/>
+      </w:rPr>
+    </w:pPr>
+  </w:p>
+</w:hdr>
+</file>
+
 <file path=word/styles.xml><?xml version="1.0" encoding="utf-8"?>
-<w:styles xmlns:mc="http://schemas.openxmlformats.org/markup-compatibility/2006" xmlns:o="urn:schemas-microsoft-com:office:office" xmlns:r="http://schemas.openxmlformats.org/officeDocument/2006/relationships" xmlns:m="http://schemas.openxmlformats.org/officeDocument/2006/math" xmlns:v="urn:schemas-microsoft-com:vml" xmlns:w="http://schemas.openxmlformats.org/wordprocessingml/2006/main" xmlns:w14="http://schemas.microsoft.com/office/word/2010/wordml" xmlns:w10="urn:schemas-microsoft-com:office:word" xmlns:sl="http://schemas.openxmlformats.org/schemaLibrary/2006/main" xmlns:wpsCustomData="http://www.wps.cn/officeDocument/2013/wpsCustomData" mc:Ignorable="w14">
+<w:styles xmlns:mc="http://schemas.openxmlformats.org/markup-compatibility/2006" xmlns:r="http://schemas.openxmlformats.org/officeDocument/2006/relationships" xmlns:w="http://schemas.openxmlformats.org/wordprocessingml/2006/main" xmlns:w14="http://schemas.microsoft.com/office/word/2010/wordml" xmlns:w15="http://schemas.microsoft.com/office/word/2012/wordml" xmlns:w16cex="http://schemas.microsoft.com/office/word/2018/wordml/cex" xmlns:w16cid="http://schemas.microsoft.com/office/word/2016/wordml/cid" xmlns:w16="http://schemas.microsoft.com/office/word/2018/wordml" xmlns:w16du="http://schemas.microsoft.com/office/word/2023/wordml/word16du" xmlns:w16sdtdh="http://schemas.microsoft.com/office/word/2020/wordml/sdtdatahash" xmlns:w16sdtfl="http://schemas.microsoft.com/office/word/2024/wordml/sdtformatlock" xmlns:w16se="http://schemas.microsoft.com/office/word/2015/wordml/symex" mc:Ignorable="w14 w15 w16se w16cid w16 w16cex w16sdtdh w16sdtfl w16du">
   <w:docDefaults>
     <w:rPrDefault>
       <w:rPr>
-        <w:rFonts w:asciiTheme="minorHAnsi" w:hAnsiTheme="minorHAnsi" w:eastAsiaTheme="minorEastAsia" w:cstheme="minorBidi"/>
+        <w:rFonts w:asciiTheme="minorHAnsi" w:eastAsiaTheme="minorEastAsia" w:hAnsiTheme="minorHAnsi" w:cstheme="minorBidi"/>
+        <w:lang w:val="en-US" w:eastAsia="zh-CN" w:bidi="ar-SA"/>
       </w:rPr>
     </w:rPrDefault>
     <w:pPrDefault/>
   </w:docDefaults>
-  <w:latentStyles w:count="260" w:defQFormat="0" w:defUnhideWhenUsed="1" w:defSemiHidden="1" w:defUIPriority="99" w:defLockedState="0">
-    <w:lsdException w:qFormat="1" w:unhideWhenUsed="0" w:uiPriority="0" w:semiHidden="0" w:name="Normal"/>
-    <w:lsdException w:qFormat="1" w:unhideWhenUsed="0" w:uiPriority="9" w:semiHidden="0" w:name="heading 1"/>
-    <w:lsdException w:qFormat="1" w:uiPriority="9" w:semiHidden="0" w:name="heading 2"/>
-    <w:lsdException w:qFormat="1" w:uiPriority="9" w:semiHidden="0" w:name="heading 3"/>
-    <w:lsdException w:qFormat="1" w:uiPriority="9" w:name="heading 4"/>
-    <w:lsdException w:qFormat="1" w:uiPriority="9" w:name="heading 5"/>
-    <w:lsdException w:qFormat="1" w:uiPriority="9" w:name="heading 6"/>
-    <w:lsdException w:qFormat="1" w:uiPriority="9" w:name="heading 7"/>
-    <w:lsdException w:qFormat="1" w:uiPriority="9" w:name="heading 8"/>
-    <w:lsdException w:qFormat="1" w:uiPriority="9" w:name="heading 9"/>
-    <w:lsdException w:uiPriority="99" w:name="index 1"/>
-    <w:lsdException w:uiPriority="99" w:name="index 2"/>
-    <w:lsdException w:uiPriority="99" w:name="index 3"/>
-    <w:lsdException w:uiPriority="99" w:name="index 4"/>
-    <w:lsdException w:uiPriority="99" w:name="index 5"/>
-    <w:lsdException w:uiPriority="99" w:name="index 6"/>
-    <w:lsdException w:uiPriority="99" w:name="index 7"/>
-    <w:lsdException w:uiPriority="99" w:name="index 8"/>
-    <w:lsdException w:uiPriority="99" w:name="index 9"/>
-    <w:lsdException w:uiPriority="39" w:name="toc 1"/>
-    <w:lsdException w:uiPriority="39" w:name="toc 2"/>
-    <w:lsdException w:uiPriority="39" w:name="toc 3"/>
-    <w:lsdException w:uiPriority="39" w:name="toc 4"/>
-    <w:lsdException w:uiPriority="39" w:name="toc 5"/>
-    <w:lsdException w:uiPriority="39" w:name="toc 6"/>
-    <w:lsdException w:uiPriority="39" w:name="toc 7"/>
-    <w:lsdException w:uiPriority="39" w:name="toc 8"/>
-    <w:lsdException w:uiPriority="39" w:name="toc 9"/>
-    <w:lsdException w:uiPriority="99" w:name="Normal Indent"/>
-    <w:lsdException w:uiPriority="99" w:name="footnote text"/>
-    <w:lsdException w:uiPriority="99" w:name="annotation text"/>
-    <w:lsdException w:uiPriority="99" w:name="header"/>
-    <w:lsdException w:uiPriority="99" w:name="footer"/>
-    <w:lsdException w:uiPriority="99" w:name="index heading"/>
-    <w:lsdException w:qFormat="1" w:uiPriority="35" w:name="caption"/>
-    <w:lsdException w:uiPriority="99" w:name="table of figures"/>
-    <w:lsdException w:uiPriority="99" w:name="envelope address"/>
-    <w:lsdException w:uiPriority="99" w:name="envelope return"/>
-    <w:lsdException w:uiPriority="99" w:name="footnote reference"/>
-    <w:lsdException w:uiPriority="99" w:name="annotation reference"/>
-    <w:lsdException w:uiPriority="99" w:name="line number"/>
-    <w:lsdException w:uiPriority="99" w:name="page number"/>
-    <w:lsdException w:uiPriority="99" w:name="endnote reference"/>
-    <w:lsdException w:uiPriority="99" w:name="endnote text"/>
-    <w:lsdException w:uiPriority="99" w:name="table of authorities"/>
-    <w:lsdException w:uiPriority="99" w:name="macro"/>
-    <w:lsdException w:uiPriority="99" w:name="toa heading"/>
-    <w:lsdException w:uiPriority="99" w:name="List"/>
-    <w:lsdException w:uiPriority="99" w:name="List Bullet"/>
-    <w:lsdException w:uiPriority="99" w:name="List Number"/>
-    <w:lsdException w:uiPriority="99" w:name="List 2"/>
-    <w:lsdException w:uiPriority="99" w:name="List 3"/>
-    <w:lsdException w:uiPriority="99" w:name="List 4"/>
-    <w:lsdException w:uiPriority="99" w:name="List 5"/>
-    <w:lsdException w:uiPriority="99" w:name="List Bullet 2"/>
-    <w:lsdException w:uiPriority="99" w:name="List Bullet 3"/>
-    <w:lsdException w:uiPriority="99" w:name="List Bullet 4"/>
-    <w:lsdException w:uiPriority="99" w:name="List Bullet 5"/>
-    <w:lsdException w:uiPriority="99" w:name="List Number 2"/>
-    <w:lsdException w:uiPriority="99" w:name="List Number 3"/>
-    <w:lsdException w:uiPriority="99" w:name="List Number 4"/>
-    <w:lsdException w:uiPriority="99" w:name="List Number 5"/>
-    <w:lsdException w:qFormat="1" w:unhideWhenUsed="0" w:uiPriority="10" w:semiHidden="0" w:name="Title"/>
-    <w:lsdException w:uiPriority="99" w:name="Closing"/>
-    <w:lsdException w:uiPriority="99" w:name="Signature"/>
-    <w:lsdException w:qFormat="1" w:uiPriority="1" w:name="Default Paragraph Font"/>
-    <w:lsdException w:uiPriority="99" w:name="Body Text"/>
-    <w:lsdException w:uiPriority="99" w:name="Body Text Indent"/>
-    <w:lsdException w:uiPriority="99" w:name="List Continue"/>
-    <w:lsdException w:uiPriority="99" w:name="List Continue 2"/>
-    <w:lsdException w:uiPriority="99" w:name="List Continue 3"/>
-    <w:lsdException w:uiPriority="99" w:name="List Continue 4"/>
-    <w:lsdException w:uiPriority="99" w:name="List Continue 5"/>
-    <w:lsdException w:uiPriority="99" w:name="Message Header"/>
-    <w:lsdException w:qFormat="1" w:unhideWhenUsed="0" w:uiPriority="11" w:semiHidden="0" w:name="Subtitle"/>
-    <w:lsdException w:uiPriority="99" w:name="Salutation"/>
-    <w:lsdException w:uiPriority="99" w:name="Date"/>
-    <w:lsdException w:uiPriority="99" w:name="Body Text First Indent"/>
-    <w:lsdException w:uiPriority="99" w:name="Body Text First Indent 2"/>
-    <w:lsdException w:uiPriority="99" w:name="Note Heading"/>
-    <w:lsdException w:uiPriority="99" w:name="Body Text 2"/>
-    <w:lsdException w:uiPriority="99" w:name="Body Text 3"/>
-    <w:lsdException w:uiPriority="99" w:name="Body Text Indent 2"/>
-    <w:lsdException w:uiPriority="99" w:name="Body Text Indent 3"/>
-    <w:lsdException w:uiPriority="99" w:name="Block Text"/>
-    <w:lsdException w:uiPriority="99" w:name="Hyperlink"/>
-    <w:lsdException w:uiPriority="99" w:name="FollowedHyperlink"/>
-    <w:lsdException w:qFormat="1" w:unhideWhenUsed="0" w:uiPriority="22" w:semiHidden="0" w:name="Strong"/>
-    <w:lsdException w:qFormat="1" w:unhideWhenUsed="0" w:uiPriority="20" w:semiHidden="0" w:name="Emphasis"/>
-    <w:lsdException w:uiPriority="99" w:name="Document Map"/>
-    <w:lsdException w:uiPriority="99" w:name="Plain Text"/>
-    <w:lsdException w:uiPriority="99" w:name="E-mail Signature"/>
-    <w:lsdException w:uiPriority="99" w:name="Normal (Web)"/>
-    <w:lsdException w:uiPriority="99" w:name="HTML Acronym"/>
-    <w:lsdException w:uiPriority="99" w:name="HTML Address"/>
-    <w:lsdException w:uiPriority="99" w:name="HTML Cite"/>
-    <w:lsdException w:uiPriority="99" w:name="HTML Code"/>
-    <w:lsdException w:uiPriority="99" w:name="HTML Definition"/>
-    <w:lsdException w:uiPriority="99" w:name="HTML Keyboard"/>
-    <w:lsdException w:uiPriority="99" w:name="HTML Preformatted"/>
-    <w:lsdException w:uiPriority="99" w:name="HTML Sample"/>
-    <w:lsdException w:uiPriority="99" w:name="HTML Typewriter"/>
-    <w:lsdException w:uiPriority="99" w:name="HTML Variable"/>
-    <w:lsdException w:qFormat="1" w:uiPriority="99" w:name="Normal Table"/>
-    <w:lsdException w:uiPriority="99" w:name="annotation subject"/>
-    <w:lsdException w:uiPriority="99" w:name="Table Simple 1"/>
-    <w:lsdException w:uiPriority="99" w:name="Table Simple 2"/>
-    <w:lsdException w:uiPriority="99" w:name="Table Simple 3"/>
-    <w:lsdException w:uiPriority="99" w:name="Table Classic 1"/>
-    <w:lsdException w:uiPriority="99" w:name="Table Classic 2"/>
-    <w:lsdException w:uiPriority="99" w:name="Table Classic 3"/>
-    <w:lsdException w:uiPriority="99" w:name="Table Classic 4"/>
-    <w:lsdException w:uiPriority="99" w:name="Table Colorful 1"/>
-    <w:lsdException w:uiPriority="99" w:name="Table Colorful 2"/>
-    <w:lsdException w:uiPriority="99" w:name="Table Colorful 3"/>
-    <w:lsdException w:uiPriority="99" w:name="Table Columns 1"/>
-    <w:lsdException w:uiPriority="99" w:name="Table Columns 2"/>
-    <w:lsdException w:uiPriority="99" w:name="Table Columns 3"/>
-    <w:lsdException w:uiPriority="99" w:name="Table Columns 4"/>
-    <w:lsdException w:uiPriority="99" w:name="Table Columns 5"/>
-    <w:lsdException w:uiPriority="99" w:name="Table Grid 1"/>
-    <w:lsdException w:uiPriority="99" w:name="Table Grid 2"/>
-    <w:lsdException w:uiPriority="99" w:name="Table Grid 3"/>
-    <w:lsdException w:uiPriority="99" w:name="Table Grid 4"/>
-    <w:lsdException w:uiPriority="99" w:name="Table Grid 5"/>
-    <w:lsdException w:uiPriority="99" w:name="Table Grid 6"/>
-    <w:lsdException w:uiPriority="99" w:name="Table Grid 7"/>
-    <w:lsdException w:uiPriority="99" w:name="Table Grid 8"/>
-    <w:lsdException w:uiPriority="99" w:name="Table List 1"/>
-    <w:lsdException w:uiPriority="99" w:name="Table List 2"/>
-    <w:lsdException w:uiPriority="99" w:name="Table List 3"/>
-    <w:lsdException w:uiPriority="99" w:name="Table List 4"/>
-    <w:lsdException w:uiPriority="99" w:name="Table List 5"/>
-    <w:lsdException w:uiPriority="99" w:name="Table List 6"/>
-    <w:lsdException w:uiPriority="99" w:name="Table List 7"/>
-    <w:lsdException w:uiPriority="99" w:name="Table List 8"/>
-    <w:lsdException w:uiPriority="99" w:name="Table 3D effects 1"/>
-    <w:lsdException w:uiPriority="99" w:name="Table 3D effects 2"/>
-    <w:lsdException w:uiPriority="99" w:name="Table 3D effects 3"/>
-    <w:lsdException w:uiPriority="99" w:name="Table Contemporary"/>
-    <w:lsdException w:uiPriority="99" w:name="Table Elegant"/>
-    <w:lsdException w:uiPriority="99" w:name="Table Professional"/>
-    <w:lsdException w:uiPriority="99" w:name="Table Subtle 1"/>
-    <w:lsdException w:uiPriority="99" w:name="Table Subtle 2"/>
-    <w:lsdException w:uiPriority="99" w:name="Table Web 1"/>
-    <w:lsdException w:uiPriority="99" w:name="Table Web 2"/>
-    <w:lsdException w:uiPriority="99" w:name="Table Web 3"/>
-    <w:lsdException w:uiPriority="99" w:name="Balloon Text"/>
-    <w:lsdException w:qFormat="1" w:unhideWhenUsed="0" w:uiPriority="39" w:semiHidden="0" w:name="Table Grid"/>
-    <w:lsdException w:uiPriority="99" w:name="Table Theme"/>
-    <w:lsdException w:qFormat="1" w:unhideWhenUsed="0" w:uiPriority="1" w:semiHidden="0" w:name="No Spacing"/>
-    <w:lsdException w:unhideWhenUsed="0" w:uiPriority="60" w:semiHidden="0" w:name="Light Shading"/>
-    <w:lsdException w:unhideWhenUsed="0" w:uiPriority="61" w:semiHidden="0" w:name="Light List"/>
-    <w:lsdException w:unhideWhenUsed="0" w:uiPriority="62" w:semiHidden="0" w:name="Light Grid"/>
-    <w:lsdException w:unhideWhenUsed="0" w:uiPriority="63" w:semiHidden="0" w:name="Medium Shading 1"/>
-    <w:lsdException w:unhideWhenUsed="0" w:uiPriority="64" w:semiHidden="0" w:name="Medium Shading 2"/>
-    <w:lsdException w:unhideWhenUsed="0" w:uiPriority="65" w:semiHidden="0" w:name="Medium List 1"/>
-    <w:lsdException w:unhideWhenUsed="0" w:uiPriority="66" w:semiHidden="0" w:name="Medium List 2"/>
-    <w:lsdException w:unhideWhenUsed="0" w:uiPriority="67" w:semiHidden="0" w:name="Medium Grid 1"/>
-    <w:lsdException w:unhideWhenUsed="0" w:uiPriority="68" w:semiHidden="0" w:name="Medium Grid 2"/>
-    <w:lsdException w:unhideWhenUsed="0" w:uiPriority="69" w:semiHidden="0" w:name="Medium Grid 3"/>
-    <w:lsdException w:unhideWhenUsed="0" w:uiPriority="70" w:semiHidden="0" w:name="Dark List"/>
-    <w:lsdException w:unhideWhenUsed="0" w:uiPriority="71" w:semiHidden="0" w:name="Colorful Shading"/>
-    <w:lsdException w:unhideWhenUsed="0" w:uiPriority="72" w:semiHidden="0" w:name="Colorful List"/>
-    <w:lsdException w:unhideWhenUsed="0" w:uiPriority="73" w:semiHidden="0" w:name="Colorful Grid"/>
-    <w:lsdException w:unhideWhenUsed="0" w:uiPriority="60" w:semiHidden="0" w:name="Light Shading Accent 1"/>
-    <w:lsdException w:unhideWhenUsed="0" w:uiPriority="61" w:semiHidden="0" w:name="Light List Accent 1"/>
-    <w:lsdException w:unhideWhenUsed="0" w:uiPriority="62" w:semiHidden="0" w:name="Light Grid Accent 1"/>
-    <w:lsdException w:unhideWhenUsed="0" w:uiPriority="63" w:semiHidden="0" w:name="Medium Shading 1 Accent 1"/>
-    <w:lsdException w:unhideWhenUsed="0" w:uiPriority="64" w:semiHidden="0" w:name="Medium Shading 2 Accent 1"/>
-    <w:lsdException w:unhideWhenUsed="0" w:uiPriority="65" w:semiHidden="0" w:name="Medium List 1 Accent 1"/>
-    <w:lsdException w:unhideWhenUsed="0" w:uiPriority="66" w:semiHidden="0" w:name="Medium List 2 Accent 1"/>
-    <w:lsdException w:unhideWhenUsed="0" w:uiPriority="67" w:semiHidden="0" w:name="Medium Grid 1 Accent 1"/>
-    <w:lsdException w:unhideWhenUsed="0" w:uiPriority="68" w:semiHidden="0" w:name="Medium Grid 2 Accent 1"/>
-    <w:lsdException w:unhideWhenUsed="0" w:uiPriority="69" w:semiHidden="0" w:name="Medium Grid 3 Accent 1"/>
-    <w:lsdException w:unhideWhenUsed="0" w:uiPriority="70" w:semiHidden="0" w:name="Dark List Accent 1"/>
-    <w:lsdException w:unhideWhenUsed="0" w:uiPriority="71" w:semiHidden="0" w:name="Colorful Shading Accent 1"/>
-    <w:lsdException w:unhideWhenUsed="0" w:uiPriority="72" w:semiHidden="0" w:name="Colorful List Accent 1"/>
-    <w:lsdException w:unhideWhenUsed="0" w:uiPriority="73" w:semiHidden="0" w:name="Colorful Grid Accent 1"/>
-    <w:lsdException w:unhideWhenUsed="0" w:uiPriority="60" w:semiHidden="0" w:name="Light Shading Accent 2"/>
-    <w:lsdException w:unhideWhenUsed="0" w:uiPriority="61" w:semiHidden="0" w:name="Light List Accent 2"/>
-    <w:lsdException w:unhideWhenUsed="0" w:uiPriority="62" w:semiHidden="0" w:name="Light Grid Accent 2"/>
-    <w:lsdException w:unhideWhenUsed="0" w:uiPriority="63" w:semiHidden="0" w:name="Medium Shading 1 Accent 2"/>
-    <w:lsdException w:unhideWhenUsed="0" w:uiPriority="64" w:semiHidden="0" w:name="Medium Shading 2 Accent 2"/>
-    <w:lsdException w:unhideWhenUsed="0" w:uiPriority="65" w:semiHidden="0" w:name="Medium List 1 Accent 2"/>
-    <w:lsdException w:unhideWhenUsed="0" w:uiPriority="66" w:semiHidden="0" w:name="Medium List 2 Accent 2"/>
-    <w:lsdException w:unhideWhenUsed="0" w:uiPriority="67" w:semiHidden="0" w:name="Medium Grid 1 Accent 2"/>
-    <w:lsdException w:unhideWhenUsed="0" w:uiPriority="68" w:semiHidden="0" w:name="Medium Grid 2 Accent 2"/>
-    <w:lsdException w:unhideWhenUsed="0" w:uiPriority="69" w:semiHidden="0" w:name="Medium Grid 3 Accent 2"/>
-    <w:lsdException w:unhideWhenUsed="0" w:uiPriority="70" w:semiHidden="0" w:name="Dark List Accent 2"/>
-    <w:lsdException w:unhideWhenUsed="0" w:uiPriority="71" w:semiHidden="0" w:name="Colorful Shading Accent 2"/>
-    <w:lsdException w:unhideWhenUsed="0" w:uiPriority="72" w:semiHidden="0" w:name="Colorful List Accent 2"/>
-    <w:lsdException w:unhideWhenUsed="0" w:uiPriority="73" w:semiHidden="0" w:name="Colorful Grid Accent 2"/>
-    <w:lsdException w:unhideWhenUsed="0" w:uiPriority="60" w:semiHidden="0" w:name="Light Shading Accent 3"/>
-    <w:lsdException w:unhideWhenUsed="0" w:uiPriority="61" w:semiHidden="0" w:name="Light List Accent 3"/>
-    <w:lsdException w:unhideWhenUsed="0" w:uiPriority="62" w:semiHidden="0" w:name="Light Grid Accent 3"/>
-    <w:lsdException w:unhideWhenUsed="0" w:uiPriority="63" w:semiHidden="0" w:name="Medium Shading 1 Accent 3"/>
-    <w:lsdException w:unhideWhenUsed="0" w:uiPriority="64" w:semiHidden="0" w:name="Medium Shading 2 Accent 3"/>
-    <w:lsdException w:unhideWhenUsed="0" w:uiPriority="65" w:semiHidden="0" w:name="Medium List 1 Accent 3"/>
-    <w:lsdException w:unhideWhenUsed="0" w:uiPriority="66" w:semiHidden="0" w:name="Medium List 2 Accent 3"/>
-    <w:lsdException w:unhideWhenUsed="0" w:uiPriority="67" w:semiHidden="0" w:name="Medium Grid 1 Accent 3"/>
-    <w:lsdException w:unhideWhenUsed="0" w:uiPriority="68" w:semiHidden="0" w:name="Medium Grid 2 Accent 3"/>
-    <w:lsdException w:unhideWhenUsed="0" w:uiPriority="69" w:semiHidden="0" w:name="Medium Grid 3 Accent 3"/>
-    <w:lsdException w:unhideWhenUsed="0" w:uiPriority="70" w:semiHidden="0" w:name="Dark List Accent 3"/>
-    <w:lsdException w:unhideWhenUsed="0" w:uiPriority="71" w:semiHidden="0" w:name="Colorful Shading Accent 3"/>
-    <w:lsdException w:unhideWhenUsed="0" w:uiPriority="72" w:semiHidden="0" w:name="Colorful List Accent 3"/>
-    <w:lsdException w:unhideWhenUsed="0" w:uiPriority="73" w:semiHidden="0" w:name="Colorful Grid Accent 3"/>
-    <w:lsdException w:unhideWhenUsed="0" w:uiPriority="60" w:semiHidden="0" w:name="Light Shading Accent 4"/>
-    <w:lsdException w:unhideWhenUsed="0" w:uiPriority="61" w:semiHidden="0" w:name="Light List Accent 4"/>
-    <w:lsdException w:unhideWhenUsed="0" w:uiPriority="62" w:semiHidden="0" w:name="Light Grid Accent 4"/>
-    <w:lsdException w:unhideWhenUsed="0" w:uiPriority="63" w:semiHidden="0" w:name="Medium Shading 1 Accent 4"/>
-    <w:lsdException w:unhideWhenUsed="0" w:uiPriority="64" w:semiHidden="0" w:name="Medium Shading 2 Accent 4"/>
-    <w:lsdException w:unhideWhenUsed="0" w:uiPriority="65" w:semiHidden="0" w:name="Medium List 1 Accent 4"/>
-    <w:lsdException w:unhideWhenUsed="0" w:uiPriority="66" w:semiHidden="0" w:name="Medium List 2 Accent 4"/>
-    <w:lsdException w:unhideWhenUsed="0" w:uiPriority="67" w:semiHidden="0" w:name="Medium Grid 1 Accent 4"/>
-    <w:lsdException w:unhideWhenUsed="0" w:uiPriority="68" w:semiHidden="0" w:name="Medium Grid 2 Accent 4"/>
-    <w:lsdException w:unhideWhenUsed="0" w:uiPriority="69" w:semiHidden="0" w:name="Medium Grid 3 Accent 4"/>
-    <w:lsdException w:unhideWhenUsed="0" w:uiPriority="70" w:semiHidden="0" w:name="Dark List Accent 4"/>
-    <w:lsdException w:unhideWhenUsed="0" w:uiPriority="71" w:semiHidden="0" w:name="Colorful Shading Accent 4"/>
-    <w:lsdException w:unhideWhenUsed="0" w:uiPriority="72" w:semiHidden="0" w:name="Colorful List Accent 4"/>
-    <w:lsdException w:unhideWhenUsed="0" w:uiPriority="73" w:semiHidden="0" w:name="Colorful Grid Accent 4"/>
-    <w:lsdException w:unhideWhenUsed="0" w:uiPriority="60" w:semiHidden="0" w:name="Light Shading Accent 5"/>
-    <w:lsdException w:unhideWhenUsed="0" w:uiPriority="61" w:semiHidden="0" w:name="Light List Accent 5"/>
-    <w:lsdException w:unhideWhenUsed="0" w:uiPriority="62" w:semiHidden="0" w:name="Light Grid Accent 5"/>
-    <w:lsdException w:unhideWhenUsed="0" w:uiPriority="63" w:semiHidden="0" w:name="Medium Shading 1 Accent 5"/>
-    <w:lsdException w:unhideWhenUsed="0" w:uiPriority="64" w:semiHidden="0" w:name="Medium Shading 2 Accent 5"/>
-    <w:lsdException w:unhideWhenUsed="0" w:uiPriority="65" w:semiHidden="0" w:name="Medium List 1 Accent 5"/>
-    <w:lsdException w:unhideWhenUsed="0" w:uiPriority="66" w:semiHidden="0" w:name="Medium List 2 Accent 5"/>
-    <w:lsdException w:unhideWhenUsed="0" w:uiPriority="67" w:semiHidden="0" w:name="Medium Grid 1 Accent 5"/>
-    <w:lsdException w:unhideWhenUsed="0" w:uiPriority="68" w:semiHidden="0" w:name="Medium Grid 2 Accent 5"/>
-    <w:lsdException w:unhideWhenUsed="0" w:uiPriority="69" w:semiHidden="0" w:name="Medium Grid 3 Accent 5"/>
-    <w:lsdException w:unhideWhenUsed="0" w:uiPriority="70" w:semiHidden="0" w:name="Dark List Accent 5"/>
-    <w:lsdException w:unhideWhenUsed="0" w:uiPriority="71" w:semiHidden="0" w:name="Colorful Shading Accent 5"/>
-    <w:lsdException w:unhideWhenUsed="0" w:uiPriority="72" w:semiHidden="0" w:name="Colorful List Accent 5"/>
-    <w:lsdException w:unhideWhenUsed="0" w:uiPriority="73" w:semiHidden="0" w:name="Colorful Grid Accent 5"/>
-    <w:lsdException w:unhideWhenUsed="0" w:uiPriority="60" w:semiHidden="0" w:name="Light Shading Accent 6"/>
-    <w:lsdException w:unhideWhenUsed="0" w:uiPriority="61" w:semiHidden="0" w:name="Light List Accent 6"/>
-    <w:lsdException w:unhideWhenUsed="0" w:uiPriority="62" w:semiHidden="0" w:name="Light Grid Accent 6"/>
-    <w:lsdException w:unhideWhenUsed="0" w:uiPriority="63" w:semiHidden="0" w:name="Medium Shading 1 Accent 6"/>
-    <w:lsdException w:unhideWhenUsed="0" w:uiPriority="64" w:semiHidden="0" w:name="Medium Shading 2 Accent 6"/>
-    <w:lsdException w:unhideWhenUsed="0" w:uiPriority="65" w:semiHidden="0" w:name="Medium List 1 Accent 6"/>
-    <w:lsdException w:unhideWhenUsed="0" w:uiPriority="66" w:semiHidden="0" w:name="Medium List 2 Accent 6"/>
-    <w:lsdException w:unhideWhenUsed="0" w:uiPriority="67" w:semiHidden="0" w:name="Medium Grid 1 Accent 6"/>
-    <w:lsdException w:unhideWhenUsed="0" w:uiPriority="68" w:semiHidden="0" w:name="Medium Grid 2 Accent 6"/>
-    <w:lsdException w:unhideWhenUsed="0" w:uiPriority="69" w:semiHidden="0" w:name="Medium Grid 3 Accent 6"/>
-    <w:lsdException w:unhideWhenUsed="0" w:uiPriority="70" w:semiHidden="0" w:name="Dark List Accent 6"/>
-    <w:lsdException w:unhideWhenUsed="0" w:uiPriority="71" w:semiHidden="0" w:name="Colorful Shading Accent 6"/>
-    <w:lsdException w:unhideWhenUsed="0" w:uiPriority="72" w:semiHidden="0" w:name="Colorful List Accent 6"/>
-    <w:lsdException w:unhideWhenUsed="0" w:uiPriority="73" w:semiHidden="0" w:name="Colorful Grid Accent 6"/>
+  <w:latentStyles w:defLockedState="0" w:defUIPriority="99" w:defSemiHidden="0" w:defUnhideWhenUsed="0" w:defQFormat="0" w:count="376">
+    <w:lsdException w:name="Normal" w:uiPriority="0" w:qFormat="1"/>
+    <w:lsdException w:name="heading 1" w:uiPriority="9" w:qFormat="1"/>
+    <w:lsdException w:name="heading 2" w:uiPriority="9" w:unhideWhenUsed="1" w:qFormat="1"/>
+    <w:lsdException w:name="heading 3" w:uiPriority="9" w:unhideWhenUsed="1" w:qFormat="1"/>
+    <w:lsdException w:name="heading 4" w:semiHidden="1" w:uiPriority="9" w:unhideWhenUsed="1" w:qFormat="1"/>
+    <w:lsdException w:name="heading 5" w:semiHidden="1" w:uiPriority="9" w:unhideWhenUsed="1" w:qFormat="1"/>
+    <w:lsdException w:name="heading 6" w:semiHidden="1" w:uiPriority="9" w:unhideWhenUsed="1" w:qFormat="1"/>
+    <w:lsdException w:name="heading 7" w:semiHidden="1" w:uiPriority="9" w:unhideWhenUsed="1" w:qFormat="1"/>
+    <w:lsdException w:name="heading 8" w:semiHidden="1" w:uiPriority="9" w:unhideWhenUsed="1" w:qFormat="1"/>
+    <w:lsdException w:name="heading 9" w:semiHidden="1" w:uiPriority="9" w:unhideWhenUsed="1" w:qFormat="1"/>
+    <w:lsdException w:name="index 1" w:semiHidden="1" w:unhideWhenUsed="1"/>
+    <w:lsdException w:name="index 2" w:semiHidden="1" w:unhideWhenUsed="1"/>
+    <w:lsdException w:name="index 3" w:semiHidden="1" w:unhideWhenUsed="1"/>
+    <w:lsdException w:name="index 4" w:semiHidden="1" w:unhideWhenUsed="1"/>
+    <w:lsdException w:name="index 5" w:semiHidden="1" w:unhideWhenUsed="1"/>
+    <w:lsdException w:name="index 6" w:semiHidden="1" w:unhideWhenUsed="1"/>
+    <w:lsdException w:name="index 7" w:semiHidden="1" w:unhideWhenUsed="1"/>
+    <w:lsdException w:name="index 8" w:semiHidden="1" w:unhideWhenUsed="1"/>
+    <w:lsdException w:name="index 9" w:semiHidden="1" w:unhideWhenUsed="1"/>
+    <w:lsdException w:name="toc 1" w:semiHidden="1" w:uiPriority="39" w:unhideWhenUsed="1"/>
+    <w:lsdException w:name="toc 2" w:semiHidden="1" w:uiPriority="39" w:unhideWhenUsed="1"/>
+    <w:lsdException w:name="toc 3" w:semiHidden="1" w:uiPriority="39" w:unhideWhenUsed="1"/>
+    <w:lsdException w:name="toc 4" w:semiHidden="1" w:uiPriority="39" w:unhideWhenUsed="1"/>
+    <w:lsdException w:name="toc 5" w:semiHidden="1" w:uiPriority="39" w:unhideWhenUsed="1"/>
+    <w:lsdException w:name="toc 6" w:semiHidden="1" w:uiPriority="39" w:unhideWhenUsed="1"/>
+    <w:lsdException w:name="toc 7" w:semiHidden="1" w:uiPriority="39" w:unhideWhenUsed="1"/>
+    <w:lsdException w:name="toc 8" w:semiHidden="1" w:uiPriority="39" w:unhideWhenUsed="1"/>
+    <w:lsdException w:name="toc 9" w:semiHidden="1" w:uiPriority="39" w:unhideWhenUsed="1"/>
+    <w:lsdException w:name="Normal Indent" w:semiHidden="1" w:unhideWhenUsed="1"/>
+    <w:lsdException w:name="footnote text" w:semiHidden="1" w:unhideWhenUsed="1"/>
+    <w:lsdException w:name="annotation text" w:semiHidden="1" w:unhideWhenUsed="1"/>
+    <w:lsdException w:name="header" w:semiHidden="1" w:unhideWhenUsed="1"/>
+    <w:lsdException w:name="footer" w:semiHidden="1" w:unhideWhenUsed="1"/>
+    <w:lsdException w:name="index heading" w:semiHidden="1" w:unhideWhenUsed="1"/>
+    <w:lsdException w:name="caption" w:semiHidden="1" w:uiPriority="35" w:unhideWhenUsed="1" w:qFormat="1"/>
+    <w:lsdException w:name="table of figures" w:semiHidden="1" w:unhideWhenUsed="1"/>
+    <w:lsdException w:name="envelope address" w:semiHidden="1" w:unhideWhenUsed="1"/>
+    <w:lsdException w:name="envelope return" w:semiHidden="1" w:unhideWhenUsed="1"/>
+    <w:lsdException w:name="footnote reference" w:semiHidden="1" w:unhideWhenUsed="1"/>
+    <w:lsdException w:name="annotation reference" w:semiHidden="1" w:unhideWhenUsed="1"/>
+    <w:lsdException w:name="line number" w:semiHidden="1" w:unhideWhenUsed="1"/>
+    <w:lsdException w:name="page number" w:semiHidden="1" w:unhideWhenUsed="1"/>
+    <w:lsdException w:name="endnote reference" w:semiHidden="1" w:unhideWhenUsed="1"/>
+    <w:lsdException w:name="endnote text" w:semiHidden="1" w:unhideWhenUsed="1"/>
+    <w:lsdException w:name="table of authorities" w:semiHidden="1" w:unhideWhenUsed="1"/>
+    <w:lsdException w:name="macro" w:semiHidden="1" w:unhideWhenUsed="1"/>
+    <w:lsdException w:name="toa heading" w:semiHidden="1" w:unhideWhenUsed="1"/>
+    <w:lsdException w:name="List" w:semiHidden="1" w:unhideWhenUsed="1"/>
+    <w:lsdException w:name="List Bullet" w:semiHidden="1" w:unhideWhenUsed="1"/>
+    <w:lsdException w:name="List Number" w:semiHidden="1" w:unhideWhenUsed="1"/>
+    <w:lsdException w:name="List 2" w:semiHidden="1" w:unhideWhenUsed="1"/>
+    <w:lsdException w:name="List 3" w:semiHidden="1" w:unhideWhenUsed="1"/>
+    <w:lsdException w:name="List 4" w:semiHidden="1" w:unhideWhenUsed="1"/>
+    <w:lsdException w:name="List 5" w:semiHidden="1" w:unhideWhenUsed="1"/>
+    <w:lsdException w:name="List Bullet 2" w:semiHidden="1" w:unhideWhenUsed="1"/>
+    <w:lsdException w:name="List Bullet 3" w:semiHidden="1" w:unhideWhenUsed="1"/>
+    <w:lsdException w:name="List Bullet 4" w:semiHidden="1" w:unhideWhenUsed="1"/>
+    <w:lsdException w:name="List Bullet 5" w:semiHidden="1" w:unhideWhenUsed="1"/>
+    <w:lsdException w:name="List Number 2" w:semiHidden="1" w:unhideWhenUsed="1"/>
+    <w:lsdException w:name="List Number 3" w:semiHidden="1" w:unhideWhenUsed="1"/>
+    <w:lsdException w:name="List Number 4" w:semiHidden="1" w:unhideWhenUsed="1"/>
+    <w:lsdException w:name="List Number 5" w:semiHidden="1" w:unhideWhenUsed="1"/>
+    <w:lsdException w:name="Title" w:uiPriority="10" w:qFormat="1"/>
+    <w:lsdException w:name="Closing" w:semiHidden="1" w:unhideWhenUsed="1"/>
+    <w:lsdException w:name="Signature" w:semiHidden="1" w:unhideWhenUsed="1"/>
+    <w:lsdException w:name="Default Paragraph Font" w:semiHidden="1" w:uiPriority="1" w:unhideWhenUsed="1" w:qFormat="1"/>
+    <w:lsdException w:name="Body Text" w:semiHidden="1" w:unhideWhenUsed="1"/>
+    <w:lsdException w:name="Body Text Indent" w:semiHidden="1" w:unhideWhenUsed="1"/>
+    <w:lsdException w:name="List Continue" w:semiHidden="1" w:unhideWhenUsed="1"/>
+    <w:lsdException w:name="List Continue 2" w:semiHidden="1" w:unhideWhenUsed="1"/>
+    <w:lsdException w:name="List Continue 3" w:semiHidden="1" w:unhideWhenUsed="1"/>
+    <w:lsdException w:name="List Continue 4" w:semiHidden="1" w:unhideWhenUsed="1"/>
+    <w:lsdException w:name="List Continue 5" w:semiHidden="1" w:unhideWhenUsed="1"/>
+    <w:lsdException w:name="Message Header" w:semiHidden="1" w:unhideWhenUsed="1"/>
+    <w:lsdException w:name="Subtitle" w:uiPriority="11" w:qFormat="1"/>
+    <w:lsdException w:name="Salutation" w:semiHidden="1" w:unhideWhenUsed="1"/>
+    <w:lsdException w:name="Date" w:semiHidden="1" w:unhideWhenUsed="1"/>
+    <w:lsdException w:name="Body Text First Indent" w:semiHidden="1" w:unhideWhenUsed="1"/>
+    <w:lsdException w:name="Body Text First Indent 2" w:semiHidden="1" w:unhideWhenUsed="1"/>
+    <w:lsdException w:name="Note Heading" w:semiHidden="1" w:unhideWhenUsed="1"/>
+    <w:lsdException w:name="Body Text 2" w:semiHidden="1" w:unhideWhenUsed="1"/>
+    <w:lsdException w:name="Body Text 3" w:semiHidden="1" w:unhideWhenUsed="1"/>
+    <w:lsdException w:name="Body Text Indent 2" w:semiHidden="1" w:unhideWhenUsed="1"/>
+    <w:lsdException w:name="Body Text Indent 3" w:semiHidden="1" w:unhideWhenUsed="1"/>
+    <w:lsdException w:name="Block Text" w:semiHidden="1" w:unhideWhenUsed="1"/>
+    <w:lsdException w:name="Hyperlink" w:semiHidden="1" w:unhideWhenUsed="1"/>
+    <w:lsdException w:name="FollowedHyperlink" w:semiHidden="1" w:unhideWhenUsed="1"/>
+    <w:lsdException w:name="Strong" w:uiPriority="22" w:qFormat="1"/>
+    <w:lsdException w:name="Emphasis" w:uiPriority="20" w:qFormat="1"/>
+    <w:lsdException w:name="Document Map" w:semiHidden="1" w:unhideWhenUsed="1"/>
+    <w:lsdException w:name="Plain Text" w:semiHidden="1" w:unhideWhenUsed="1"/>
+    <w:lsdException w:name="E-mail Signature" w:semiHidden="1" w:unhideWhenUsed="1"/>
+    <w:lsdException w:name="HTML Top of Form" w:semiHidden="1" w:unhideWhenUsed="1"/>
+    <w:lsdException w:name="HTML Bottom of Form" w:semiHidden="1" w:unhideWhenUsed="1"/>
+    <w:lsdException w:name="Normal (Web)" w:semiHidden="1" w:unhideWhenUsed="1"/>
+    <w:lsdException w:name="HTML Acronym" w:semiHidden="1" w:unhideWhenUsed="1"/>
+    <w:lsdException w:name="HTML Address" w:semiHidden="1" w:unhideWhenUsed="1"/>
+    <w:lsdException w:name="HTML Cite" w:semiHidden="1" w:unhideWhenUsed="1"/>
+    <w:lsdException w:name="HTML Code" w:semiHidden="1" w:unhideWhenUsed="1"/>
+    <w:lsdException w:name="HTML Definition" w:semiHidden="1" w:unhideWhenUsed="1"/>
+    <w:lsdException w:name="HTML Keyboard" w:semiHidden="1" w:unhideWhenUsed="1"/>
+    <w:lsdException w:name="HTML Preformatted" w:semiHidden="1" w:unhideWhenUsed="1"/>
+    <w:lsdException w:name="HTML Sample" w:semiHidden="1" w:unhideWhenUsed="1"/>
+    <w:lsdException w:name="HTML Typewriter" w:semiHidden="1" w:unhideWhenUsed="1"/>
+    <w:lsdException w:name="HTML Variable" w:semiHidden="1" w:unhideWhenUsed="1"/>
+    <w:lsdException w:name="Normal Table" w:semiHidden="1" w:unhideWhenUsed="1" w:qFormat="1"/>
+    <w:lsdException w:name="annotation subject" w:semiHidden="1" w:unhideWhenUsed="1"/>
+    <w:lsdException w:name="No List" w:semiHidden="1" w:unhideWhenUsed="1"/>
+    <w:lsdException w:name="Outline List 1" w:semiHidden="1" w:unhideWhenUsed="1"/>
+    <w:lsdException w:name="Outline List 2" w:semiHidden="1" w:unhideWhenUsed="1"/>
+    <w:lsdException w:name="Outline List 3" w:semiHidden="1" w:unhideWhenUsed="1"/>
+    <w:lsdException w:name="Table Simple 1" w:semiHidden="1" w:unhideWhenUsed="1"/>
+    <w:lsdException w:name="Table Simple 2" w:semiHidden="1" w:unhideWhenUsed="1"/>
+    <w:lsdException w:name="Table Simple 3" w:semiHidden="1" w:unhideWhenUsed="1"/>
+    <w:lsdException w:name="Table Classic 1" w:semiHidden="1" w:unhideWhenUsed="1"/>
+    <w:lsdException w:name="Table Classic 2" w:semiHidden="1" w:unhideWhenUsed="1"/>
+    <w:lsdException w:name="Table Classic 3" w:semiHidden="1" w:unhideWhenUsed="1"/>
+    <w:lsdException w:name="Table Classic 4" w:semiHidden="1" w:unhideWhenUsed="1"/>
+    <w:lsdException w:name="Table Colorful 1" w:semiHidden="1" w:unhideWhenUsed="1"/>
+    <w:lsdException w:name="Table Colorful 2" w:semiHidden="1" w:unhideWhenUsed="1"/>
+    <w:lsdException w:name="Table Colorful 3" w:semiHidden="1" w:unhideWhenUsed="1"/>
+    <w:lsdException w:name="Table Columns 1" w:semiHidden="1" w:unhideWhenUsed="1"/>
+    <w:lsdException w:name="Table Columns 2" w:semiHidden="1" w:unhideWhenUsed="1"/>
+    <w:lsdException w:name="Table Columns 3" w:semiHidden="1" w:unhideWhenUsed="1"/>
+    <w:lsdException w:name="Table Columns 4" w:semiHidden="1" w:unhideWhenUsed="1"/>
+    <w:lsdException w:name="Table Columns 5" w:semiHidden="1" w:unhideWhenUsed="1"/>
+    <w:lsdException w:name="Table Grid 1" w:semiHidden="1" w:unhideWhenUsed="1"/>
+    <w:lsdException w:name="Table Grid 2" w:semiHidden="1" w:unhideWhenUsed="1"/>
+    <w:lsdException w:name="Table Grid 3" w:semiHidden="1" w:unhideWhenUsed="1"/>
+    <w:lsdException w:name="Table Grid 4" w:semiHidden="1" w:unhideWhenUsed="1"/>
+    <w:lsdException w:name="Table Grid 5" w:semiHidden="1" w:unhideWhenUsed="1"/>
+    <w:lsdException w:name="Table Grid 6" w:semiHidden="1" w:unhideWhenUsed="1"/>
+    <w:lsdException w:name="Table Grid 7" w:semiHidden="1" w:unhideWhenUsed="1"/>
+    <w:lsdException w:name="Table Grid 8" w:semiHidden="1" w:unhideWhenUsed="1"/>
+    <w:lsdException w:name="Table List 1" w:semiHidden="1" w:unhideWhenUsed="1"/>
+    <w:lsdException w:name="Table List 2" w:semiHidden="1" w:unhideWhenUsed="1"/>
+    <w:lsdException w:name="Table List 3" w:semiHidden="1" w:unhideWhenUsed="1"/>
+    <w:lsdException w:name="Table List 4" w:semiHidden="1" w:unhideWhenUsed="1"/>
+    <w:lsdException w:name="Table List 5" w:semiHidden="1" w:unhideWhenUsed="1"/>
+    <w:lsdException w:name="Table List 6" w:semiHidden="1" w:unhideWhenUsed="1"/>
+    <w:lsdException w:name="Table List 7" w:semiHidden="1" w:unhideWhenUsed="1"/>
+    <w:lsdException w:name="Table List 8" w:semiHidden="1" w:unhideWhenUsed="1"/>
+    <w:lsdException w:name="Table 3D effects 1" w:semiHidden="1" w:unhideWhenUsed="1"/>
+    <w:lsdException w:name="Table 3D effects 2" w:semiHidden="1" w:unhideWhenUsed="1"/>
+    <w:lsdException w:name="Table 3D effects 3" w:semiHidden="1" w:unhideWhenUsed="1"/>
+    <w:lsdException w:name="Table Contemporary" w:semiHidden="1" w:unhideWhenUsed="1"/>
+    <w:lsdException w:name="Table Elegant" w:semiHidden="1" w:unhideWhenUsed="1"/>
+    <w:lsdException w:name="Table Professional" w:semiHidden="1" w:unhideWhenUsed="1"/>
+    <w:lsdException w:name="Table Subtle 1" w:semiHidden="1" w:unhideWhenUsed="1"/>
+    <w:lsdException w:name="Table Subtle 2" w:semiHidden="1" w:unhideWhenUsed="1"/>
+    <w:lsdException w:name="Table Web 1" w:semiHidden="1" w:unhideWhenUsed="1"/>
+    <w:lsdException w:name="Table Web 2" w:semiHidden="1" w:unhideWhenUsed="1"/>
+    <w:lsdException w:name="Table Web 3" w:semiHidden="1" w:unhideWhenUsed="1"/>
+    <w:lsdException w:name="Balloon Text" w:semiHidden="1" w:unhideWhenUsed="1"/>
+    <w:lsdException w:name="Table Grid" w:uiPriority="39" w:qFormat="1"/>
+    <w:lsdException w:name="Table Theme" w:semiHidden="1" w:unhideWhenUsed="1"/>
+    <w:lsdException w:name="Placeholder Text" w:semiHidden="1" w:unhideWhenUsed="1"/>
+    <w:lsdException w:name="No Spacing" w:uiPriority="1" w:qFormat="1"/>
+    <w:lsdException w:name="Light Shading" w:uiPriority="60"/>
+    <w:lsdException w:name="Light List" w:uiPriority="61"/>
+    <w:lsdException w:name="Light Grid" w:uiPriority="62"/>
+    <w:lsdException w:name="Medium Shading 1" w:uiPriority="63"/>
+    <w:lsdException w:name="Medium Shading 2" w:uiPriority="64"/>
+    <w:lsdException w:name="Medium List 1" w:uiPriority="65"/>
+    <w:lsdException w:name="Medium List 2" w:uiPriority="66"/>
+    <w:lsdException w:name="Medium Grid 1" w:uiPriority="67"/>
+    <w:lsdException w:name="Medium Grid 2" w:uiPriority="68"/>
+    <w:lsdException w:name="Medium Grid 3" w:uiPriority="69"/>
+    <w:lsdException w:name="Dark List" w:uiPriority="70"/>
+    <w:lsdException w:name="Colorful Shading" w:uiPriority="71"/>
+    <w:lsdException w:name="Colorful List" w:uiPriority="72"/>
+    <w:lsdException w:name="Colorful Grid" w:uiPriority="73"/>
+    <w:lsdException w:name="Light Shading Accent 1" w:uiPriority="60"/>
+    <w:lsdException w:name="Light List Accent 1" w:uiPriority="61"/>
+    <w:lsdException w:name="Light Grid Accent 1" w:uiPriority="62"/>
+    <w:lsdException w:name="Medium Shading 1 Accent 1" w:uiPriority="63"/>
+    <w:lsdException w:name="Medium Shading 2 Accent 1" w:uiPriority="64"/>
+    <w:lsdException w:name="Medium List 1 Accent 1" w:uiPriority="65"/>
+    <w:lsdException w:name="Revision" w:semiHidden="1" w:unhideWhenUsed="1"/>
+    <w:lsdException w:name="List Paragraph" w:semiHidden="1" w:unhideWhenUsed="1"/>
+    <w:lsdException w:name="Quote" w:semiHidden="1" w:unhideWhenUsed="1"/>
+    <w:lsdException w:name="Intense Quote" w:semiHidden="1" w:unhideWhenUsed="1"/>
+    <w:lsdException w:name="Medium List 2 Accent 1" w:uiPriority="66"/>
+    <w:lsdException w:name="Medium Grid 1 Accent 1" w:uiPriority="67"/>
+    <w:lsdException w:name="Medium Grid 2 Accent 1" w:uiPriority="68"/>
+    <w:lsdException w:name="Medium Grid 3 Accent 1" w:uiPriority="69"/>
+    <w:lsdException w:name="Dark List Accent 1" w:uiPriority="70"/>
+    <w:lsdException w:name="Colorful Shading Accent 1" w:uiPriority="71"/>
+    <w:lsdException w:name="Colorful List Accent 1" w:uiPriority="72"/>
+    <w:lsdException w:name="Colorful Grid Accent 1" w:uiPriority="73"/>
+    <w:lsdException w:name="Light Shading Accent 2" w:uiPriority="60"/>
+    <w:lsdException w:name="Light List Accent 2" w:uiPriority="61"/>
+    <w:lsdException w:name="Light Grid Accent 2" w:uiPriority="62"/>
+    <w:lsdException w:name="Medium Shading 1 Accent 2" w:uiPriority="63"/>
+    <w:lsdException w:name="Medium Shading 2 Accent 2" w:uiPriority="64"/>
+    <w:lsdException w:name="Medium List 1 Accent 2" w:uiPriority="65"/>
+    <w:lsdException w:name="Medium List 2 Accent 2" w:uiPriority="66"/>
+    <w:lsdException w:name="Medium Grid 1 Accent 2" w:uiPriority="67"/>
+    <w:lsdException w:name="Medium Grid 2 Accent 2" w:uiPriority="68"/>
+    <w:lsdException w:name="Medium Grid 3 Accent 2" w:uiPriority="69"/>
+    <w:lsdException w:name="Dark List Accent 2" w:uiPriority="70"/>
+    <w:lsdException w:name="Colorful Shading Accent 2" w:uiPriority="71"/>
+    <w:lsdException w:name="Colorful List Accent 2" w:uiPriority="72"/>
+    <w:lsdException w:name="Colorful Grid Accent 2" w:uiPriority="73"/>
+    <w:lsdException w:name="Light Shading Accent 3" w:uiPriority="60"/>
+    <w:lsdException w:name="Light List Accent 3" w:uiPriority="61"/>
+    <w:lsdException w:name="Light Grid Accent 3" w:uiPriority="62"/>
+    <w:lsdException w:name="Medium Shading 1 Accent 3" w:uiPriority="63"/>
+    <w:lsdException w:name="Medium Shading 2 Accent 3" w:uiPriority="64"/>
+    <w:lsdException w:name="Medium List 1 Accent 3" w:uiPriority="65"/>
+    <w:lsdException w:name="Medium List 2 Accent 3" w:uiPriority="66"/>
+    <w:lsdException w:name="Medium Grid 1 Accent 3" w:uiPriority="67"/>
+    <w:lsdException w:name="Medium Grid 2 Accent 3" w:uiPriority="68"/>
+    <w:lsdException w:name="Medium Grid 3 Accent 3" w:uiPriority="69"/>
+    <w:lsdException w:name="Dark List Accent 3" w:uiPriority="70"/>
+    <w:lsdException w:name="Colorful Shading Accent 3" w:uiPriority="71"/>
+    <w:lsdException w:name="Colorful List Accent 3" w:uiPriority="72"/>
+    <w:lsdException w:name="Colorful Grid Accent 3" w:uiPriority="73"/>
+    <w:lsdException w:name="Light Shading Accent 4" w:uiPriority="60"/>
+    <w:lsdException w:name="Light List Accent 4" w:uiPriority="61"/>
+    <w:lsdException w:name="Light Grid Accent 4" w:uiPriority="62"/>
+    <w:lsdException w:name="Medium Shading 1 Accent 4" w:uiPriority="63"/>
+    <w:lsdException w:name="Medium Shading 2 Accent 4" w:uiPriority="64"/>
+    <w:lsdException w:name="Medium List 1 Accent 4" w:uiPriority="65"/>
+    <w:lsdException w:name="Medium List 2 Accent 4" w:uiPriority="66"/>
+    <w:lsdException w:name="Medium Grid 1 Accent 4" w:uiPriority="67"/>
+    <w:lsdException w:name="Medium Grid 2 Accent 4" w:uiPriority="68"/>
+    <w:lsdException w:name="Medium Grid 3 Accent 4" w:uiPriority="69"/>
+    <w:lsdException w:name="Dark List Accent 4" w:uiPriority="70"/>
+    <w:lsdException w:name="Colorful Shading Accent 4" w:uiPriority="71"/>
+    <w:lsdException w:name="Colorful List Accent 4" w:uiPriority="72"/>
+    <w:lsdException w:name="Colorful Grid Accent 4" w:uiPriority="73"/>
+    <w:lsdException w:name="Light Shading Accent 5" w:uiPriority="60"/>
+    <w:lsdException w:name="Light List Accent 5" w:uiPriority="61"/>
+    <w:lsdException w:name="Light Grid Accent 5" w:uiPriority="62"/>
+    <w:lsdException w:name="Medium Shading 1 Accent 5" w:uiPriority="63"/>
+    <w:lsdException w:name="Medium Shading 2 Accent 5" w:uiPriority="64"/>
+    <w:lsdException w:name="Medium List 1 Accent 5" w:uiPriority="65"/>
+    <w:lsdException w:name="Medium List 2 Accent 5" w:uiPriority="66"/>
+    <w:lsdException w:name="Medium Grid 1 Accent 5" w:uiPriority="67"/>
+    <w:lsdException w:name="Medium Grid 2 Accent 5" w:uiPriority="68"/>
+    <w:lsdException w:name="Medium Grid 3 Accent 5" w:uiPriority="69"/>
+    <w:lsdException w:name="Dark List Accent 5" w:uiPriority="70"/>
+    <w:lsdException w:name="Colorful Shading Accent 5" w:uiPriority="71"/>
+    <w:lsdException w:name="Colorful List Accent 5" w:uiPriority="72"/>
+    <w:lsdException w:name="Colorful Grid Accent 5" w:uiPriority="73"/>
+    <w:lsdException w:name="Light Shading Accent 6" w:uiPriority="60"/>
+    <w:lsdException w:name="Light List Accent 6" w:uiPriority="61"/>
+    <w:lsdException w:name="Light Grid Accent 6" w:uiPriority="62"/>
+    <w:lsdException w:name="Medium Shading 1 Accent 6" w:uiPriority="63"/>
+    <w:lsdException w:name="Medium Shading 2 Accent 6" w:uiPriority="64"/>
+    <w:lsdException w:name="Medium List 1 Accent 6" w:uiPriority="65"/>
+    <w:lsdException w:name="Medium List 2 Accent 6" w:uiPriority="66"/>
+    <w:lsdException w:name="Medium Grid 1 Accent 6" w:uiPriority="67"/>
+    <w:lsdException w:name="Medium Grid 2 Accent 6" w:uiPriority="68"/>
+    <w:lsdException w:name="Medium Grid 3 Accent 6" w:uiPriority="69"/>
+    <w:lsdException w:name="Dark List Accent 6" w:uiPriority="70"/>
+    <w:lsdException w:name="Colorful Shading Accent 6" w:uiPriority="71"/>
+    <w:lsdException w:name="Colorful List Accent 6" w:uiPriority="72"/>
+    <w:lsdException w:name="Colorful Grid Accent 6" w:uiPriority="73"/>
+    <w:lsdException w:name="Subtle Emphasis" w:uiPriority="19" w:qFormat="1"/>
+    <w:lsdException w:name="Intense Emphasis" w:uiPriority="21" w:qFormat="1"/>
+    <w:lsdException w:name="Subtle Reference" w:uiPriority="31" w:qFormat="1"/>
+    <w:lsdException w:name="Intense Reference" w:uiPriority="32" w:qFormat="1"/>
+    <w:lsdException w:name="Book Title" w:uiPriority="33" w:qFormat="1"/>
+    <w:lsdException w:name="Bibliography" w:semiHidden="1" w:uiPriority="37" w:unhideWhenUsed="1"/>
+    <w:lsdException w:name="TOC Heading" w:semiHidden="1" w:uiPriority="39" w:unhideWhenUsed="1" w:qFormat="1"/>
+    <w:lsdException w:name="Plain Table 1" w:uiPriority="41"/>
+    <w:lsdException w:name="Plain Table 2" w:uiPriority="42"/>
+    <w:lsdException w:name="Plain Table 3" w:uiPriority="43"/>
+    <w:lsdException w:name="Plain Table 4" w:uiPriority="44"/>
+    <w:lsdException w:name="Plain Table 5" w:uiPriority="45"/>
+    <w:lsdException w:name="Grid Table Light" w:uiPriority="40"/>
+    <w:lsdException w:name="Grid Table 1 Light" w:uiPriority="46"/>
+    <w:lsdException w:name="Grid Table 2" w:uiPriority="47"/>
+    <w:lsdException w:name="Grid Table 3" w:uiPriority="48"/>
+    <w:lsdException w:name="Grid Table 4" w:uiPriority="49"/>
+    <w:lsdException w:name="Grid Table 5 Dark" w:uiPriority="50"/>
+    <w:lsdException w:name="Grid Table 6 Colorful" w:uiPriority="51"/>
+    <w:lsdException w:name="Grid Table 7 Colorful" w:uiPriority="52"/>
+    <w:lsdException w:name="Grid Table 1 Light Accent 1" w:uiPriority="46"/>
+    <w:lsdException w:name="Grid Table 2 Accent 1" w:uiPriority="47"/>
+    <w:lsdException w:name="Grid Table 3 Accent 1" w:uiPriority="48"/>
+    <w:lsdException w:name="Grid Table 4 Accent 1" w:uiPriority="49"/>
+    <w:lsdException w:name="Grid Table 5 Dark Accent 1" w:uiPriority="50"/>
+    <w:lsdException w:name="Grid Table 6 Colorful Accent 1" w:uiPriority="51"/>
+    <w:lsdException w:name="Grid Table 7 Colorful Accent 1" w:uiPriority="52"/>
+    <w:lsdException w:name="Grid Table 1 Light Accent 2" w:uiPriority="46"/>
+    <w:lsdException w:name="Grid Table 2 Accent 2" w:uiPriority="47"/>
+    <w:lsdException w:name="Grid Table 3 Accent 2" w:uiPriority="48"/>
+    <w:lsdException w:name="Grid Table 4 Accent 2" w:uiPriority="49"/>
+    <w:lsdException w:name="Grid Table 5 Dark Accent 2" w:uiPriority="50"/>
+    <w:lsdException w:name="Grid Table 6 Colorful Accent 2" w:uiPriority="51"/>
+    <w:lsdException w:name="Grid Table 7 Colorful Accent 2" w:uiPriority="52"/>
+    <w:lsdException w:name="Grid Table 1 Light Accent 3" w:uiPriority="46"/>
+    <w:lsdException w:name="Grid Table 2 Accent 3" w:uiPriority="47"/>
+    <w:lsdException w:name="Grid Table 3 Accent 3" w:uiPriority="48"/>
+    <w:lsdException w:name="Grid Table 4 Accent 3" w:uiPriority="49"/>
+    <w:lsdException w:name="Grid Table 5 Dark Accent 3" w:uiPriority="50"/>
+    <w:lsdException w:name="Grid Table 6 Colorful Accent 3" w:uiPriority="51"/>
+    <w:lsdException w:name="Grid Table 7 Colorful Accent 3" w:uiPriority="52"/>
+    <w:lsdException w:name="Grid Table 1 Light Accent 4" w:uiPriority="46"/>
+    <w:lsdException w:name="Grid Table 2 Accent 4" w:uiPriority="47"/>
+    <w:lsdException w:name="Grid Table 3 Accent 4" w:uiPriority="48"/>
+    <w:lsdException w:name="Grid Table 4 Accent 4" w:uiPriority="49"/>
+    <w:lsdException w:name="Grid Table 5 Dark Accent 4" w:uiPriority="50"/>
+    <w:lsdException w:name="Grid Table 6 Colorful Accent 4" w:uiPriority="51"/>
+    <w:lsdException w:name="Grid Table 7 Colorful Accent 4" w:uiPriority="52"/>
+    <w:lsdException w:name="Grid Table 1 Light Accent 5" w:uiPriority="46"/>
+    <w:lsdException w:name="Grid Table 2 Accent 5" w:uiPriority="47"/>
+    <w:lsdException w:name="Grid Table 3 Accent 5" w:uiPriority="48"/>
+    <w:lsdException w:name="Grid Table 4 Accent 5" w:uiPriority="49"/>
+    <w:lsdException w:name="Grid Table 5 Dark Accent 5" w:uiPriority="50"/>
+    <w:lsdException w:name="Grid Table 6 Colorful Accent 5" w:uiPriority="51"/>
+    <w:lsdException w:name="Grid Table 7 Colorful Accent 5" w:uiPriority="52"/>
+    <w:lsdException w:name="Grid Table 1 Light Accent 6" w:uiPriority="46"/>
+    <w:lsdException w:name="Grid Table 2 Accent 6" w:uiPriority="47"/>
+    <w:lsdException w:name="Grid Table 3 Accent 6" w:uiPriority="48"/>
+    <w:lsdException w:name="Grid Table 4 Accent 6" w:uiPriority="49"/>
+    <w:lsdException w:name="Grid Table 5 Dark Accent 6" w:uiPriority="50"/>
+    <w:lsdException w:name="Grid Table 6 Colorful Accent 6" w:uiPriority="51"/>
+    <w:lsdException w:name="Grid Table 7 Colorful Accent 6" w:uiPriority="52"/>
+    <w:lsdException w:name="List Table 1 Light" w:uiPriority="46"/>
+    <w:lsdException w:name="List Table 2" w:uiPriority="47"/>
+    <w:lsdException w:name="List Table 3" w:uiPriority="48"/>
+    <w:lsdException w:name="List Table 4" w:uiPriority="49"/>
+    <w:lsdException w:name="List Table 5 Dark" w:uiPriority="50"/>
+    <w:lsdException w:name="List Table 6 Colorful" w:uiPriority="51"/>
+    <w:lsdException w:name="List Table 7 Colorful" w:uiPriority="52"/>
+    <w:lsdException w:name="List Table 1 Light Accent 1" w:uiPriority="46"/>
+    <w:lsdException w:name="List Table 2 Accent 1" w:uiPriority="47"/>
+    <w:lsdException w:name="List Table 3 Accent 1" w:uiPriority="48"/>
+    <w:lsdException w:name="List Table 4 Accent 1" w:uiPriority="49"/>
+    <w:lsdException w:name="List Table 5 Dark Accent 1" w:uiPriority="50"/>
+    <w:lsdException w:name="List Table 6 Colorful Accent 1" w:uiPriority="51"/>
+    <w:lsdException w:name="List Table 7 Colorful Accent 1" w:uiPriority="52"/>
+    <w:lsdException w:name="List Table 1 Light Accent 2" w:uiPriority="46"/>
+    <w:lsdException w:name="List Table 2 Accent 2" w:uiPriority="47"/>
+    <w:lsdException w:name="List Table 3 Accent 2" w:uiPriority="48"/>
+    <w:lsdException w:name="List Table 4 Accent 2" w:uiPriority="49"/>
+    <w:lsdException w:name="List Table 5 Dark Accent 2" w:uiPriority="50"/>
+    <w:lsdException w:name="List Table 6 Colorful Accent 2" w:uiPriority="51"/>
+    <w:lsdException w:name="List Table 7 Colorful Accent 2" w:uiPriority="52"/>
+    <w:lsdException w:name="List Table 1 Light Accent 3" w:uiPriority="46"/>
+    <w:lsdException w:name="List Table 2 Accent 3" w:uiPriority="47"/>
+    <w:lsdException w:name="List Table 3 Accent 3" w:uiPriority="48"/>
+    <w:lsdException w:name="List Table 4 Accent 3" w:uiPriority="49"/>
+    <w:lsdException w:name="List Table 5 Dark Accent 3" w:uiPriority="50"/>
+    <w:lsdException w:name="List Table 6 Colorful Accent 3" w:uiPriority="51"/>
+    <w:lsdException w:name="List Table 7 Colorful Accent 3" w:uiPriority="52"/>
+    <w:lsdException w:name="List Table 1 Light Accent 4" w:uiPriority="46"/>
+    <w:lsdException w:name="List Table 2 Accent 4" w:uiPriority="47"/>
+    <w:lsdException w:name="List Table 3 Accent 4" w:uiPriority="48"/>
+    <w:lsdException w:name="List Table 4 Accent 4" w:uiPriority="49"/>
+    <w:lsdException w:name="List Table 5 Dark Accent 4" w:uiPriority="50"/>
+    <w:lsdException w:name="List Table 6 Colorful Accent 4" w:uiPriority="51"/>
+    <w:lsdException w:name="List Table 7 Colorful Accent 4" w:uiPriority="52"/>
+    <w:lsdException w:name="List Table 1 Light Accent 5" w:uiPriority="46"/>
+    <w:lsdException w:name="List Table 2 Accent 5" w:uiPriority="47"/>
+    <w:lsdException w:name="List Table 3 Accent 5" w:uiPriority="48"/>
+    <w:lsdException w:name="List Table 4 Accent 5" w:uiPriority="49"/>
+    <w:lsdException w:name="List Table 5 Dark Accent 5" w:uiPriority="50"/>
+    <w:lsdException w:name="List Table 6 Colorful Accent 5" w:uiPriority="51"/>
+    <w:lsdException w:name="List Table 7 Colorful Accent 5" w:uiPriority="52"/>
+    <w:lsdException w:name="List Table 1 Light Accent 6" w:uiPriority="46"/>
+    <w:lsdException w:name="List Table 2 Accent 6" w:uiPriority="47"/>
+    <w:lsdException w:name="List Table 3 Accent 6" w:uiPriority="48"/>
+    <w:lsdException w:name="List Table 4 Accent 6" w:uiPriority="49"/>
+    <w:lsdException w:name="List Table 5 Dark Accent 6" w:uiPriority="50"/>
+    <w:lsdException w:name="List Table 6 Colorful Accent 6" w:uiPriority="51"/>
+    <w:lsdException w:name="List Table 7 Colorful Accent 6" w:uiPriority="52"/>
+    <w:lsdException w:name="Mention" w:semiHidden="1" w:unhideWhenUsed="1"/>
+    <w:lsdException w:name="Smart Hyperlink" w:semiHidden="1" w:unhideWhenUsed="1"/>
+    <w:lsdException w:name="Hashtag" w:semiHidden="1" w:unhideWhenUsed="1"/>
+    <w:lsdException w:name="Unresolved Mention" w:semiHidden="1" w:unhideWhenUsed="1"/>
+    <w:lsdException w:name="Smart Link" w:semiHidden="1" w:unhideWhenUsed="1"/>
   </w:latentStyles>
-  <w:style w:type="paragraph" w:default="1" w:styleId="1">
+  <w:style w:type="paragraph" w:default="1" w:styleId="a">
     <w:name w:val="Normal"/>
     <w:qFormat/>
-    <w:uiPriority w:val="0"/>
     <w:pPr>
       <w:widowControl w:val="0"/>
       <w:spacing w:line="360" w:lineRule="auto"/>
-      <w:ind w:firstLine="200" w:firstLineChars="200"/>
+      <w:ind w:firstLineChars="200" w:firstLine="200"/>
       <w:jc w:val="both"/>
     </w:pPr>
     <w:rPr>
-      <w:rFonts w:eastAsia="宋体" w:asciiTheme="minorHAnsi" w:hAnsiTheme="minorHAnsi" w:cstheme="minorBidi"/>
+      <w:rFonts w:eastAsia="宋体"/>
       <w:kern w:val="2"/>
       <w:sz w:val="24"/>
       <w:szCs w:val="22"/>
-      <w:lang w:val="en-US" w:eastAsia="zh-CN" w:bidi="ar-SA"/>
     </w:rPr>
   </w:style>
-  <w:style w:type="paragraph" w:styleId="2">
+  <w:style w:type="paragraph" w:styleId="1">
     <w:name w:val="heading 1"/>
-    <w:basedOn w:val="1"/>
-    <w:next w:val="1"/>
+    <w:basedOn w:val="a"/>
+    <w:next w:val="a"/>
     <w:link w:val="10"/>
+    <w:uiPriority w:val="9"/>
     <w:qFormat/>
-    <w:uiPriority w:val="9"/>
     <w:pPr>
       <w:keepNext/>
       <w:keepLines/>
       <w:spacing w:before="340" w:after="330" w:line="578" w:lineRule="auto"/>
-      <w:ind w:firstLine="0" w:firstLineChars="0"/>
+      <w:ind w:firstLineChars="0" w:firstLine="0"/>
       <w:jc w:val="center"/>
       <w:outlineLvl w:val="0"/>
     </w:pPr>
@@ -6236,19 +7187,19 @@
       <w:szCs w:val="44"/>
     </w:rPr>
   </w:style>
-  <w:style w:type="paragraph" w:styleId="3">
+  <w:style w:type="paragraph" w:styleId="2">
     <w:name w:val="heading 2"/>
-    <w:basedOn w:val="1"/>
-    <w:next w:val="1"/>
-    <w:link w:val="8"/>
+    <w:basedOn w:val="a"/>
+    <w:next w:val="a"/>
+    <w:link w:val="20"/>
+    <w:uiPriority w:val="9"/>
     <w:unhideWhenUsed/>
     <w:qFormat/>
-    <w:uiPriority w:val="9"/>
     <w:pPr>
       <w:keepNext/>
       <w:keepLines/>
       <w:spacing w:before="260" w:after="260"/>
-      <w:ind w:firstLine="0" w:firstLineChars="0"/>
+      <w:ind w:firstLineChars="0" w:firstLine="0"/>
       <w:outlineLvl w:val="1"/>
     </w:pPr>
     <w:rPr>
@@ -6261,19 +7212,19 @@
       <w:szCs w:val="32"/>
     </w:rPr>
   </w:style>
-  <w:style w:type="paragraph" w:styleId="4">
+  <w:style w:type="paragraph" w:styleId="3">
     <w:name w:val="heading 3"/>
-    <w:basedOn w:val="1"/>
-    <w:next w:val="1"/>
-    <w:link w:val="11"/>
+    <w:basedOn w:val="a"/>
+    <w:next w:val="a"/>
+    <w:link w:val="30"/>
+    <w:uiPriority w:val="9"/>
     <w:unhideWhenUsed/>
     <w:qFormat/>
-    <w:uiPriority w:val="9"/>
     <w:pPr>
       <w:keepNext/>
       <w:keepLines/>
       <w:spacing w:before="260" w:after="260" w:line="415" w:lineRule="auto"/>
-      <w:ind w:firstLine="0" w:firstLineChars="0"/>
+      <w:ind w:firstLineChars="0" w:firstLine="0"/>
       <w:outlineLvl w:val="2"/>
     </w:pPr>
     <w:rPr>
@@ -6282,20 +7233,19 @@
       <w:szCs w:val="32"/>
     </w:rPr>
   </w:style>
-  <w:style w:type="character" w:default="1" w:styleId="7">
+  <w:style w:type="character" w:default="1" w:styleId="a0">
     <w:name w:val="Default Paragraph Font"/>
+    <w:uiPriority w:val="1"/>
     <w:semiHidden/>
     <w:unhideWhenUsed/>
-    <w:qFormat/>
-    <w:uiPriority w:val="1"/>
   </w:style>
-  <w:style w:type="table" w:default="1" w:styleId="5">
+  <w:style w:type="table" w:default="1" w:styleId="a1">
     <w:name w:val="Normal Table"/>
+    <w:uiPriority w:val="99"/>
     <w:semiHidden/>
     <w:unhideWhenUsed/>
-    <w:qFormat/>
-    <w:uiPriority w:val="99"/>
     <w:tblPr>
+      <w:tblInd w:w="0" w:type="dxa"/>
       <w:tblCellMar>
         <w:top w:w="0" w:type="dxa"/>
         <w:left w:w="108" w:type="dxa"/>
@@ -6304,30 +7254,36 @@
       </w:tblCellMar>
     </w:tblPr>
   </w:style>
-  <w:style w:type="table" w:styleId="6">
+  <w:style w:type="numbering" w:default="1" w:styleId="a2">
+    <w:name w:val="No List"/>
+    <w:uiPriority w:val="99"/>
+    <w:semiHidden/>
+    <w:unhideWhenUsed/>
+  </w:style>
+  <w:style w:type="table" w:styleId="a3">
     <w:name w:val="Table Grid"/>
-    <w:basedOn w:val="5"/>
+    <w:basedOn w:val="a1"/>
+    <w:uiPriority w:val="39"/>
     <w:qFormat/>
-    <w:uiPriority w:val="39"/>
     <w:tblPr>
       <w:tblBorders>
-        <w:top w:val="single" w:color="auto" w:sz="4" w:space="0"/>
-        <w:left w:val="single" w:color="auto" w:sz="4" w:space="0"/>
-        <w:bottom w:val="single" w:color="auto" w:sz="4" w:space="0"/>
-        <w:right w:val="single" w:color="auto" w:sz="4" w:space="0"/>
-        <w:insideH w:val="single" w:color="auto" w:sz="4" w:space="0"/>
-        <w:insideV w:val="single" w:color="auto" w:sz="4" w:space="0"/>
+        <w:top w:val="single" w:sz="4" w:space="0" w:color="auto"/>
+        <w:left w:val="single" w:sz="4" w:space="0" w:color="auto"/>
+        <w:bottom w:val="single" w:sz="4" w:space="0" w:color="auto"/>
+        <w:right w:val="single" w:sz="4" w:space="0" w:color="auto"/>
+        <w:insideH w:val="single" w:sz="4" w:space="0" w:color="auto"/>
+        <w:insideV w:val="single" w:sz="4" w:space="0" w:color="auto"/>
       </w:tblBorders>
     </w:tblPr>
   </w:style>
-  <w:style w:type="character" w:customStyle="1" w:styleId="8">
+  <w:style w:type="character" w:customStyle="1" w:styleId="20">
     <w:name w:val="标题 2 字符"/>
-    <w:basedOn w:val="7"/>
-    <w:link w:val="3"/>
+    <w:basedOn w:val="a0"/>
+    <w:link w:val="2"/>
+    <w:uiPriority w:val="9"/>
     <w:qFormat/>
-    <w:uiPriority w:val="9"/>
     <w:rPr>
-      <w:rFonts w:ascii="Times New Roman" w:hAnsi="Times New Roman" w:eastAsia="宋体" w:cs="宋体"/>
+      <w:rFonts w:ascii="Times New Roman" w:eastAsia="宋体" w:hAnsi="Times New Roman" w:cs="宋体"/>
       <w:b/>
       <w:bCs/>
       <w:snapToGrid w:val="0"/>
@@ -6336,30 +7292,29 @@
       <w:szCs w:val="32"/>
     </w:rPr>
   </w:style>
-  <w:style w:type="paragraph" w:styleId="9">
+  <w:style w:type="paragraph" w:styleId="a4">
     <w:name w:val="No Spacing"/>
+    <w:uiPriority w:val="1"/>
     <w:qFormat/>
-    <w:uiPriority w:val="1"/>
     <w:pPr>
       <w:widowControl w:val="0"/>
       <w:spacing w:line="360" w:lineRule="auto"/>
-      <w:ind w:firstLine="200" w:firstLineChars="200"/>
+      <w:ind w:firstLineChars="200" w:firstLine="200"/>
       <w:jc w:val="both"/>
     </w:pPr>
     <w:rPr>
-      <w:rFonts w:ascii="Times New Roman" w:hAnsi="Times New Roman" w:eastAsia="宋体" w:cs="宋体"/>
+      <w:rFonts w:ascii="Times New Roman" w:eastAsia="宋体" w:hAnsi="Times New Roman" w:cs="宋体"/>
       <w:kern w:val="2"/>
       <w:sz w:val="24"/>
       <w:szCs w:val="22"/>
-      <w:lang w:val="en-US" w:eastAsia="zh-CN" w:bidi="ar-SA"/>
     </w:rPr>
   </w:style>
   <w:style w:type="character" w:customStyle="1" w:styleId="10">
     <w:name w:val="标题 1 字符"/>
-    <w:basedOn w:val="7"/>
-    <w:link w:val="2"/>
+    <w:basedOn w:val="a0"/>
+    <w:link w:val="1"/>
+    <w:uiPriority w:val="9"/>
     <w:qFormat/>
-    <w:uiPriority w:val="9"/>
     <w:rPr>
       <w:rFonts w:eastAsia="宋体"/>
       <w:b/>
@@ -6369,12 +7324,12 @@
       <w:szCs w:val="44"/>
     </w:rPr>
   </w:style>
-  <w:style w:type="character" w:customStyle="1" w:styleId="11">
+  <w:style w:type="character" w:customStyle="1" w:styleId="30">
     <w:name w:val="标题 3 字符"/>
-    <w:basedOn w:val="7"/>
-    <w:link w:val="4"/>
+    <w:basedOn w:val="a0"/>
+    <w:link w:val="3"/>
+    <w:uiPriority w:val="9"/>
     <w:qFormat/>
-    <w:uiPriority w:val="9"/>
     <w:rPr>
       <w:rFonts w:eastAsia="宋体"/>
       <w:b/>
@@ -6383,25 +7338,91 @@
       <w:szCs w:val="32"/>
     </w:rPr>
   </w:style>
-  <w:style w:type="paragraph" w:customStyle="1" w:styleId="12">
+  <w:style w:type="paragraph" w:customStyle="1" w:styleId="a5">
     <w:name w:val="表格"/>
-    <w:basedOn w:val="1"/>
-    <w:link w:val="13"/>
+    <w:basedOn w:val="a"/>
+    <w:link w:val="a6"/>
     <w:qFormat/>
-    <w:uiPriority w:val="0"/>
     <w:pPr>
-      <w:ind w:firstLine="0" w:firstLineChars="0"/>
+      <w:ind w:firstLineChars="0" w:firstLine="0"/>
     </w:pPr>
   </w:style>
-  <w:style w:type="character" w:customStyle="1" w:styleId="13">
+  <w:style w:type="character" w:customStyle="1" w:styleId="a6">
     <w:name w:val="表格 字符"/>
-    <w:basedOn w:val="7"/>
-    <w:link w:val="12"/>
+    <w:basedOn w:val="a0"/>
+    <w:link w:val="a5"/>
     <w:qFormat/>
-    <w:uiPriority w:val="0"/>
     <w:rPr>
       <w:rFonts w:eastAsia="宋体"/>
       <w:sz w:val="24"/>
+    </w:rPr>
+  </w:style>
+  <w:style w:type="paragraph" w:styleId="a7">
+    <w:name w:val="header"/>
+    <w:basedOn w:val="a"/>
+    <w:link w:val="a8"/>
+    <w:uiPriority w:val="99"/>
+    <w:unhideWhenUsed/>
+    <w:rsid w:val="00B85577"/>
+    <w:pPr>
+      <w:tabs>
+        <w:tab w:val="center" w:pos="4153"/>
+        <w:tab w:val="right" w:pos="8306"/>
+      </w:tabs>
+      <w:snapToGrid w:val="0"/>
+      <w:spacing w:line="240" w:lineRule="auto"/>
+      <w:jc w:val="center"/>
+    </w:pPr>
+    <w:rPr>
+      <w:sz w:val="18"/>
+      <w:szCs w:val="18"/>
+    </w:rPr>
+  </w:style>
+  <w:style w:type="character" w:customStyle="1" w:styleId="a8">
+    <w:name w:val="页眉 字符"/>
+    <w:basedOn w:val="a0"/>
+    <w:link w:val="a7"/>
+    <w:uiPriority w:val="99"/>
+    <w:rsid w:val="00B85577"/>
+    <w:rPr>
+      <w:rFonts w:eastAsia="宋体"/>
+      <w:kern w:val="2"/>
+      <w:sz w:val="18"/>
+      <w:szCs w:val="18"/>
+    </w:rPr>
+  </w:style>
+  <w:style w:type="paragraph" w:styleId="a9">
+    <w:name w:val="footer"/>
+    <w:basedOn w:val="a"/>
+    <w:link w:val="aa"/>
+    <w:uiPriority w:val="99"/>
+    <w:unhideWhenUsed/>
+    <w:rsid w:val="00B85577"/>
+    <w:pPr>
+      <w:tabs>
+        <w:tab w:val="center" w:pos="4153"/>
+        <w:tab w:val="right" w:pos="8306"/>
+      </w:tabs>
+      <w:snapToGrid w:val="0"/>
+      <w:spacing w:line="240" w:lineRule="auto"/>
+      <w:jc w:val="left"/>
+    </w:pPr>
+    <w:rPr>
+      <w:sz w:val="18"/>
+      <w:szCs w:val="18"/>
+    </w:rPr>
+  </w:style>
+  <w:style w:type="character" w:customStyle="1" w:styleId="aa">
+    <w:name w:val="页脚 字符"/>
+    <w:basedOn w:val="a0"/>
+    <w:link w:val="a9"/>
+    <w:uiPriority w:val="99"/>
+    <w:rsid w:val="00B85577"/>
+    <w:rPr>
+      <w:rFonts w:eastAsia="宋体"/>
+      <w:kern w:val="2"/>
+      <w:sz w:val="18"/>
+      <w:szCs w:val="18"/>
     </w:rPr>
   </w:style>
 </w:styles>
@@ -6659,5 +7680,6 @@
     </a:fmtScheme>
   </a:themeElements>
   <a:objectDefaults/>
+  <a:extraClrSchemeLst/>
 </a:theme>
 </file>